--- a/products-storage/01-zakrytie-rabot/16-iskovoe-zayavlenie-o-vzyskanii.docx
+++ b/products-storage/01-zakrytie-rabot/16-iskovoe-zayavlenie-o-vzyskanii.docx
@@ -99,7 +99,7 @@
                 <w:sz w:val="24"/>
                 <w:szCs w:val="24"/>
               </w:rPr>
-              <w:t xml:space="preserve">Шаблон не вычитан юристом. Если заказчик оспаривает объёмы или качество, заявляет зачёт, если акты подписаны неуполномоченным лицом или в картотеке арбитражных дел появилось дело о банкротстве должника — типовой текст создаёт ложную уверенность. В этих случаях обращайтесь к юристу до отправки.</w:t>
+              <w:t xml:space="preserve">Шаблон не заменяет консультацию по конкретной ситуации: выводы зависят от условий вашего договора, состава подписанных документов и обстоятельств спора, и приоритет всегда у договора. Если заказчик оспаривает объёмы или качество, заявляет зачёт, если акты подписаны неуполномоченным лицом или в картотеке арбитражных дел появилось дело о банкротстве должника — типовой текст создаёт ложную уверенность. В этих случаях обращайтесь к юристу до отправки.</w:t>
             </w:r>
           </w:p>
           <w:p>

--- a/products-storage/01-zakrytie-rabot/16-iskovoe-zayavlenie-o-vzyskanii.docx
+++ b/products-storage/01-zakrytie-rabot/16-iskovoe-zayavlenie-o-vzyskanii.docx
@@ -203,7 +203,7 @@
           <w:sz w:val="24"/>
           <w:szCs w:val="24"/>
         </w:rPr>
-        <w:t xml:space="preserve">Спор подведомствен арбитражному суду: экономический спор между юрлицами или ИП (ст. 27, 28 АПК РФ).</w:t>
+        <w:t xml:space="preserve">Спор относится к компетенции арбитражного суда: экономический спор между юрлицами или ИП (ст. 27, 28 АПК РФ).</w:t>
       </w:r>
     </w:p>
     <w:p>
@@ -1485,6 +1485,171 @@
           <w:szCs w:val="24"/>
         </w:rPr>
         <w:t xml:space="preserve"> Договора (ст. 37 АПК РФ).</w:t>
+      </w:r>
+    </w:p>
+    <w:p>
+      <w:pPr>
+        <w:spacing w:after="140" w:line="276"/>
+      </w:pPr>
+      <w:r>
+        <w:rPr>
+          <w:rFonts w:ascii="Times New Roman" w:cs="Times New Roman" w:eastAsia="Times New Roman" w:hAnsi="Times New Roman"/>
+          <w:sz w:val="24"/>
+          <w:szCs w:val="24"/>
+        </w:rPr>
+        <w:t xml:space="preserve">Досудебный порядок соблюдён: претензия направлена </w:t>
+      </w:r>
+      <w:r>
+        <w:rPr>
+          <w:rFonts w:ascii="Times New Roman" w:cs="Times New Roman" w:eastAsia="Times New Roman" w:hAnsi="Times New Roman"/>
+          <w:b/>
+          <w:bCs/>
+          <w:i w:val="false"/>
+          <w:iCs w:val="false"/>
+          <w:color w:val="000000"/>
+          <w:sz w:val="24"/>
+          <w:szCs w:val="24"/>
+        </w:rPr>
+        <w:t xml:space="preserve">{{ДАТА_ОТПРАВКИ_ПРЕТЕНЗИИ}}</w:t>
+      </w:r>
+      <w:r>
+        <w:rPr>
+          <w:rFonts w:ascii="Times New Roman" w:cs="Times New Roman" w:eastAsia="Times New Roman" w:hAnsi="Times New Roman"/>
+          <w:sz w:val="24"/>
+          <w:szCs w:val="24"/>
+        </w:rPr>
+        <w:t xml:space="preserve">, срок ответа истёк, требование не удовлетворено.</w:t>
+      </w:r>
+    </w:p>
+    <w:p>
+      <w:pPr>
+        <w:spacing w:after="140" w:line="276"/>
+      </w:pPr>
+      <w:r>
+        <w:rPr>
+          <w:rFonts w:ascii="Times New Roman" w:cs="Times New Roman" w:eastAsia="Times New Roman" w:hAnsi="Times New Roman"/>
+          <w:sz w:val="24"/>
+          <w:szCs w:val="24"/>
+        </w:rPr>
+        <w:t xml:space="preserve">Действия, направленные на примирение: </w:t>
+      </w:r>
+      <w:r>
+        <w:rPr>
+          <w:rFonts w:ascii="Times New Roman" w:cs="Times New Roman" w:eastAsia="Times New Roman" w:hAnsi="Times New Roman"/>
+          <w:b w:val="false"/>
+          <w:bCs w:val="false"/>
+          <w:i/>
+          <w:iCs/>
+          <w:color w:val="595959"/>
+          <w:sz w:val="24"/>
+          <w:szCs w:val="24"/>
+        </w:rPr>
+        <w:t xml:space="preserve">[вариант 1]</w:t>
+      </w:r>
+      <w:r>
+        <w:rPr>
+          <w:rFonts w:ascii="Times New Roman" w:cs="Times New Roman" w:eastAsia="Times New Roman" w:hAnsi="Times New Roman"/>
+          <w:sz w:val="24"/>
+          <w:szCs w:val="24"/>
+        </w:rPr>
+        <w:t xml:space="preserve"> сторонами предпринимались — </w:t>
+      </w:r>
+      <w:r>
+        <w:rPr>
+          <w:rFonts w:ascii="Times New Roman" w:cs="Times New Roman" w:eastAsia="Times New Roman" w:hAnsi="Times New Roman"/>
+          <w:b w:val="false"/>
+          <w:bCs w:val="false"/>
+          <w:i/>
+          <w:iCs/>
+          <w:color w:val="595959"/>
+          <w:sz w:val="24"/>
+          <w:szCs w:val="24"/>
+        </w:rPr>
+        <w:t xml:space="preserve">[указать какие и когда]</w:t>
+      </w:r>
+      <w:r>
+        <w:rPr>
+          <w:rFonts w:ascii="Times New Roman" w:cs="Times New Roman" w:eastAsia="Times New Roman" w:hAnsi="Times New Roman"/>
+          <w:sz w:val="24"/>
+          <w:szCs w:val="24"/>
+        </w:rPr>
+        <w:t xml:space="preserve">; </w:t>
+      </w:r>
+      <w:r>
+        <w:rPr>
+          <w:rFonts w:ascii="Times New Roman" w:cs="Times New Roman" w:eastAsia="Times New Roman" w:hAnsi="Times New Roman"/>
+          <w:b w:val="false"/>
+          <w:bCs w:val="false"/>
+          <w:i/>
+          <w:iCs/>
+          <w:color w:val="595959"/>
+          <w:sz w:val="24"/>
+          <w:szCs w:val="24"/>
+        </w:rPr>
+        <w:t xml:space="preserve">[вариант 2]</w:t>
+      </w:r>
+      <w:r>
+        <w:rPr>
+          <w:rFonts w:ascii="Times New Roman" w:cs="Times New Roman" w:eastAsia="Times New Roman" w:hAnsi="Times New Roman"/>
+          <w:sz w:val="24"/>
+          <w:szCs w:val="24"/>
+        </w:rPr>
+        <w:t xml:space="preserve"> сторонами не предпринимались. (Сведение обязательно по ст. 125 АПК РФ; без него заявление оставят без движения по ст. 128 АПК РФ. Оставьте один вариант.)</w:t>
+      </w:r>
+    </w:p>
+    <w:p>
+      <w:pPr>
+        <w:spacing w:after="140" w:line="276"/>
+      </w:pPr>
+      <w:r>
+        <w:rPr>
+          <w:rFonts w:ascii="Times New Roman" w:cs="Times New Roman" w:eastAsia="Times New Roman" w:hAnsi="Times New Roman"/>
+          <w:sz w:val="24"/>
+          <w:szCs w:val="24"/>
+        </w:rPr>
+        <w:t xml:space="preserve">Меры по обеспечению имущественных интересов до предъявления иска: </w:t>
+      </w:r>
+      <w:r>
+        <w:rPr>
+          <w:rFonts w:ascii="Times New Roman" w:cs="Times New Roman" w:eastAsia="Times New Roman" w:hAnsi="Times New Roman"/>
+          <w:b w:val="false"/>
+          <w:bCs w:val="false"/>
+          <w:i/>
+          <w:iCs/>
+          <w:color w:val="595959"/>
+          <w:sz w:val="24"/>
+          <w:szCs w:val="24"/>
+        </w:rPr>
+        <w:t xml:space="preserve">[вариант 1]</w:t>
+      </w:r>
+      <w:r>
+        <w:rPr>
+          <w:rFonts w:ascii="Times New Roman" w:cs="Times New Roman" w:eastAsia="Times New Roman" w:hAnsi="Times New Roman"/>
+          <w:sz w:val="24"/>
+          <w:szCs w:val="24"/>
+        </w:rPr>
+        <w:t xml:space="preserve"> принимались — определение суда прилагается; </w:t>
+      </w:r>
+      <w:r>
+        <w:rPr>
+          <w:rFonts w:ascii="Times New Roman" w:cs="Times New Roman" w:eastAsia="Times New Roman" w:hAnsi="Times New Roman"/>
+          <w:b w:val="false"/>
+          <w:bCs w:val="false"/>
+          <w:i/>
+          <w:iCs/>
+          <w:color w:val="595959"/>
+          <w:sz w:val="24"/>
+          <w:szCs w:val="24"/>
+        </w:rPr>
+        <w:t xml:space="preserve">[вариант 2]</w:t>
+      </w:r>
+      <w:r>
+        <w:rPr>
+          <w:rFonts w:ascii="Times New Roman" w:cs="Times New Roman" w:eastAsia="Times New Roman" w:hAnsi="Times New Roman"/>
+          <w:sz w:val="24"/>
+          <w:szCs w:val="24"/>
+        </w:rPr>
+        <w:t xml:space="preserve"> не принимались. (Оставьте один вариант.)</w:t>
       </w:r>
     </w:p>
     <w:p>

--- a/products-storage/01-zakrytie-rabot/16-iskovoe-zayavlenie-o-vzyskanii.docx
+++ b/products-storage/01-zakrytie-rabot/16-iskovoe-zayavlenie-o-vzyskanii.docx
@@ -1494,31 +1494,12 @@
       <w:r>
         <w:rPr>
           <w:rFonts w:ascii="Times New Roman" w:cs="Times New Roman" w:eastAsia="Times New Roman" w:hAnsi="Times New Roman"/>
-          <w:sz w:val="24"/>
-          <w:szCs w:val="24"/>
-        </w:rPr>
-        <w:t xml:space="preserve">Досудебный порядок соблюдён: претензия направлена </w:t>
-      </w:r>
-      <w:r>
-        <w:rPr>
-          <w:rFonts w:ascii="Times New Roman" w:cs="Times New Roman" w:eastAsia="Times New Roman" w:hAnsi="Times New Roman"/>
-          <w:b/>
-          <w:bCs/>
-          <w:i w:val="false"/>
-          <w:iCs w:val="false"/>
-          <w:color w:val="000000"/>
-          <w:sz w:val="24"/>
-          <w:szCs w:val="24"/>
-        </w:rPr>
-        <w:t xml:space="preserve">{{ДАТА_ОТПРАВКИ_ПРЕТЕНЗИИ}}</w:t>
-      </w:r>
-      <w:r>
-        <w:rPr>
-          <w:rFonts w:ascii="Times New Roman" w:cs="Times New Roman" w:eastAsia="Times New Roman" w:hAnsi="Times New Roman"/>
-          <w:sz w:val="24"/>
-          <w:szCs w:val="24"/>
-        </w:rPr>
-        <w:t xml:space="preserve">, срок ответа истёк, требование не удовлетворено.</w:t>
+          <w:b/>
+          <w:bCs/>
+          <w:sz w:val="24"/>
+          <w:szCs w:val="24"/>
+        </w:rPr>
+        <w:t xml:space="preserve">5. Примирение и обеспечительные меры.</w:t>
       </w:r>
     </w:p>
     <w:p>
@@ -1594,7 +1575,7 @@
           <w:sz w:val="24"/>
           <w:szCs w:val="24"/>
         </w:rPr>
-        <w:t xml:space="preserve"> сторонами не предпринимались. (Сведение обязательно по ст. 125 АПК РФ; без него заявление оставят без движения по ст. 128 АПК РФ. Оставьте один вариант.)</w:t>
+        <w:t xml:space="preserve"> сторонами не предпринимались. (По п. 8.1 ч. 2 ст. 125 АПК РФ сведения указываются, если такие действия предпринимались; вариант 2 оставляют, чтобы у суда не осталось вопроса. Оставьте один вариант.)</w:t>
       </w:r>
     </w:p>
     <w:p>
@@ -1649,7 +1630,7 @@
           <w:sz w:val="24"/>
           <w:szCs w:val="24"/>
         </w:rPr>
-        <w:t xml:space="preserve"> не принимались. (Оставьте один вариант.)</w:t>
+        <w:t xml:space="preserve"> не принимались (п. 9 ч. 2 ст. 125 АПК РФ). Оставьте один вариант.</w:t>
       </w:r>
     </w:p>
     <w:p>

--- a/products-storage/01-zakrytie-rabot/16-iskovoe-zayavlenie-o-vzyskanii.docx
+++ b/products-storage/01-zakrytie-rabot/16-iskovoe-zayavlenie-o-vzyskanii.docx
@@ -99,7 +99,7 @@
                 <w:sz w:val="24"/>
                 <w:szCs w:val="24"/>
               </w:rPr>
-              <w:t xml:space="preserve">Шаблон не заменяет консультацию по конкретной ситуации: выводы зависят от условий вашего договора, состава подписанных документов и обстоятельств спора, и приоритет всегда у договора. Если заказчик оспаривает объёмы или качество, заявляет зачёт, если акты подписаны неуполномоченным лицом или в картотеке арбитражных дел появилось дело о банкротстве должника — типовой текст создаёт ложную уверенность. В этих случаях обращайтесь к юристу до отправки.</w:t>
+              <w:t xml:space="preserve">Типовая редакция сверена с текстом действующих норм 15.08.2026. Нормативная сверка — это сопоставление формулировок, сроков и порядка со статьями закона; юридической консультацией и вычиткой юристом она не является. Шаблон не заменяет консультацию по конкретной ситуации: выводы зависят от условий вашего договора, состава подписанных документов и обстоятельств спора, и приоритет всегда у договора. Если заказчик оспаривает объёмы или качество, заявляет зачёт, если акты подписаны неуполномоченным лицом или в картотеке арбитражных дел появилось дело о банкротстве должника — типовой текст создаёт ложную уверенность. В этих случаях обращайтесь к юристу до отправки.</w:t>
             </w:r>
           </w:p>
           <w:p>

--- a/products-storage/01-zakrytie-rabot/16-iskovoe-zayavlenie-o-vzyskanii.docx
+++ b/products-storage/01-zakrytie-rabot/16-iskovoe-zayavlenie-o-vzyskanii.docx
@@ -650,355 +650,34 @@
     </w:p>
     <w:p>
       <w:pPr>
+        <w:spacing w:after="0" w:line="276"/>
+      </w:pPr>
+      <w:r>
+        <w:rPr>
+          <w:rFonts w:ascii="Times New Roman" w:cs="Times New Roman" w:eastAsia="Times New Roman" w:hAnsi="Times New Roman"/>
+          <w:sz w:val="24"/>
+          <w:szCs w:val="24"/>
+        </w:rPr>
+        <w:t xml:space="preserve">Адрес: </w:t>
+      </w:r>
+      <w:r>
+        <w:rPr>
+          <w:rFonts w:ascii="Times New Roman" w:cs="Times New Roman" w:eastAsia="Times New Roman" w:hAnsi="Times New Roman"/>
+          <w:b/>
+          <w:bCs/>
+          <w:i w:val="false"/>
+          <w:iCs w:val="false"/>
+          <w:color w:val="000000"/>
+          <w:sz w:val="24"/>
+          <w:szCs w:val="24"/>
+        </w:rPr>
+        <w:t xml:space="preserve">{{АДРЕС_ЗАКАЗЧИКА}}</w:t>
+      </w:r>
+    </w:p>
+    <w:p>
+      <w:pPr>
         <w:spacing w:after="140" w:line="276"/>
       </w:pPr>
-      <w:r>
-        <w:rPr>
-          <w:rFonts w:ascii="Times New Roman" w:cs="Times New Roman" w:eastAsia="Times New Roman" w:hAnsi="Times New Roman"/>
-          <w:sz w:val="24"/>
-          <w:szCs w:val="24"/>
-        </w:rPr>
-        <w:t xml:space="preserve">Адрес: </w:t>
-      </w:r>
-      <w:r>
-        <w:rPr>
-          <w:rFonts w:ascii="Times New Roman" w:cs="Times New Roman" w:eastAsia="Times New Roman" w:hAnsi="Times New Roman"/>
-          <w:b/>
-          <w:bCs/>
-          <w:i w:val="false"/>
-          <w:iCs w:val="false"/>
-          <w:color w:val="000000"/>
-          <w:sz w:val="24"/>
-          <w:szCs w:val="24"/>
-        </w:rPr>
-        <w:t xml:space="preserve">{{АДРЕС_ЗАКАЗЧИКА}}</w:t>
-      </w:r>
-    </w:p>
-    <w:p>
-      <w:pPr>
-        <w:spacing w:after="0" w:line="276"/>
-      </w:pPr>
-      <w:r>
-        <w:rPr>
-          <w:rFonts w:ascii="Times New Roman" w:cs="Times New Roman" w:eastAsia="Times New Roman" w:hAnsi="Times New Roman"/>
-          <w:sz w:val="24"/>
-          <w:szCs w:val="24"/>
-        </w:rPr>
-        <w:t xml:space="preserve">Цена иска: </w:t>
-      </w:r>
-      <w:r>
-        <w:rPr>
-          <w:rFonts w:ascii="Times New Roman" w:cs="Times New Roman" w:eastAsia="Times New Roman" w:hAnsi="Times New Roman"/>
-          <w:b/>
-          <w:bCs/>
-          <w:i w:val="false"/>
-          <w:iCs w:val="false"/>
-          <w:color w:val="000000"/>
-          <w:sz w:val="24"/>
-          <w:szCs w:val="24"/>
-        </w:rPr>
-        <w:t xml:space="preserve">{{ЦЕНА_ИСКА}}</w:t>
-      </w:r>
-    </w:p>
-    <w:p>
-      <w:pPr>
-        <w:spacing w:after="300" w:line="276"/>
-      </w:pPr>
-      <w:r>
-        <w:rPr>
-          <w:rFonts w:ascii="Times New Roman" w:cs="Times New Roman" w:eastAsia="Times New Roman" w:hAnsi="Times New Roman"/>
-          <w:sz w:val="24"/>
-          <w:szCs w:val="24"/>
-        </w:rPr>
-        <w:t xml:space="preserve">Государственная пошлина: </w:t>
-      </w:r>
-      <w:r>
-        <w:rPr>
-          <w:rFonts w:ascii="Times New Roman" w:cs="Times New Roman" w:eastAsia="Times New Roman" w:hAnsi="Times New Roman"/>
-          <w:b/>
-          <w:bCs/>
-          <w:i w:val="false"/>
-          <w:iCs w:val="false"/>
-          <w:color w:val="000000"/>
-          <w:sz w:val="24"/>
-          <w:szCs w:val="24"/>
-        </w:rPr>
-        <w:t xml:space="preserve">{{РАЗМЕР_ГОСПОШЛИНЫ}}</w:t>
-      </w:r>
-    </w:p>
-    <w:p>
-      <w:pPr>
-        <w:spacing w:after="60" w:line="276"/>
-        <w:jc w:val="center"/>
-      </w:pPr>
-      <w:r>
-        <w:rPr>
-          <w:rFonts w:ascii="Times New Roman" w:cs="Times New Roman" w:eastAsia="Times New Roman" w:hAnsi="Times New Roman"/>
-          <w:b/>
-          <w:bCs/>
-          <w:sz w:val="24"/>
-          <w:szCs w:val="24"/>
-        </w:rPr>
-        <w:t xml:space="preserve">ИСКОВОЕ ЗАЯВЛЕНИЕ</w:t>
-      </w:r>
-    </w:p>
-    <w:p>
-      <w:pPr>
-        <w:spacing w:after="0" w:line="276"/>
-        <w:jc w:val="center"/>
-      </w:pPr>
-      <w:r>
-        <w:rPr>
-          <w:rFonts w:ascii="Times New Roman" w:cs="Times New Roman" w:eastAsia="Times New Roman" w:hAnsi="Times New Roman"/>
-          <w:sz w:val="24"/>
-          <w:szCs w:val="24"/>
-        </w:rPr>
-        <w:t xml:space="preserve">о взыскании задолженности по договору подряда и процентов</w:t>
-      </w:r>
-    </w:p>
-    <w:p>
-      <w:pPr>
-        <w:spacing w:after="300" w:line="276"/>
-        <w:jc w:val="center"/>
-      </w:pPr>
-      <w:r>
-        <w:rPr>
-          <w:rFonts w:ascii="Times New Roman" w:cs="Times New Roman" w:eastAsia="Times New Roman" w:hAnsi="Times New Roman"/>
-          <w:sz w:val="24"/>
-          <w:szCs w:val="24"/>
-        </w:rPr>
-        <w:t xml:space="preserve">за пользование чужими денежными средствами</w:t>
-      </w:r>
-    </w:p>
-    <w:p>
-      <w:pPr>
-        <w:spacing w:after="140" w:line="276"/>
-      </w:pPr>
-      <w:r>
-        <w:rPr>
-          <w:rFonts w:ascii="Times New Roman" w:cs="Times New Roman" w:eastAsia="Times New Roman" w:hAnsi="Times New Roman"/>
-          <w:b/>
-          <w:bCs/>
-          <w:sz w:val="24"/>
-          <w:szCs w:val="24"/>
-        </w:rPr>
-        <w:t xml:space="preserve">1. Обстоятельства дела.</w:t>
-      </w:r>
-    </w:p>
-    <w:p>
-      <w:pPr>
-        <w:spacing w:after="140" w:line="276"/>
-      </w:pPr>
-      <w:r>
-        <w:rPr>
-          <w:rFonts w:ascii="Times New Roman" w:cs="Times New Roman" w:eastAsia="Times New Roman" w:hAnsi="Times New Roman"/>
-          <w:sz w:val="24"/>
-          <w:szCs w:val="24"/>
-        </w:rPr>
-        <w:t xml:space="preserve">Между Истцом (Подрядчик) и Ответчиком (Заказчик) заключён договор № </w:t>
-      </w:r>
-      <w:r>
-        <w:rPr>
-          <w:rFonts w:ascii="Times New Roman" w:cs="Times New Roman" w:eastAsia="Times New Roman" w:hAnsi="Times New Roman"/>
-          <w:b/>
-          <w:bCs/>
-          <w:i w:val="false"/>
-          <w:iCs w:val="false"/>
-          <w:color w:val="000000"/>
-          <w:sz w:val="24"/>
-          <w:szCs w:val="24"/>
-        </w:rPr>
-        <w:t xml:space="preserve">{{НОМЕР_ДОГОВОРА}}</w:t>
-      </w:r>
-      <w:r>
-        <w:rPr>
-          <w:rFonts w:ascii="Times New Roman" w:cs="Times New Roman" w:eastAsia="Times New Roman" w:hAnsi="Times New Roman"/>
-          <w:sz w:val="24"/>
-          <w:szCs w:val="24"/>
-        </w:rPr>
-        <w:t xml:space="preserve"> от </w:t>
-      </w:r>
-      <w:r>
-        <w:rPr>
-          <w:rFonts w:ascii="Times New Roman" w:cs="Times New Roman" w:eastAsia="Times New Roman" w:hAnsi="Times New Roman"/>
-          <w:b/>
-          <w:bCs/>
-          <w:i w:val="false"/>
-          <w:iCs w:val="false"/>
-          <w:color w:val="000000"/>
-          <w:sz w:val="24"/>
-          <w:szCs w:val="24"/>
-        </w:rPr>
-        <w:t xml:space="preserve">{{ДАТА_ДОГОВОРА}}</w:t>
-      </w:r>
-      <w:r>
-        <w:rPr>
-          <w:rFonts w:ascii="Times New Roman" w:cs="Times New Roman" w:eastAsia="Times New Roman" w:hAnsi="Times New Roman"/>
-          <w:sz w:val="24"/>
-          <w:szCs w:val="24"/>
-        </w:rPr>
-        <w:t xml:space="preserve"> (далее — Договор) на выполнение </w:t>
-      </w:r>
-      <w:r>
-        <w:rPr>
-          <w:rFonts w:ascii="Times New Roman" w:cs="Times New Roman" w:eastAsia="Times New Roman" w:hAnsi="Times New Roman"/>
-          <w:b/>
-          <w:bCs/>
-          <w:i w:val="false"/>
-          <w:iCs w:val="false"/>
-          <w:color w:val="000000"/>
-          <w:sz w:val="24"/>
-          <w:szCs w:val="24"/>
-        </w:rPr>
-        <w:t xml:space="preserve">{{ПРЕДМЕТ_ДОГОВОРА}}</w:t>
-      </w:r>
-      <w:r>
-        <w:rPr>
-          <w:rFonts w:ascii="Times New Roman" w:cs="Times New Roman" w:eastAsia="Times New Roman" w:hAnsi="Times New Roman"/>
-          <w:sz w:val="24"/>
-          <w:szCs w:val="24"/>
-        </w:rPr>
-        <w:t xml:space="preserve"> на объекте </w:t>
-      </w:r>
-      <w:r>
-        <w:rPr>
-          <w:rFonts w:ascii="Times New Roman" w:cs="Times New Roman" w:eastAsia="Times New Roman" w:hAnsi="Times New Roman"/>
-          <w:b/>
-          <w:bCs/>
-          <w:i w:val="false"/>
-          <w:iCs w:val="false"/>
-          <w:color w:val="000000"/>
-          <w:sz w:val="24"/>
-          <w:szCs w:val="24"/>
-        </w:rPr>
-        <w:t xml:space="preserve">{{ОБЪЕКТ}}</w:t>
-      </w:r>
-      <w:r>
-        <w:rPr>
-          <w:rFonts w:ascii="Times New Roman" w:cs="Times New Roman" w:eastAsia="Times New Roman" w:hAnsi="Times New Roman"/>
-          <w:sz w:val="24"/>
-          <w:szCs w:val="24"/>
-        </w:rPr>
-        <w:t xml:space="preserve">.</w:t>
-      </w:r>
-    </w:p>
-    <w:p>
-      <w:pPr>
-        <w:spacing w:after="140" w:line="276"/>
-      </w:pPr>
-      <w:r>
-        <w:rPr>
-          <w:rFonts w:ascii="Times New Roman" w:cs="Times New Roman" w:eastAsia="Times New Roman" w:hAnsi="Times New Roman"/>
-          <w:sz w:val="24"/>
-          <w:szCs w:val="24"/>
-        </w:rPr>
-        <w:t xml:space="preserve">Истец выполнил работы, Ответчик принял их без замечаний, что подтверждается актом о приёмке выполненных работ (форма КС-2) № </w:t>
-      </w:r>
-      <w:r>
-        <w:rPr>
-          <w:rFonts w:ascii="Times New Roman" w:cs="Times New Roman" w:eastAsia="Times New Roman" w:hAnsi="Times New Roman"/>
-          <w:b/>
-          <w:bCs/>
-          <w:i w:val="false"/>
-          <w:iCs w:val="false"/>
-          <w:color w:val="000000"/>
-          <w:sz w:val="24"/>
-          <w:szCs w:val="24"/>
-        </w:rPr>
-        <w:t xml:space="preserve">{{НОМЕР_КС2}}</w:t>
-      </w:r>
-      <w:r>
-        <w:rPr>
-          <w:rFonts w:ascii="Times New Roman" w:cs="Times New Roman" w:eastAsia="Times New Roman" w:hAnsi="Times New Roman"/>
-          <w:sz w:val="24"/>
-          <w:szCs w:val="24"/>
-        </w:rPr>
-        <w:t xml:space="preserve"> от </w:t>
-      </w:r>
-      <w:r>
-        <w:rPr>
-          <w:rFonts w:ascii="Times New Roman" w:cs="Times New Roman" w:eastAsia="Times New Roman" w:hAnsi="Times New Roman"/>
-          <w:b/>
-          <w:bCs/>
-          <w:i w:val="false"/>
-          <w:iCs w:val="false"/>
-          <w:color w:val="000000"/>
-          <w:sz w:val="24"/>
-          <w:szCs w:val="24"/>
-        </w:rPr>
-        <w:t xml:space="preserve">{{ДАТА_КС2}}</w:t>
-      </w:r>
-      <w:r>
-        <w:rPr>
-          <w:rFonts w:ascii="Times New Roman" w:cs="Times New Roman" w:eastAsia="Times New Roman" w:hAnsi="Times New Roman"/>
-          <w:sz w:val="24"/>
-          <w:szCs w:val="24"/>
-        </w:rPr>
-        <w:t xml:space="preserve"> и справкой о стоимости выполненных работ и затрат (форма КС-3) № </w:t>
-      </w:r>
-      <w:r>
-        <w:rPr>
-          <w:rFonts w:ascii="Times New Roman" w:cs="Times New Roman" w:eastAsia="Times New Roman" w:hAnsi="Times New Roman"/>
-          <w:b/>
-          <w:bCs/>
-          <w:i w:val="false"/>
-          <w:iCs w:val="false"/>
-          <w:color w:val="000000"/>
-          <w:sz w:val="24"/>
-          <w:szCs w:val="24"/>
-        </w:rPr>
-        <w:t xml:space="preserve">{{НОМЕР_КС3}}</w:t>
-      </w:r>
-      <w:r>
-        <w:rPr>
-          <w:rFonts w:ascii="Times New Roman" w:cs="Times New Roman" w:eastAsia="Times New Roman" w:hAnsi="Times New Roman"/>
-          <w:sz w:val="24"/>
-          <w:szCs w:val="24"/>
-        </w:rPr>
-        <w:t xml:space="preserve"> от </w:t>
-      </w:r>
-      <w:r>
-        <w:rPr>
-          <w:rFonts w:ascii="Times New Roman" w:cs="Times New Roman" w:eastAsia="Times New Roman" w:hAnsi="Times New Roman"/>
-          <w:b/>
-          <w:bCs/>
-          <w:i w:val="false"/>
-          <w:iCs w:val="false"/>
-          <w:color w:val="000000"/>
-          <w:sz w:val="24"/>
-          <w:szCs w:val="24"/>
-        </w:rPr>
-        <w:t xml:space="preserve">{{ДАТА_КС3}}</w:t>
-      </w:r>
-      <w:r>
-        <w:rPr>
-          <w:rFonts w:ascii="Times New Roman" w:cs="Times New Roman" w:eastAsia="Times New Roman" w:hAnsi="Times New Roman"/>
-          <w:sz w:val="24"/>
-          <w:szCs w:val="24"/>
-        </w:rPr>
-        <w:t xml:space="preserve"> на сумму </w:t>
-      </w:r>
-      <w:r>
-        <w:rPr>
-          <w:rFonts w:ascii="Times New Roman" w:cs="Times New Roman" w:eastAsia="Times New Roman" w:hAnsi="Times New Roman"/>
-          <w:b/>
-          <w:bCs/>
-          <w:i w:val="false"/>
-          <w:iCs w:val="false"/>
-          <w:color w:val="000000"/>
-          <w:sz w:val="24"/>
-          <w:szCs w:val="24"/>
-        </w:rPr>
-        <w:t xml:space="preserve">{{СУММА_ПО_АКТУ}}</w:t>
-      </w:r>
-      <w:r>
-        <w:rPr>
-          <w:rFonts w:ascii="Times New Roman" w:cs="Times New Roman" w:eastAsia="Times New Roman" w:hAnsi="Times New Roman"/>
-          <w:sz w:val="24"/>
-          <w:szCs w:val="24"/>
-        </w:rPr>
-        <w:t xml:space="preserve">. </w:t>
-      </w:r>
       <w:r>
         <w:rPr>
           <w:rFonts w:ascii="Times New Roman" w:cs="Times New Roman" w:eastAsia="Times New Roman" w:hAnsi="Times New Roman"/>
@@ -1010,7 +689,103 @@
           <w:sz w:val="24"/>
           <w:szCs w:val="24"/>
         </w:rPr>
-        <w:t xml:space="preserve">[Если актов несколько — реестр актов в приложении.]</w:t>
+        <w:t xml:space="preserve">[Вариант, если сторона — индивидуальный предприниматель: вместо наименования, ИНН и ОГРН указываются фамилия, имя и отчество, дата и место рождения, место жительства или место пребывания, дата и место государственной регистрации в качестве индивидуального предпринимателя и один из идентификаторов — по п. 2 и 3 ч. 2 ст. 125 АПК РФ. Вариант применяется к той стороне, которая является ИП: к истцу, к ответчику или к обоим.]</w:t>
+      </w:r>
+    </w:p>
+    <w:p>
+      <w:pPr>
+        <w:spacing w:after="0" w:line="276"/>
+      </w:pPr>
+      <w:r>
+        <w:rPr>
+          <w:rFonts w:ascii="Times New Roman" w:cs="Times New Roman" w:eastAsia="Times New Roman" w:hAnsi="Times New Roman"/>
+          <w:sz w:val="24"/>
+          <w:szCs w:val="24"/>
+        </w:rPr>
+        <w:t xml:space="preserve">Цена иска: </w:t>
+      </w:r>
+      <w:r>
+        <w:rPr>
+          <w:rFonts w:ascii="Times New Roman" w:cs="Times New Roman" w:eastAsia="Times New Roman" w:hAnsi="Times New Roman"/>
+          <w:b/>
+          <w:bCs/>
+          <w:i w:val="false"/>
+          <w:iCs w:val="false"/>
+          <w:color w:val="000000"/>
+          <w:sz w:val="24"/>
+          <w:szCs w:val="24"/>
+        </w:rPr>
+        <w:t xml:space="preserve">{{ЦЕНА_ИСКА}}</w:t>
+      </w:r>
+    </w:p>
+    <w:p>
+      <w:pPr>
+        <w:spacing w:after="300" w:line="276"/>
+      </w:pPr>
+      <w:r>
+        <w:rPr>
+          <w:rFonts w:ascii="Times New Roman" w:cs="Times New Roman" w:eastAsia="Times New Roman" w:hAnsi="Times New Roman"/>
+          <w:sz w:val="24"/>
+          <w:szCs w:val="24"/>
+        </w:rPr>
+        <w:t xml:space="preserve">Государственная пошлина: </w:t>
+      </w:r>
+      <w:r>
+        <w:rPr>
+          <w:rFonts w:ascii="Times New Roman" w:cs="Times New Roman" w:eastAsia="Times New Roman" w:hAnsi="Times New Roman"/>
+          <w:b/>
+          <w:bCs/>
+          <w:i w:val="false"/>
+          <w:iCs w:val="false"/>
+          <w:color w:val="000000"/>
+          <w:sz w:val="24"/>
+          <w:szCs w:val="24"/>
+        </w:rPr>
+        <w:t xml:space="preserve">{{РАЗМЕР_ГОСПОШЛИНЫ}}</w:t>
+      </w:r>
+    </w:p>
+    <w:p>
+      <w:pPr>
+        <w:spacing w:after="60" w:line="276"/>
+        <w:jc w:val="center"/>
+      </w:pPr>
+      <w:r>
+        <w:rPr>
+          <w:rFonts w:ascii="Times New Roman" w:cs="Times New Roman" w:eastAsia="Times New Roman" w:hAnsi="Times New Roman"/>
+          <w:b/>
+          <w:bCs/>
+          <w:sz w:val="24"/>
+          <w:szCs w:val="24"/>
+        </w:rPr>
+        <w:t xml:space="preserve">ИСКОВОЕ ЗАЯВЛЕНИЕ</w:t>
+      </w:r>
+    </w:p>
+    <w:p>
+      <w:pPr>
+        <w:spacing w:after="0" w:line="276"/>
+        <w:jc w:val="center"/>
+      </w:pPr>
+      <w:r>
+        <w:rPr>
+          <w:rFonts w:ascii="Times New Roman" w:cs="Times New Roman" w:eastAsia="Times New Roman" w:hAnsi="Times New Roman"/>
+          <w:sz w:val="24"/>
+          <w:szCs w:val="24"/>
+        </w:rPr>
+        <w:t xml:space="preserve">о взыскании задолженности по договору подряда и процентов</w:t>
+      </w:r>
+    </w:p>
+    <w:p>
+      <w:pPr>
+        <w:spacing w:after="300" w:line="276"/>
+        <w:jc w:val="center"/>
+      </w:pPr>
+      <w:r>
+        <w:rPr>
+          <w:rFonts w:ascii="Times New Roman" w:cs="Times New Roman" w:eastAsia="Times New Roman" w:hAnsi="Times New Roman"/>
+          <w:sz w:val="24"/>
+          <w:szCs w:val="24"/>
+        </w:rPr>
+        <w:t xml:space="preserve">за пользование чужими денежными средствами</w:t>
       </w:r>
     </w:p>
     <w:p>
@@ -1020,73 +795,227 @@
       <w:r>
         <w:rPr>
           <w:rFonts w:ascii="Times New Roman" w:cs="Times New Roman" w:eastAsia="Times New Roman" w:hAnsi="Times New Roman"/>
-          <w:sz w:val="24"/>
-          <w:szCs w:val="24"/>
-        </w:rPr>
-        <w:t xml:space="preserve">Согласно п. </w:t>
-      </w:r>
-      <w:r>
-        <w:rPr>
-          <w:rFonts w:ascii="Times New Roman" w:cs="Times New Roman" w:eastAsia="Times New Roman" w:hAnsi="Times New Roman"/>
-          <w:b/>
-          <w:bCs/>
-          <w:i w:val="false"/>
-          <w:iCs w:val="false"/>
-          <w:color w:val="000000"/>
-          <w:sz w:val="24"/>
-          <w:szCs w:val="24"/>
-        </w:rPr>
-        <w:t xml:space="preserve">{{ПУНКТ_ДОГОВОРА_ОБ_ОПЛАТЕ}}</w:t>
-      </w:r>
-      <w:r>
-        <w:rPr>
-          <w:rFonts w:ascii="Times New Roman" w:cs="Times New Roman" w:eastAsia="Times New Roman" w:hAnsi="Times New Roman"/>
-          <w:sz w:val="24"/>
-          <w:szCs w:val="24"/>
-        </w:rPr>
-        <w:t xml:space="preserve"> Договора оплата производится в срок </w:t>
-      </w:r>
-      <w:r>
-        <w:rPr>
-          <w:rFonts w:ascii="Times New Roman" w:cs="Times New Roman" w:eastAsia="Times New Roman" w:hAnsi="Times New Roman"/>
-          <w:b/>
-          <w:bCs/>
-          <w:i w:val="false"/>
-          <w:iCs w:val="false"/>
-          <w:color w:val="000000"/>
-          <w:sz w:val="24"/>
-          <w:szCs w:val="24"/>
-        </w:rPr>
-        <w:t xml:space="preserve">{{СРОК_ОПЛАТЫ_ПО_ДОГОВОРУ}}</w:t>
-      </w:r>
-      <w:r>
-        <w:rPr>
-          <w:rFonts w:ascii="Times New Roman" w:cs="Times New Roman" w:eastAsia="Times New Roman" w:hAnsi="Times New Roman"/>
-          <w:sz w:val="24"/>
-          <w:szCs w:val="24"/>
-        </w:rPr>
-        <w:t xml:space="preserve">. Срок истёк; с </w:t>
-      </w:r>
-      <w:r>
-        <w:rPr>
-          <w:rFonts w:ascii="Times New Roman" w:cs="Times New Roman" w:eastAsia="Times New Roman" w:hAnsi="Times New Roman"/>
-          <w:b/>
-          <w:bCs/>
-          <w:i w:val="false"/>
-          <w:iCs w:val="false"/>
-          <w:color w:val="000000"/>
-          <w:sz w:val="24"/>
-          <w:szCs w:val="24"/>
-        </w:rPr>
-        <w:t xml:space="preserve">{{ДАТА_НАЧАЛА_ПРОСРОЧКИ}}</w:t>
-      </w:r>
-      <w:r>
-        <w:rPr>
-          <w:rFonts w:ascii="Times New Roman" w:cs="Times New Roman" w:eastAsia="Times New Roman" w:hAnsi="Times New Roman"/>
-          <w:sz w:val="24"/>
-          <w:szCs w:val="24"/>
-        </w:rPr>
-        <w:t xml:space="preserve"> Ответчик находится в просрочке. С учётом частичных оплат </w:t>
+          <w:b/>
+          <w:bCs/>
+          <w:sz w:val="24"/>
+          <w:szCs w:val="24"/>
+        </w:rPr>
+        <w:t xml:space="preserve">1. Обстоятельства дела.</w:t>
+      </w:r>
+    </w:p>
+    <w:p>
+      <w:pPr>
+        <w:spacing w:after="140" w:line="276"/>
+      </w:pPr>
+      <w:r>
+        <w:rPr>
+          <w:rFonts w:ascii="Times New Roman" w:cs="Times New Roman" w:eastAsia="Times New Roman" w:hAnsi="Times New Roman"/>
+          <w:sz w:val="24"/>
+          <w:szCs w:val="24"/>
+        </w:rPr>
+        <w:t xml:space="preserve">Между Истцом (Подрядчик) и Ответчиком (Заказчик) заключён договор № </w:t>
+      </w:r>
+      <w:r>
+        <w:rPr>
+          <w:rFonts w:ascii="Times New Roman" w:cs="Times New Roman" w:eastAsia="Times New Roman" w:hAnsi="Times New Roman"/>
+          <w:b/>
+          <w:bCs/>
+          <w:i w:val="false"/>
+          <w:iCs w:val="false"/>
+          <w:color w:val="000000"/>
+          <w:sz w:val="24"/>
+          <w:szCs w:val="24"/>
+        </w:rPr>
+        <w:t xml:space="preserve">{{НОМЕР_ДОГОВОРА}}</w:t>
+      </w:r>
+      <w:r>
+        <w:rPr>
+          <w:rFonts w:ascii="Times New Roman" w:cs="Times New Roman" w:eastAsia="Times New Roman" w:hAnsi="Times New Roman"/>
+          <w:sz w:val="24"/>
+          <w:szCs w:val="24"/>
+        </w:rPr>
+        <w:t xml:space="preserve"> от </w:t>
+      </w:r>
+      <w:r>
+        <w:rPr>
+          <w:rFonts w:ascii="Times New Roman" w:cs="Times New Roman" w:eastAsia="Times New Roman" w:hAnsi="Times New Roman"/>
+          <w:b/>
+          <w:bCs/>
+          <w:i w:val="false"/>
+          <w:iCs w:val="false"/>
+          <w:color w:val="000000"/>
+          <w:sz w:val="24"/>
+          <w:szCs w:val="24"/>
+        </w:rPr>
+        <w:t xml:space="preserve">{{ДАТА_ДОГОВОРА}}</w:t>
+      </w:r>
+      <w:r>
+        <w:rPr>
+          <w:rFonts w:ascii="Times New Roman" w:cs="Times New Roman" w:eastAsia="Times New Roman" w:hAnsi="Times New Roman"/>
+          <w:sz w:val="24"/>
+          <w:szCs w:val="24"/>
+        </w:rPr>
+        <w:t xml:space="preserve"> (далее — Договор) на выполнение </w:t>
+      </w:r>
+      <w:r>
+        <w:rPr>
+          <w:rFonts w:ascii="Times New Roman" w:cs="Times New Roman" w:eastAsia="Times New Roman" w:hAnsi="Times New Roman"/>
+          <w:b/>
+          <w:bCs/>
+          <w:i w:val="false"/>
+          <w:iCs w:val="false"/>
+          <w:color w:val="000000"/>
+          <w:sz w:val="24"/>
+          <w:szCs w:val="24"/>
+        </w:rPr>
+        <w:t xml:space="preserve">{{ПРЕДМЕТ_ДОГОВОРА}}</w:t>
+      </w:r>
+      <w:r>
+        <w:rPr>
+          <w:rFonts w:ascii="Times New Roman" w:cs="Times New Roman" w:eastAsia="Times New Roman" w:hAnsi="Times New Roman"/>
+          <w:sz w:val="24"/>
+          <w:szCs w:val="24"/>
+        </w:rPr>
+        <w:t xml:space="preserve"> на объекте </w:t>
+      </w:r>
+      <w:r>
+        <w:rPr>
+          <w:rFonts w:ascii="Times New Roman" w:cs="Times New Roman" w:eastAsia="Times New Roman" w:hAnsi="Times New Roman"/>
+          <w:b/>
+          <w:bCs/>
+          <w:i w:val="false"/>
+          <w:iCs w:val="false"/>
+          <w:color w:val="000000"/>
+          <w:sz w:val="24"/>
+          <w:szCs w:val="24"/>
+        </w:rPr>
+        <w:t xml:space="preserve">{{ОБЪЕКТ}}</w:t>
+      </w:r>
+      <w:r>
+        <w:rPr>
+          <w:rFonts w:ascii="Times New Roman" w:cs="Times New Roman" w:eastAsia="Times New Roman" w:hAnsi="Times New Roman"/>
+          <w:sz w:val="24"/>
+          <w:szCs w:val="24"/>
+        </w:rPr>
+        <w:t xml:space="preserve">.</w:t>
+      </w:r>
+    </w:p>
+    <w:p>
+      <w:pPr>
+        <w:spacing w:after="140" w:line="276"/>
+      </w:pPr>
+      <w:r>
+        <w:rPr>
+          <w:rFonts w:ascii="Times New Roman" w:cs="Times New Roman" w:eastAsia="Times New Roman" w:hAnsi="Times New Roman"/>
+          <w:sz w:val="24"/>
+          <w:szCs w:val="24"/>
+        </w:rPr>
+        <w:t xml:space="preserve">Истец выполнил работы, Ответчик принял их без замечаний, что подтверждается актом о приёмке выполненных работ (форма КС-2) № </w:t>
+      </w:r>
+      <w:r>
+        <w:rPr>
+          <w:rFonts w:ascii="Times New Roman" w:cs="Times New Roman" w:eastAsia="Times New Roman" w:hAnsi="Times New Roman"/>
+          <w:b/>
+          <w:bCs/>
+          <w:i w:val="false"/>
+          <w:iCs w:val="false"/>
+          <w:color w:val="000000"/>
+          <w:sz w:val="24"/>
+          <w:szCs w:val="24"/>
+        </w:rPr>
+        <w:t xml:space="preserve">{{НОМЕР_КС2}}</w:t>
+      </w:r>
+      <w:r>
+        <w:rPr>
+          <w:rFonts w:ascii="Times New Roman" w:cs="Times New Roman" w:eastAsia="Times New Roman" w:hAnsi="Times New Roman"/>
+          <w:sz w:val="24"/>
+          <w:szCs w:val="24"/>
+        </w:rPr>
+        <w:t xml:space="preserve"> от </w:t>
+      </w:r>
+      <w:r>
+        <w:rPr>
+          <w:rFonts w:ascii="Times New Roman" w:cs="Times New Roman" w:eastAsia="Times New Roman" w:hAnsi="Times New Roman"/>
+          <w:b/>
+          <w:bCs/>
+          <w:i w:val="false"/>
+          <w:iCs w:val="false"/>
+          <w:color w:val="000000"/>
+          <w:sz w:val="24"/>
+          <w:szCs w:val="24"/>
+        </w:rPr>
+        <w:t xml:space="preserve">{{ДАТА_КС2}}</w:t>
+      </w:r>
+      <w:r>
+        <w:rPr>
+          <w:rFonts w:ascii="Times New Roman" w:cs="Times New Roman" w:eastAsia="Times New Roman" w:hAnsi="Times New Roman"/>
+          <w:sz w:val="24"/>
+          <w:szCs w:val="24"/>
+        </w:rPr>
+        <w:t xml:space="preserve"> и справкой о стоимости выполненных работ и затрат (форма КС-3) № </w:t>
+      </w:r>
+      <w:r>
+        <w:rPr>
+          <w:rFonts w:ascii="Times New Roman" w:cs="Times New Roman" w:eastAsia="Times New Roman" w:hAnsi="Times New Roman"/>
+          <w:b/>
+          <w:bCs/>
+          <w:i w:val="false"/>
+          <w:iCs w:val="false"/>
+          <w:color w:val="000000"/>
+          <w:sz w:val="24"/>
+          <w:szCs w:val="24"/>
+        </w:rPr>
+        <w:t xml:space="preserve">{{НОМЕР_КС3}}</w:t>
+      </w:r>
+      <w:r>
+        <w:rPr>
+          <w:rFonts w:ascii="Times New Roman" w:cs="Times New Roman" w:eastAsia="Times New Roman" w:hAnsi="Times New Roman"/>
+          <w:sz w:val="24"/>
+          <w:szCs w:val="24"/>
+        </w:rPr>
+        <w:t xml:space="preserve"> от </w:t>
+      </w:r>
+      <w:r>
+        <w:rPr>
+          <w:rFonts w:ascii="Times New Roman" w:cs="Times New Roman" w:eastAsia="Times New Roman" w:hAnsi="Times New Roman"/>
+          <w:b/>
+          <w:bCs/>
+          <w:i w:val="false"/>
+          <w:iCs w:val="false"/>
+          <w:color w:val="000000"/>
+          <w:sz w:val="24"/>
+          <w:szCs w:val="24"/>
+        </w:rPr>
+        <w:t xml:space="preserve">{{ДАТА_КС3}}</w:t>
+      </w:r>
+      <w:r>
+        <w:rPr>
+          <w:rFonts w:ascii="Times New Roman" w:cs="Times New Roman" w:eastAsia="Times New Roman" w:hAnsi="Times New Roman"/>
+          <w:sz w:val="24"/>
+          <w:szCs w:val="24"/>
+        </w:rPr>
+        <w:t xml:space="preserve"> на сумму </w:t>
+      </w:r>
+      <w:r>
+        <w:rPr>
+          <w:rFonts w:ascii="Times New Roman" w:cs="Times New Roman" w:eastAsia="Times New Roman" w:hAnsi="Times New Roman"/>
+          <w:b/>
+          <w:bCs/>
+          <w:i w:val="false"/>
+          <w:iCs w:val="false"/>
+          <w:color w:val="000000"/>
+          <w:sz w:val="24"/>
+          <w:szCs w:val="24"/>
+        </w:rPr>
+        <w:t xml:space="preserve">{{СУММА_ПО_АКТУ}}</w:t>
+      </w:r>
+      <w:r>
+        <w:rPr>
+          <w:rFonts w:ascii="Times New Roman" w:cs="Times New Roman" w:eastAsia="Times New Roman" w:hAnsi="Times New Roman"/>
+          <w:sz w:val="24"/>
+          <w:szCs w:val="24"/>
+        </w:rPr>
+        <w:t xml:space="preserve">. </w:t>
       </w:r>
       <w:r>
         <w:rPr>
@@ -1099,36 +1028,7 @@
           <w:sz w:val="24"/>
           <w:szCs w:val="24"/>
         </w:rPr>
-        <w:t xml:space="preserve">[перечислить либо удалить]</w:t>
-      </w:r>
-      <w:r>
-        <w:rPr>
-          <w:rFonts w:ascii="Times New Roman" w:cs="Times New Roman" w:eastAsia="Times New Roman" w:hAnsi="Times New Roman"/>
-          <w:sz w:val="24"/>
-          <w:szCs w:val="24"/>
-        </w:rPr>
-        <w:t xml:space="preserve"> задолженность составляет </w:t>
-      </w:r>
-      <w:r>
-        <w:rPr>
-          <w:rFonts w:ascii="Times New Roman" w:cs="Times New Roman" w:eastAsia="Times New Roman" w:hAnsi="Times New Roman"/>
-          <w:b/>
-          <w:bCs/>
-          <w:i w:val="false"/>
-          <w:iCs w:val="false"/>
-          <w:color w:val="000000"/>
-          <w:sz w:val="24"/>
-          <w:szCs w:val="24"/>
-        </w:rPr>
-        <w:t xml:space="preserve">{{СУММА_ДОЛГА}}</w:t>
-      </w:r>
-      <w:r>
-        <w:rPr>
-          <w:rFonts w:ascii="Times New Roman" w:cs="Times New Roman" w:eastAsia="Times New Roman" w:hAnsi="Times New Roman"/>
-          <w:sz w:val="24"/>
-          <w:szCs w:val="24"/>
-        </w:rPr>
-        <w:t xml:space="preserve">.</w:t>
+        <w:t xml:space="preserve">[Если актов несколько — реестр актов в приложении.]</w:t>
       </w:r>
     </w:p>
     <w:p>
@@ -1138,86 +1038,74 @@
       <w:r>
         <w:rPr>
           <w:rFonts w:ascii="Times New Roman" w:cs="Times New Roman" w:eastAsia="Times New Roman" w:hAnsi="Times New Roman"/>
-          <w:b/>
-          <w:bCs/>
-          <w:sz w:val="24"/>
-          <w:szCs w:val="24"/>
-        </w:rPr>
-        <w:t xml:space="preserve">2. Правовое обоснование.</w:t>
-      </w:r>
-    </w:p>
-    <w:p>
-      <w:pPr>
-        <w:spacing w:after="140" w:line="276"/>
-      </w:pPr>
-      <w:r>
-        <w:rPr>
-          <w:rFonts w:ascii="Times New Roman" w:cs="Times New Roman" w:eastAsia="Times New Roman" w:hAnsi="Times New Roman"/>
-          <w:sz w:val="24"/>
-          <w:szCs w:val="24"/>
-        </w:rPr>
-        <w:t xml:space="preserve">Обязательства должны исполняться надлежащим образом; односторонний отказ от исполнения не допускается (ст. 309, 310 ГК РФ). Заказчик обязан оплатить выполненные работы после сдачи результата (ст. 711 ГК РФ), оплата работ по договору строительного подряда производится в размере и порядке, установленных договором (ст. 746 ГК РФ). Сдача и приёмка работ оформлены актами в порядке ст. 753 ГК РФ.</w:t>
-      </w:r>
-    </w:p>
-    <w:p>
-      <w:pPr>
-        <w:spacing w:after="140" w:line="276"/>
-      </w:pPr>
-      <w:r>
-        <w:rPr>
-          <w:rFonts w:ascii="Times New Roman" w:cs="Times New Roman" w:eastAsia="Times New Roman" w:hAnsi="Times New Roman"/>
-          <w:sz w:val="24"/>
-          <w:szCs w:val="24"/>
-        </w:rPr>
-        <w:t xml:space="preserve">За пользование чужими денежными средствами вследствие просрочки их уплаты подлежат уплате проценты в размере, определяемом ключевой ставкой Банка России, действовавшей в соответствующие периоды (п. 1 ст. 395 ГК РФ). По состоянию на </w:t>
-      </w:r>
-      <w:r>
-        <w:rPr>
-          <w:rFonts w:ascii="Times New Roman" w:cs="Times New Roman" w:eastAsia="Times New Roman" w:hAnsi="Times New Roman"/>
-          <w:b/>
-          <w:bCs/>
-          <w:i w:val="false"/>
-          <w:iCs w:val="false"/>
-          <w:color w:val="000000"/>
-          <w:sz w:val="24"/>
-          <w:szCs w:val="24"/>
-        </w:rPr>
-        <w:t xml:space="preserve">{{ДАТА_ДОКУМЕНТА}}</w:t>
-      </w:r>
-      <w:r>
-        <w:rPr>
-          <w:rFonts w:ascii="Times New Roman" w:cs="Times New Roman" w:eastAsia="Times New Roman" w:hAnsi="Times New Roman"/>
-          <w:sz w:val="24"/>
-          <w:szCs w:val="24"/>
-        </w:rPr>
-        <w:t xml:space="preserve"> проценты составляют </w:t>
-      </w:r>
-      <w:r>
-        <w:rPr>
-          <w:rFonts w:ascii="Times New Roman" w:cs="Times New Roman" w:eastAsia="Times New Roman" w:hAnsi="Times New Roman"/>
-          <w:b/>
-          <w:bCs/>
-          <w:i w:val="false"/>
-          <w:iCs w:val="false"/>
-          <w:color w:val="000000"/>
-          <w:sz w:val="24"/>
-          <w:szCs w:val="24"/>
-        </w:rPr>
-        <w:t xml:space="preserve">{{СУММА_ПРОЦЕНТОВ}}</w:t>
-      </w:r>
-      <w:r>
-        <w:rPr>
-          <w:rFonts w:ascii="Times New Roman" w:cs="Times New Roman" w:eastAsia="Times New Roman" w:hAnsi="Times New Roman"/>
-          <w:sz w:val="24"/>
-          <w:szCs w:val="24"/>
-        </w:rPr>
-        <w:t xml:space="preserve"> (расчёт — Приложение № 5). Проценты подлежат начислению по день фактической уплаты долга (п. 3 ст. 395 ГК РФ).</w:t>
-      </w:r>
-    </w:p>
-    <w:p>
-      <w:pPr>
-        <w:spacing w:after="140" w:line="276"/>
-      </w:pPr>
+          <w:sz w:val="24"/>
+          <w:szCs w:val="24"/>
+        </w:rPr>
+        <w:t xml:space="preserve">Согласно п. </w:t>
+      </w:r>
+      <w:r>
+        <w:rPr>
+          <w:rFonts w:ascii="Times New Roman" w:cs="Times New Roman" w:eastAsia="Times New Roman" w:hAnsi="Times New Roman"/>
+          <w:b/>
+          <w:bCs/>
+          <w:i w:val="false"/>
+          <w:iCs w:val="false"/>
+          <w:color w:val="000000"/>
+          <w:sz w:val="24"/>
+          <w:szCs w:val="24"/>
+        </w:rPr>
+        <w:t xml:space="preserve">{{ПУНКТ_ДОГОВОРА_ОБ_ОПЛАТЕ}}</w:t>
+      </w:r>
+      <w:r>
+        <w:rPr>
+          <w:rFonts w:ascii="Times New Roman" w:cs="Times New Roman" w:eastAsia="Times New Roman" w:hAnsi="Times New Roman"/>
+          <w:sz w:val="24"/>
+          <w:szCs w:val="24"/>
+        </w:rPr>
+        <w:t xml:space="preserve"> Договора оплата производится в срок </w:t>
+      </w:r>
+      <w:r>
+        <w:rPr>
+          <w:rFonts w:ascii="Times New Roman" w:cs="Times New Roman" w:eastAsia="Times New Roman" w:hAnsi="Times New Roman"/>
+          <w:b/>
+          <w:bCs/>
+          <w:i w:val="false"/>
+          <w:iCs w:val="false"/>
+          <w:color w:val="000000"/>
+          <w:sz w:val="24"/>
+          <w:szCs w:val="24"/>
+        </w:rPr>
+        <w:t xml:space="preserve">{{СРОК_ОПЛАТЫ_ПО_ДОГОВОРУ}}</w:t>
+      </w:r>
+      <w:r>
+        <w:rPr>
+          <w:rFonts w:ascii="Times New Roman" w:cs="Times New Roman" w:eastAsia="Times New Roman" w:hAnsi="Times New Roman"/>
+          <w:sz w:val="24"/>
+          <w:szCs w:val="24"/>
+        </w:rPr>
+        <w:t xml:space="preserve">. Срок истёк; с </w:t>
+      </w:r>
+      <w:r>
+        <w:rPr>
+          <w:rFonts w:ascii="Times New Roman" w:cs="Times New Roman" w:eastAsia="Times New Roman" w:hAnsi="Times New Roman"/>
+          <w:b/>
+          <w:bCs/>
+          <w:i w:val="false"/>
+          <w:iCs w:val="false"/>
+          <w:color w:val="000000"/>
+          <w:sz w:val="24"/>
+          <w:szCs w:val="24"/>
+        </w:rPr>
+        <w:t xml:space="preserve">{{ДАТА_НАЧАЛА_ПРОСРОЧКИ}}</w:t>
+      </w:r>
+      <w:r>
+        <w:rPr>
+          <w:rFonts w:ascii="Times New Roman" w:cs="Times New Roman" w:eastAsia="Times New Roman" w:hAnsi="Times New Roman"/>
+          <w:sz w:val="24"/>
+          <w:szCs w:val="24"/>
+        </w:rPr>
+        <w:t xml:space="preserve"> Ответчик находится в просрочке. С учётом частичных оплат </w:t>
+      </w:r>
       <w:r>
         <w:rPr>
           <w:rFonts w:ascii="Times New Roman" w:cs="Times New Roman" w:eastAsia="Times New Roman" w:hAnsi="Times New Roman"/>
@@ -1229,7 +1117,36 @@
           <w:sz w:val="24"/>
           <w:szCs w:val="24"/>
         </w:rPr>
-        <w:t xml:space="preserve">[Вариант при договорной неустойке: заменить абзац о ст. 395 на требование неустойки по п. {{ПУНКТ_ДОГОВОРА_О_НЕУСТОЙКЕ}} Договора со ссылкой на ст. 330 ГК РФ и приложить расчёт неустойки. Одновременное заявление неустойки и процентов за одно нарушение — п. 4 ст. 395 ГК РФ, согласовать с юристом.]</w:t>
+        <w:t xml:space="preserve">[перечислить либо удалить]</w:t>
+      </w:r>
+      <w:r>
+        <w:rPr>
+          <w:rFonts w:ascii="Times New Roman" w:cs="Times New Roman" w:eastAsia="Times New Roman" w:hAnsi="Times New Roman"/>
+          <w:sz w:val="24"/>
+          <w:szCs w:val="24"/>
+        </w:rPr>
+        <w:t xml:space="preserve"> задолженность составляет </w:t>
+      </w:r>
+      <w:r>
+        <w:rPr>
+          <w:rFonts w:ascii="Times New Roman" w:cs="Times New Roman" w:eastAsia="Times New Roman" w:hAnsi="Times New Roman"/>
+          <w:b/>
+          <w:bCs/>
+          <w:i w:val="false"/>
+          <w:iCs w:val="false"/>
+          <w:color w:val="000000"/>
+          <w:sz w:val="24"/>
+          <w:szCs w:val="24"/>
+        </w:rPr>
+        <w:t xml:space="preserve">{{СУММА_ДОЛГА}}</w:t>
+      </w:r>
+      <w:r>
+        <w:rPr>
+          <w:rFonts w:ascii="Times New Roman" w:cs="Times New Roman" w:eastAsia="Times New Roman" w:hAnsi="Times New Roman"/>
+          <w:sz w:val="24"/>
+          <w:szCs w:val="24"/>
+        </w:rPr>
+        <w:t xml:space="preserve">.</w:t>
       </w:r>
     </w:p>
     <w:p>
@@ -1244,7 +1161,7 @@
           <w:sz w:val="24"/>
           <w:szCs w:val="24"/>
         </w:rPr>
-        <w:t xml:space="preserve">3. Соблюдение досудебного порядка.</w:t>
+        <w:t xml:space="preserve">2. Правовое обоснование.</w:t>
       </w:r>
     </w:p>
     <w:p>
@@ -1257,92 +1174,68 @@
           <w:sz w:val="24"/>
           <w:szCs w:val="24"/>
         </w:rPr>
-        <w:t xml:space="preserve">Претензия исх. № </w:t>
-      </w:r>
-      <w:r>
-        <w:rPr>
-          <w:rFonts w:ascii="Times New Roman" w:cs="Times New Roman" w:eastAsia="Times New Roman" w:hAnsi="Times New Roman"/>
-          <w:b/>
-          <w:bCs/>
-          <w:i w:val="false"/>
-          <w:iCs w:val="false"/>
-          <w:color w:val="000000"/>
-          <w:sz w:val="24"/>
-          <w:szCs w:val="24"/>
-        </w:rPr>
-        <w:t xml:space="preserve">{{ИСХОДЯЩИЙ_НОМЕР}}</w:t>
-      </w:r>
-      <w:r>
-        <w:rPr>
-          <w:rFonts w:ascii="Times New Roman" w:cs="Times New Roman" w:eastAsia="Times New Roman" w:hAnsi="Times New Roman"/>
-          <w:sz w:val="24"/>
-          <w:szCs w:val="24"/>
-        </w:rPr>
-        <w:t xml:space="preserve"> от </w:t>
-      </w:r>
-      <w:r>
-        <w:rPr>
-          <w:rFonts w:ascii="Times New Roman" w:cs="Times New Roman" w:eastAsia="Times New Roman" w:hAnsi="Times New Roman"/>
-          <w:b/>
-          <w:bCs/>
-          <w:i w:val="false"/>
-          <w:iCs w:val="false"/>
-          <w:color w:val="000000"/>
-          <w:sz w:val="24"/>
-          <w:szCs w:val="24"/>
-        </w:rPr>
-        <w:t xml:space="preserve">{{ДАТА_ПРЕТЕНЗИИ}}</w:t>
-      </w:r>
-      <w:r>
-        <w:rPr>
-          <w:rFonts w:ascii="Times New Roman" w:cs="Times New Roman" w:eastAsia="Times New Roman" w:hAnsi="Times New Roman"/>
-          <w:sz w:val="24"/>
-          <w:szCs w:val="24"/>
-        </w:rPr>
-        <w:t xml:space="preserve"> направлена Ответчику </w:t>
-      </w:r>
-      <w:r>
-        <w:rPr>
-          <w:rFonts w:ascii="Times New Roman" w:cs="Times New Roman" w:eastAsia="Times New Roman" w:hAnsi="Times New Roman"/>
-          <w:b/>
-          <w:bCs/>
-          <w:i w:val="false"/>
-          <w:iCs w:val="false"/>
-          <w:color w:val="000000"/>
-          <w:sz w:val="24"/>
-          <w:szCs w:val="24"/>
-        </w:rPr>
-        <w:t xml:space="preserve">{{ДАТА_ОТПРАВКИ_ПРЕТЕНЗИИ}}</w:t>
-      </w:r>
-      <w:r>
-        <w:rPr>
-          <w:rFonts w:ascii="Times New Roman" w:cs="Times New Roman" w:eastAsia="Times New Roman" w:hAnsi="Times New Roman"/>
-          <w:sz w:val="24"/>
-          <w:szCs w:val="24"/>
-        </w:rPr>
-        <w:t xml:space="preserve"> (опись вложения, почтовый идентификатор — Приложение № 6). Срок ответа (</w:t>
-      </w:r>
-      <w:r>
-        <w:rPr>
-          <w:rFonts w:ascii="Times New Roman" w:cs="Times New Roman" w:eastAsia="Times New Roman" w:hAnsi="Times New Roman"/>
-          <w:b/>
-          <w:bCs/>
-          <w:i w:val="false"/>
-          <w:iCs w:val="false"/>
-          <w:color w:val="000000"/>
-          <w:sz w:val="24"/>
-          <w:szCs w:val="24"/>
-        </w:rPr>
-        <w:t xml:space="preserve">{{СРОК_ОТВЕТА_НА_ПРЕТЕНЗИЮ}}</w:t>
-      </w:r>
-      <w:r>
-        <w:rPr>
-          <w:rFonts w:ascii="Times New Roman" w:cs="Times New Roman" w:eastAsia="Times New Roman" w:hAnsi="Times New Roman"/>
-          <w:sz w:val="24"/>
-          <w:szCs w:val="24"/>
-        </w:rPr>
-        <w:t xml:space="preserve">) истёк, требования не удовлетворены </w:t>
-      </w:r>
+        <w:t xml:space="preserve">Обязательства должны исполняться надлежащим образом; односторонний отказ от исполнения не допускается (ст. 309, 310 ГК РФ). Заказчик обязан оплатить выполненные работы после сдачи результата (ст. 711 ГК РФ), оплата работ по договору строительного подряда производится в размере и порядке, установленных договором (ст. 746 ГК РФ). Сдача и приёмка работ оформлены актами в порядке ст. 753 ГК РФ.</w:t>
+      </w:r>
+    </w:p>
+    <w:p>
+      <w:pPr>
+        <w:spacing w:after="140" w:line="276"/>
+      </w:pPr>
+      <w:r>
+        <w:rPr>
+          <w:rFonts w:ascii="Times New Roman" w:cs="Times New Roman" w:eastAsia="Times New Roman" w:hAnsi="Times New Roman"/>
+          <w:sz w:val="24"/>
+          <w:szCs w:val="24"/>
+        </w:rPr>
+        <w:t xml:space="preserve">За пользование чужими денежными средствами вследствие просрочки их уплаты подлежат уплате проценты в размере, определяемом ключевой ставкой Банка России, действовавшей в соответствующие периоды (п. 1 ст. 395 ГК РФ). По состоянию на </w:t>
+      </w:r>
+      <w:r>
+        <w:rPr>
+          <w:rFonts w:ascii="Times New Roman" w:cs="Times New Roman" w:eastAsia="Times New Roman" w:hAnsi="Times New Roman"/>
+          <w:b/>
+          <w:bCs/>
+          <w:i w:val="false"/>
+          <w:iCs w:val="false"/>
+          <w:color w:val="000000"/>
+          <w:sz w:val="24"/>
+          <w:szCs w:val="24"/>
+        </w:rPr>
+        <w:t xml:space="preserve">{{ДАТА_ДОКУМЕНТА}}</w:t>
+      </w:r>
+      <w:r>
+        <w:rPr>
+          <w:rFonts w:ascii="Times New Roman" w:cs="Times New Roman" w:eastAsia="Times New Roman" w:hAnsi="Times New Roman"/>
+          <w:sz w:val="24"/>
+          <w:szCs w:val="24"/>
+        </w:rPr>
+        <w:t xml:space="preserve"> проценты составляют </w:t>
+      </w:r>
+      <w:r>
+        <w:rPr>
+          <w:rFonts w:ascii="Times New Roman" w:cs="Times New Roman" w:eastAsia="Times New Roman" w:hAnsi="Times New Roman"/>
+          <w:b/>
+          <w:bCs/>
+          <w:i w:val="false"/>
+          <w:iCs w:val="false"/>
+          <w:color w:val="000000"/>
+          <w:sz w:val="24"/>
+          <w:szCs w:val="24"/>
+        </w:rPr>
+        <w:t xml:space="preserve">{{СУММА_ПРОЦЕНТОВ}}</w:t>
+      </w:r>
+      <w:r>
+        <w:rPr>
+          <w:rFonts w:ascii="Times New Roman" w:cs="Times New Roman" w:eastAsia="Times New Roman" w:hAnsi="Times New Roman"/>
+          <w:sz w:val="24"/>
+          <w:szCs w:val="24"/>
+        </w:rPr>
+        <w:t xml:space="preserve"> (расчёт — Приложение № 5). Проценты подлежат начислению по день фактической уплаты долга (п. 3 ст. 395 ГК РФ).</w:t>
+      </w:r>
+    </w:p>
+    <w:p>
+      <w:pPr>
+        <w:spacing w:after="140" w:line="276"/>
+      </w:pPr>
       <w:r>
         <w:rPr>
           <w:rFonts w:ascii="Times New Roman" w:cs="Times New Roman" w:eastAsia="Times New Roman" w:hAnsi="Times New Roman"/>
@@ -1354,15 +1247,7 @@
           <w:sz w:val="24"/>
           <w:szCs w:val="24"/>
         </w:rPr>
-        <w:t xml:space="preserve">[/оставлены без ответа]</w:t>
-      </w:r>
-      <w:r>
-        <w:rPr>
-          <w:rFonts w:ascii="Times New Roman" w:cs="Times New Roman" w:eastAsia="Times New Roman" w:hAnsi="Times New Roman"/>
-          <w:sz w:val="24"/>
-          <w:szCs w:val="24"/>
-        </w:rPr>
-        <w:t xml:space="preserve">. Досудебный порядок, установленный ч. 5 ст. 4 АПК РФ, соблюдён.</w:t>
+        <w:t xml:space="preserve">[Вариант при договорной неустойке: заменить абзац о ст. 395 на требование неустойки по п. {{ПУНКТ_ДОГОВОРА_О_НЕУСТОЙКЕ}} Договора со ссылкой на ст. 330 ГК РФ и приложить расчёт неустойки. Одновременное заявление неустойки и процентов за одно нарушение — п. 4 ст. 395 ГК РФ, согласовать с юристом.]</w:t>
       </w:r>
     </w:p>
     <w:p>
@@ -1377,7 +1262,7 @@
           <w:sz w:val="24"/>
           <w:szCs w:val="24"/>
         </w:rPr>
-        <w:t xml:space="preserve">4. Подсудность.</w:t>
+        <w:t xml:space="preserve">3. Соблюдение досудебного порядка.</w:t>
       </w:r>
     </w:p>
     <w:p>
@@ -1390,34 +1275,92 @@
           <w:sz w:val="24"/>
           <w:szCs w:val="24"/>
         </w:rPr>
-        <w:t xml:space="preserve">Спор подсуден </w:t>
-      </w:r>
-      <w:r>
-        <w:rPr>
-          <w:rFonts w:ascii="Times New Roman" w:cs="Times New Roman" w:eastAsia="Times New Roman" w:hAnsi="Times New Roman"/>
-          <w:b/>
-          <w:bCs/>
-          <w:i w:val="false"/>
-          <w:iCs w:val="false"/>
-          <w:color w:val="000000"/>
-          <w:sz w:val="24"/>
-          <w:szCs w:val="24"/>
-        </w:rPr>
-        <w:t xml:space="preserve">{{НАИМЕНОВАНИЕ_АРБИТРАЖНОГО_СУДА}}</w:t>
-      </w:r>
-      <w:r>
-        <w:rPr>
-          <w:rFonts w:ascii="Times New Roman" w:cs="Times New Roman" w:eastAsia="Times New Roman" w:hAnsi="Times New Roman"/>
-          <w:sz w:val="24"/>
-          <w:szCs w:val="24"/>
-        </w:rPr>
-        <w:t xml:space="preserve">:</w:t>
-      </w:r>
-    </w:p>
-    <w:p>
-      <w:pPr>
-        <w:spacing w:after="40" w:line="276"/>
-      </w:pPr>
+        <w:t xml:space="preserve">Претензия исх. № </w:t>
+      </w:r>
+      <w:r>
+        <w:rPr>
+          <w:rFonts w:ascii="Times New Roman" w:cs="Times New Roman" w:eastAsia="Times New Roman" w:hAnsi="Times New Roman"/>
+          <w:b/>
+          <w:bCs/>
+          <w:i w:val="false"/>
+          <w:iCs w:val="false"/>
+          <w:color w:val="000000"/>
+          <w:sz w:val="24"/>
+          <w:szCs w:val="24"/>
+        </w:rPr>
+        <w:t xml:space="preserve">{{ИСХОДЯЩИЙ_НОМЕР}}</w:t>
+      </w:r>
+      <w:r>
+        <w:rPr>
+          <w:rFonts w:ascii="Times New Roman" w:cs="Times New Roman" w:eastAsia="Times New Roman" w:hAnsi="Times New Roman"/>
+          <w:sz w:val="24"/>
+          <w:szCs w:val="24"/>
+        </w:rPr>
+        <w:t xml:space="preserve"> от </w:t>
+      </w:r>
+      <w:r>
+        <w:rPr>
+          <w:rFonts w:ascii="Times New Roman" w:cs="Times New Roman" w:eastAsia="Times New Roman" w:hAnsi="Times New Roman"/>
+          <w:b/>
+          <w:bCs/>
+          <w:i w:val="false"/>
+          <w:iCs w:val="false"/>
+          <w:color w:val="000000"/>
+          <w:sz w:val="24"/>
+          <w:szCs w:val="24"/>
+        </w:rPr>
+        <w:t xml:space="preserve">{{ДАТА_ПРЕТЕНЗИИ}}</w:t>
+      </w:r>
+      <w:r>
+        <w:rPr>
+          <w:rFonts w:ascii="Times New Roman" w:cs="Times New Roman" w:eastAsia="Times New Roman" w:hAnsi="Times New Roman"/>
+          <w:sz w:val="24"/>
+          <w:szCs w:val="24"/>
+        </w:rPr>
+        <w:t xml:space="preserve"> направлена Ответчику </w:t>
+      </w:r>
+      <w:r>
+        <w:rPr>
+          <w:rFonts w:ascii="Times New Roman" w:cs="Times New Roman" w:eastAsia="Times New Roman" w:hAnsi="Times New Roman"/>
+          <w:b/>
+          <w:bCs/>
+          <w:i w:val="false"/>
+          <w:iCs w:val="false"/>
+          <w:color w:val="000000"/>
+          <w:sz w:val="24"/>
+          <w:szCs w:val="24"/>
+        </w:rPr>
+        <w:t xml:space="preserve">{{ДАТА_ОТПРАВКИ_ПРЕТЕНЗИИ}}</w:t>
+      </w:r>
+      <w:r>
+        <w:rPr>
+          <w:rFonts w:ascii="Times New Roman" w:cs="Times New Roman" w:eastAsia="Times New Roman" w:hAnsi="Times New Roman"/>
+          <w:sz w:val="24"/>
+          <w:szCs w:val="24"/>
+        </w:rPr>
+        <w:t xml:space="preserve"> (опись вложения, почтовый идентификатор — Приложение № 6). Срок ответа (</w:t>
+      </w:r>
+      <w:r>
+        <w:rPr>
+          <w:rFonts w:ascii="Times New Roman" w:cs="Times New Roman" w:eastAsia="Times New Roman" w:hAnsi="Times New Roman"/>
+          <w:b/>
+          <w:bCs/>
+          <w:i w:val="false"/>
+          <w:iCs w:val="false"/>
+          <w:color w:val="000000"/>
+          <w:sz w:val="24"/>
+          <w:szCs w:val="24"/>
+        </w:rPr>
+        <w:t xml:space="preserve">{{СРОК_ОТВЕТА_НА_ПРЕТЕНЗИЮ}}</w:t>
+      </w:r>
+      <w:r>
+        <w:rPr>
+          <w:rFonts w:ascii="Times New Roman" w:cs="Times New Roman" w:eastAsia="Times New Roman" w:hAnsi="Times New Roman"/>
+          <w:sz w:val="24"/>
+          <w:szCs w:val="24"/>
+        </w:rPr>
+        <w:t xml:space="preserve">) истёк, требования не удовлетворены </w:t>
+      </w:r>
       <w:r>
         <w:rPr>
           <w:rFonts w:ascii="Times New Roman" w:cs="Times New Roman" w:eastAsia="Times New Roman" w:hAnsi="Times New Roman"/>
@@ -1429,20 +1372,69 @@
           <w:sz w:val="24"/>
           <w:szCs w:val="24"/>
         </w:rPr>
-        <w:t xml:space="preserve">[вариант 1]</w:t>
-      </w:r>
-      <w:r>
-        <w:rPr>
-          <w:rFonts w:ascii="Times New Roman" w:cs="Times New Roman" w:eastAsia="Times New Roman" w:hAnsi="Times New Roman"/>
-          <w:sz w:val="24"/>
-          <w:szCs w:val="24"/>
-        </w:rPr>
-        <w:t xml:space="preserve"> по месту нахождения Ответчика (ст. 35 АПК РФ);</w:t>
+        <w:t xml:space="preserve">[/оставлены без ответа]</w:t>
+      </w:r>
+      <w:r>
+        <w:rPr>
+          <w:rFonts w:ascii="Times New Roman" w:cs="Times New Roman" w:eastAsia="Times New Roman" w:hAnsi="Times New Roman"/>
+          <w:sz w:val="24"/>
+          <w:szCs w:val="24"/>
+        </w:rPr>
+        <w:t xml:space="preserve">. Досудебный порядок, установленный ч. 5 ст. 4 АПК РФ, соблюдён.</w:t>
       </w:r>
     </w:p>
     <w:p>
       <w:pPr>
         <w:spacing w:after="140" w:line="276"/>
+      </w:pPr>
+      <w:r>
+        <w:rPr>
+          <w:rFonts w:ascii="Times New Roman" w:cs="Times New Roman" w:eastAsia="Times New Roman" w:hAnsi="Times New Roman"/>
+          <w:b/>
+          <w:bCs/>
+          <w:sz w:val="24"/>
+          <w:szCs w:val="24"/>
+        </w:rPr>
+        <w:t xml:space="preserve">4. Подсудность.</w:t>
+      </w:r>
+    </w:p>
+    <w:p>
+      <w:pPr>
+        <w:spacing w:after="140" w:line="276"/>
+      </w:pPr>
+      <w:r>
+        <w:rPr>
+          <w:rFonts w:ascii="Times New Roman" w:cs="Times New Roman" w:eastAsia="Times New Roman" w:hAnsi="Times New Roman"/>
+          <w:sz w:val="24"/>
+          <w:szCs w:val="24"/>
+        </w:rPr>
+        <w:t xml:space="preserve">Спор подсуден </w:t>
+      </w:r>
+      <w:r>
+        <w:rPr>
+          <w:rFonts w:ascii="Times New Roman" w:cs="Times New Roman" w:eastAsia="Times New Roman" w:hAnsi="Times New Roman"/>
+          <w:b/>
+          <w:bCs/>
+          <w:i w:val="false"/>
+          <w:iCs w:val="false"/>
+          <w:color w:val="000000"/>
+          <w:sz w:val="24"/>
+          <w:szCs w:val="24"/>
+        </w:rPr>
+        <w:t xml:space="preserve">{{НАИМЕНОВАНИЕ_АРБИТРАЖНОГО_СУДА}}</w:t>
+      </w:r>
+      <w:r>
+        <w:rPr>
+          <w:rFonts w:ascii="Times New Roman" w:cs="Times New Roman" w:eastAsia="Times New Roman" w:hAnsi="Times New Roman"/>
+          <w:sz w:val="24"/>
+          <w:szCs w:val="24"/>
+        </w:rPr>
+        <w:t xml:space="preserve">:</w:t>
+      </w:r>
+    </w:p>
+    <w:p>
+      <w:pPr>
+        <w:spacing w:after="40" w:line="276"/>
       </w:pPr>
       <w:r>
         <w:rPr>
@@ -1455,65 +1447,21 @@
           <w:sz w:val="24"/>
           <w:szCs w:val="24"/>
         </w:rPr>
-        <w:t xml:space="preserve">[вариант 2]</w:t>
-      </w:r>
-      <w:r>
-        <w:rPr>
-          <w:rFonts w:ascii="Times New Roman" w:cs="Times New Roman" w:eastAsia="Times New Roman" w:hAnsi="Times New Roman"/>
-          <w:sz w:val="24"/>
-          <w:szCs w:val="24"/>
-        </w:rPr>
-        <w:t xml:space="preserve"> в соответствии с п. </w:t>
-      </w:r>
-      <w:r>
-        <w:rPr>
-          <w:rFonts w:ascii="Times New Roman" w:cs="Times New Roman" w:eastAsia="Times New Roman" w:hAnsi="Times New Roman"/>
-          <w:b/>
-          <w:bCs/>
-          <w:i w:val="false"/>
-          <w:iCs w:val="false"/>
-          <w:color w:val="000000"/>
-          <w:sz w:val="24"/>
-          <w:szCs w:val="24"/>
-        </w:rPr>
-        <w:t xml:space="preserve">{{ПУНКТ_ДОГОВОРА_О_ПОДСУДНОСТИ}}</w:t>
-      </w:r>
-      <w:r>
-        <w:rPr>
-          <w:rFonts w:ascii="Times New Roman" w:cs="Times New Roman" w:eastAsia="Times New Roman" w:hAnsi="Times New Roman"/>
-          <w:sz w:val="24"/>
-          <w:szCs w:val="24"/>
-        </w:rPr>
-        <w:t xml:space="preserve"> Договора (ст. 37 АПК РФ).</w:t>
+        <w:t xml:space="preserve">[вариант 1]</w:t>
+      </w:r>
+      <w:r>
+        <w:rPr>
+          <w:rFonts w:ascii="Times New Roman" w:cs="Times New Roman" w:eastAsia="Times New Roman" w:hAnsi="Times New Roman"/>
+          <w:sz w:val="24"/>
+          <w:szCs w:val="24"/>
+        </w:rPr>
+        <w:t xml:space="preserve"> по месту нахождения Ответчика (ст. 35 АПК РФ);</w:t>
       </w:r>
     </w:p>
     <w:p>
       <w:pPr>
         <w:spacing w:after="140" w:line="276"/>
       </w:pPr>
-      <w:r>
-        <w:rPr>
-          <w:rFonts w:ascii="Times New Roman" w:cs="Times New Roman" w:eastAsia="Times New Roman" w:hAnsi="Times New Roman"/>
-          <w:b/>
-          <w:bCs/>
-          <w:sz w:val="24"/>
-          <w:szCs w:val="24"/>
-        </w:rPr>
-        <w:t xml:space="preserve">5. Примирение и обеспечительные меры.</w:t>
-      </w:r>
-    </w:p>
-    <w:p>
-      <w:pPr>
-        <w:spacing w:after="140" w:line="276"/>
-      </w:pPr>
-      <w:r>
-        <w:rPr>
-          <w:rFonts w:ascii="Times New Roman" w:cs="Times New Roman" w:eastAsia="Times New Roman" w:hAnsi="Times New Roman"/>
-          <w:sz w:val="24"/>
-          <w:szCs w:val="24"/>
-        </w:rPr>
-        <w:t xml:space="preserve">Действия, направленные на примирение: </w:t>
-      </w:r>
       <w:r>
         <w:rPr>
           <w:rFonts w:ascii="Times New Roman" w:cs="Times New Roman" w:eastAsia="Times New Roman" w:hAnsi="Times New Roman"/>
@@ -1525,15 +1473,64 @@
           <w:sz w:val="24"/>
           <w:szCs w:val="24"/>
         </w:rPr>
-        <w:t xml:space="preserve">[вариант 1]</w:t>
-      </w:r>
-      <w:r>
-        <w:rPr>
-          <w:rFonts w:ascii="Times New Roman" w:cs="Times New Roman" w:eastAsia="Times New Roman" w:hAnsi="Times New Roman"/>
-          <w:sz w:val="24"/>
-          <w:szCs w:val="24"/>
-        </w:rPr>
-        <w:t xml:space="preserve"> сторонами предпринимались — </w:t>
+        <w:t xml:space="preserve">[вариант 2]</w:t>
+      </w:r>
+      <w:r>
+        <w:rPr>
+          <w:rFonts w:ascii="Times New Roman" w:cs="Times New Roman" w:eastAsia="Times New Roman" w:hAnsi="Times New Roman"/>
+          <w:sz w:val="24"/>
+          <w:szCs w:val="24"/>
+        </w:rPr>
+        <w:t xml:space="preserve"> в соответствии с п. </w:t>
+      </w:r>
+      <w:r>
+        <w:rPr>
+          <w:rFonts w:ascii="Times New Roman" w:cs="Times New Roman" w:eastAsia="Times New Roman" w:hAnsi="Times New Roman"/>
+          <w:b/>
+          <w:bCs/>
+          <w:i w:val="false"/>
+          <w:iCs w:val="false"/>
+          <w:color w:val="000000"/>
+          <w:sz w:val="24"/>
+          <w:szCs w:val="24"/>
+        </w:rPr>
+        <w:t xml:space="preserve">{{ПУНКТ_ДОГОВОРА_О_ПОДСУДНОСТИ}}</w:t>
+      </w:r>
+      <w:r>
+        <w:rPr>
+          <w:rFonts w:ascii="Times New Roman" w:cs="Times New Roman" w:eastAsia="Times New Roman" w:hAnsi="Times New Roman"/>
+          <w:sz w:val="24"/>
+          <w:szCs w:val="24"/>
+        </w:rPr>
+        <w:t xml:space="preserve"> Договора (ст. 37 АПК РФ).</w:t>
+      </w:r>
+    </w:p>
+    <w:p>
+      <w:pPr>
+        <w:spacing w:after="140" w:line="276"/>
+      </w:pPr>
+      <w:r>
+        <w:rPr>
+          <w:rFonts w:ascii="Times New Roman" w:cs="Times New Roman" w:eastAsia="Times New Roman" w:hAnsi="Times New Roman"/>
+          <w:b/>
+          <w:bCs/>
+          <w:sz w:val="24"/>
+          <w:szCs w:val="24"/>
+        </w:rPr>
+        <w:t xml:space="preserve">5. Примирение и обеспечительные меры.</w:t>
+      </w:r>
+    </w:p>
+    <w:p>
+      <w:pPr>
+        <w:spacing w:after="140" w:line="276"/>
+      </w:pPr>
+      <w:r>
+        <w:rPr>
+          <w:rFonts w:ascii="Times New Roman" w:cs="Times New Roman" w:eastAsia="Times New Roman" w:hAnsi="Times New Roman"/>
+          <w:sz w:val="24"/>
+          <w:szCs w:val="24"/>
+        </w:rPr>
+        <w:t xml:space="preserve">Действия, направленные на примирение: </w:t>
       </w:r>
       <w:r>
         <w:rPr>
@@ -1546,15 +1543,15 @@
           <w:sz w:val="24"/>
           <w:szCs w:val="24"/>
         </w:rPr>
-        <w:t xml:space="preserve">[указать какие и когда]</w:t>
-      </w:r>
-      <w:r>
-        <w:rPr>
-          <w:rFonts w:ascii="Times New Roman" w:cs="Times New Roman" w:eastAsia="Times New Roman" w:hAnsi="Times New Roman"/>
-          <w:sz w:val="24"/>
-          <w:szCs w:val="24"/>
-        </w:rPr>
-        <w:t xml:space="preserve">; </w:t>
+        <w:t xml:space="preserve">[вариант 1]</w:t>
+      </w:r>
+      <w:r>
+        <w:rPr>
+          <w:rFonts w:ascii="Times New Roman" w:cs="Times New Roman" w:eastAsia="Times New Roman" w:hAnsi="Times New Roman"/>
+          <w:sz w:val="24"/>
+          <w:szCs w:val="24"/>
+        </w:rPr>
+        <w:t xml:space="preserve"> сторонами предпринимались — </w:t>
       </w:r>
       <w:r>
         <w:rPr>
@@ -1567,28 +1564,15 @@
           <w:sz w:val="24"/>
           <w:szCs w:val="24"/>
         </w:rPr>
-        <w:t xml:space="preserve">[вариант 2]</w:t>
-      </w:r>
-      <w:r>
-        <w:rPr>
-          <w:rFonts w:ascii="Times New Roman" w:cs="Times New Roman" w:eastAsia="Times New Roman" w:hAnsi="Times New Roman"/>
-          <w:sz w:val="24"/>
-          <w:szCs w:val="24"/>
-        </w:rPr>
-        <w:t xml:space="preserve"> сторонами не предпринимались. (По п. 8.1 ч. 2 ст. 125 АПК РФ сведения указываются, если такие действия предпринимались; вариант 2 оставляют, чтобы у суда не осталось вопроса. Оставьте один вариант.)</w:t>
-      </w:r>
-    </w:p>
-    <w:p>
-      <w:pPr>
-        <w:spacing w:after="140" w:line="276"/>
-      </w:pPr>
-      <w:r>
-        <w:rPr>
-          <w:rFonts w:ascii="Times New Roman" w:cs="Times New Roman" w:eastAsia="Times New Roman" w:hAnsi="Times New Roman"/>
-          <w:sz w:val="24"/>
-          <w:szCs w:val="24"/>
-        </w:rPr>
-        <w:t xml:space="preserve">Меры по обеспечению имущественных интересов до предъявления иска: </w:t>
+        <w:t xml:space="preserve">[указать какие и когда]</w:t>
+      </w:r>
+      <w:r>
+        <w:rPr>
+          <w:rFonts w:ascii="Times New Roman" w:cs="Times New Roman" w:eastAsia="Times New Roman" w:hAnsi="Times New Roman"/>
+          <w:sz w:val="24"/>
+          <w:szCs w:val="24"/>
+        </w:rPr>
+        <w:t xml:space="preserve">; </w:t>
       </w:r>
       <w:r>
         <w:rPr>
@@ -1601,15 +1585,28 @@
           <w:sz w:val="24"/>
           <w:szCs w:val="24"/>
         </w:rPr>
-        <w:t xml:space="preserve">[вариант 1]</w:t>
-      </w:r>
-      <w:r>
-        <w:rPr>
-          <w:rFonts w:ascii="Times New Roman" w:cs="Times New Roman" w:eastAsia="Times New Roman" w:hAnsi="Times New Roman"/>
-          <w:sz w:val="24"/>
-          <w:szCs w:val="24"/>
-        </w:rPr>
-        <w:t xml:space="preserve"> принимались — определение суда прилагается; </w:t>
+        <w:t xml:space="preserve">[вариант 2]</w:t>
+      </w:r>
+      <w:r>
+        <w:rPr>
+          <w:rFonts w:ascii="Times New Roman" w:cs="Times New Roman" w:eastAsia="Times New Roman" w:hAnsi="Times New Roman"/>
+          <w:sz w:val="24"/>
+          <w:szCs w:val="24"/>
+        </w:rPr>
+        <w:t xml:space="preserve"> сторонами не предпринимались. (По п. 8.1 ч. 2 ст. 125 АПК РФ сведения указываются, если такие действия предпринимались; вариант 2 оставляют, чтобы у суда не осталось вопроса. Оставьте один вариант.)</w:t>
+      </w:r>
+    </w:p>
+    <w:p>
+      <w:pPr>
+        <w:spacing w:after="140" w:line="276"/>
+      </w:pPr>
+      <w:r>
+        <w:rPr>
+          <w:rFonts w:ascii="Times New Roman" w:cs="Times New Roman" w:eastAsia="Times New Roman" w:hAnsi="Times New Roman"/>
+          <w:sz w:val="24"/>
+          <w:szCs w:val="24"/>
+        </w:rPr>
+        <w:t xml:space="preserve">Меры по обеспечению имущественных интересов до предъявления иска: </w:t>
       </w:r>
       <w:r>
         <w:rPr>
@@ -1622,28 +1619,15 @@
           <w:sz w:val="24"/>
           <w:szCs w:val="24"/>
         </w:rPr>
-        <w:t xml:space="preserve">[вариант 2]</w:t>
-      </w:r>
-      <w:r>
-        <w:rPr>
-          <w:rFonts w:ascii="Times New Roman" w:cs="Times New Roman" w:eastAsia="Times New Roman" w:hAnsi="Times New Roman"/>
-          <w:sz w:val="24"/>
-          <w:szCs w:val="24"/>
-        </w:rPr>
-        <w:t xml:space="preserve"> не принимались (п. 9 ч. 2 ст. 125 АПК РФ). Оставьте один вариант.</w:t>
-      </w:r>
-    </w:p>
-    <w:p>
-      <w:pPr>
-        <w:spacing w:after="140" w:line="276"/>
-      </w:pPr>
-      <w:r>
-        <w:rPr>
-          <w:rFonts w:ascii="Times New Roman" w:cs="Times New Roman" w:eastAsia="Times New Roman" w:hAnsi="Times New Roman"/>
-          <w:sz w:val="24"/>
-          <w:szCs w:val="24"/>
-        </w:rPr>
-        <w:t xml:space="preserve">На основании изложенного, руководствуясь ст. 309, 310, 395, 711, 746, 753 ГК РФ, ст. 4, 27, 35 </w:t>
+        <w:t xml:space="preserve">[вариант 1]</w:t>
+      </w:r>
+      <w:r>
+        <w:rPr>
+          <w:rFonts w:ascii="Times New Roman" w:cs="Times New Roman" w:eastAsia="Times New Roman" w:hAnsi="Times New Roman"/>
+          <w:sz w:val="24"/>
+          <w:szCs w:val="24"/>
+        </w:rPr>
+        <w:t xml:space="preserve"> принимались — определение суда прилагается; </w:t>
       </w:r>
       <w:r>
         <w:rPr>
@@ -1656,120 +1640,15 @@
           <w:sz w:val="24"/>
           <w:szCs w:val="24"/>
         </w:rPr>
-        <w:t xml:space="preserve">[/37]</w:t>
-      </w:r>
-      <w:r>
-        <w:rPr>
-          <w:rFonts w:ascii="Times New Roman" w:cs="Times New Roman" w:eastAsia="Times New Roman" w:hAnsi="Times New Roman"/>
-          <w:sz w:val="24"/>
-          <w:szCs w:val="24"/>
-        </w:rPr>
-        <w:t xml:space="preserve">, 110, 125, 126 АПК РФ,</w:t>
-      </w:r>
-    </w:p>
-    <w:p>
-      <w:pPr>
-        <w:spacing w:after="200" w:line="276"/>
-        <w:jc w:val="center"/>
-      </w:pPr>
-      <w:r>
-        <w:rPr>
-          <w:rFonts w:ascii="Times New Roman" w:cs="Times New Roman" w:eastAsia="Times New Roman" w:hAnsi="Times New Roman"/>
-          <w:b/>
-          <w:bCs/>
-          <w:sz w:val="24"/>
-          <w:szCs w:val="24"/>
-        </w:rPr>
-        <w:t xml:space="preserve">ПРОШУ:</w:t>
-      </w:r>
-    </w:p>
-    <w:p>
-      <w:pPr>
-        <w:spacing w:after="40" w:line="276"/>
-      </w:pPr>
-      <w:r>
-        <w:rPr>
-          <w:rFonts w:ascii="Times New Roman" w:cs="Times New Roman" w:eastAsia="Times New Roman" w:hAnsi="Times New Roman"/>
-          <w:sz w:val="24"/>
-          <w:szCs w:val="24"/>
-        </w:rPr>
-        <w:t xml:space="preserve">1. Взыскать с Ответчика в пользу Истца задолженность по Договору в размере </w:t>
-      </w:r>
-      <w:r>
-        <w:rPr>
-          <w:rFonts w:ascii="Times New Roman" w:cs="Times New Roman" w:eastAsia="Times New Roman" w:hAnsi="Times New Roman"/>
-          <w:b/>
-          <w:bCs/>
-          <w:i w:val="false"/>
-          <w:iCs w:val="false"/>
-          <w:color w:val="000000"/>
-          <w:sz w:val="24"/>
-          <w:szCs w:val="24"/>
-        </w:rPr>
-        <w:t xml:space="preserve">{{СУММА_ДОЛГА}}</w:t>
-      </w:r>
-      <w:r>
-        <w:rPr>
-          <w:rFonts w:ascii="Times New Roman" w:cs="Times New Roman" w:eastAsia="Times New Roman" w:hAnsi="Times New Roman"/>
-          <w:sz w:val="24"/>
-          <w:szCs w:val="24"/>
-        </w:rPr>
-        <w:t xml:space="preserve">.</w:t>
-      </w:r>
-    </w:p>
-    <w:p>
-      <w:pPr>
-        <w:spacing w:after="40" w:line="276"/>
-      </w:pPr>
-      <w:r>
-        <w:rPr>
-          <w:rFonts w:ascii="Times New Roman" w:cs="Times New Roman" w:eastAsia="Times New Roman" w:hAnsi="Times New Roman"/>
-          <w:sz w:val="24"/>
-          <w:szCs w:val="24"/>
-        </w:rPr>
-        <w:t xml:space="preserve">2. Взыскать с Ответчика проценты по ст. 395 ГК РФ в размере </w:t>
-      </w:r>
-      <w:r>
-        <w:rPr>
-          <w:rFonts w:ascii="Times New Roman" w:cs="Times New Roman" w:eastAsia="Times New Roman" w:hAnsi="Times New Roman"/>
-          <w:b/>
-          <w:bCs/>
-          <w:i w:val="false"/>
-          <w:iCs w:val="false"/>
-          <w:color w:val="000000"/>
-          <w:sz w:val="24"/>
-          <w:szCs w:val="24"/>
-        </w:rPr>
-        <w:t xml:space="preserve">{{СУММА_ПРОЦЕНТОВ}}</w:t>
-      </w:r>
-      <w:r>
-        <w:rPr>
-          <w:rFonts w:ascii="Times New Roman" w:cs="Times New Roman" w:eastAsia="Times New Roman" w:hAnsi="Times New Roman"/>
-          <w:sz w:val="24"/>
-          <w:szCs w:val="24"/>
-        </w:rPr>
-        <w:t xml:space="preserve"> по состоянию на </w:t>
-      </w:r>
-      <w:r>
-        <w:rPr>
-          <w:rFonts w:ascii="Times New Roman" w:cs="Times New Roman" w:eastAsia="Times New Roman" w:hAnsi="Times New Roman"/>
-          <w:b/>
-          <w:bCs/>
-          <w:i w:val="false"/>
-          <w:iCs w:val="false"/>
-          <w:color w:val="000000"/>
-          <w:sz w:val="24"/>
-          <w:szCs w:val="24"/>
-        </w:rPr>
-        <w:t xml:space="preserve">{{ДАТА_ДОКУМЕНТА}}</w:t>
-      </w:r>
-      <w:r>
-        <w:rPr>
-          <w:rFonts w:ascii="Times New Roman" w:cs="Times New Roman" w:eastAsia="Times New Roman" w:hAnsi="Times New Roman"/>
-          <w:sz w:val="24"/>
-          <w:szCs w:val="24"/>
-        </w:rPr>
-        <w:t xml:space="preserve">, с последующим начислением по день фактической уплаты долга.</w:t>
+        <w:t xml:space="preserve">[вариант 2]</w:t>
+      </w:r>
+      <w:r>
+        <w:rPr>
+          <w:rFonts w:ascii="Times New Roman" w:cs="Times New Roman" w:eastAsia="Times New Roman" w:hAnsi="Times New Roman"/>
+          <w:sz w:val="24"/>
+          <w:szCs w:val="24"/>
+        </w:rPr>
+        <w:t xml:space="preserve"> не принимались (п. 9 ч. 2 ст. 125 АПК РФ). Оставьте один вариант.</w:t>
       </w:r>
     </w:p>
     <w:p>
@@ -1782,137 +1661,7 @@
           <w:sz w:val="24"/>
           <w:szCs w:val="24"/>
         </w:rPr>
-        <w:t xml:space="preserve">3. Взыскать с Ответчика расходы по уплате государственной пошлины в размере </w:t>
-      </w:r>
-      <w:r>
-        <w:rPr>
-          <w:rFonts w:ascii="Times New Roman" w:cs="Times New Roman" w:eastAsia="Times New Roman" w:hAnsi="Times New Roman"/>
-          <w:b/>
-          <w:bCs/>
-          <w:i w:val="false"/>
-          <w:iCs w:val="false"/>
-          <w:color w:val="000000"/>
-          <w:sz w:val="24"/>
-          <w:szCs w:val="24"/>
-        </w:rPr>
-        <w:t xml:space="preserve">{{РАЗМЕР_ГОСПОШЛИНЫ}}</w:t>
-      </w:r>
-      <w:r>
-        <w:rPr>
-          <w:rFonts w:ascii="Times New Roman" w:cs="Times New Roman" w:eastAsia="Times New Roman" w:hAnsi="Times New Roman"/>
-          <w:sz w:val="24"/>
-          <w:szCs w:val="24"/>
-        </w:rPr>
-        <w:t xml:space="preserve"> (ст. 110 АПК РФ).</w:t>
-      </w:r>
-    </w:p>
-    <w:p>
-      <w:pPr>
-        <w:spacing w:after="140" w:line="276"/>
-      </w:pPr>
-      <w:r>
-        <w:rPr>
-          <w:rFonts w:ascii="Times New Roman" w:cs="Times New Roman" w:eastAsia="Times New Roman" w:hAnsi="Times New Roman"/>
-          <w:b/>
-          <w:bCs/>
-          <w:sz w:val="24"/>
-          <w:szCs w:val="24"/>
-        </w:rPr>
-        <w:t xml:space="preserve">Приложения (состав — по ст. 126 АПК РФ, сверить с действующей редакцией):</w:t>
-      </w:r>
-    </w:p>
-    <w:p>
-      <w:pPr>
-        <w:spacing w:after="40" w:line="276"/>
-      </w:pPr>
-      <w:r>
-        <w:rPr>
-          <w:rFonts w:ascii="Times New Roman" w:cs="Times New Roman" w:eastAsia="Times New Roman" w:hAnsi="Times New Roman"/>
-          <w:sz w:val="24"/>
-          <w:szCs w:val="24"/>
-        </w:rPr>
-        <w:t xml:space="preserve">1. Уведомление о вручении или иные документы, подтверждающие направление копии искового заявления Ответчику.</w:t>
-      </w:r>
-    </w:p>
-    <w:p>
-      <w:pPr>
-        <w:spacing w:after="40" w:line="276"/>
-      </w:pPr>
-      <w:r>
-        <w:rPr>
-          <w:rFonts w:ascii="Times New Roman" w:cs="Times New Roman" w:eastAsia="Times New Roman" w:hAnsi="Times New Roman"/>
-          <w:sz w:val="24"/>
-          <w:szCs w:val="24"/>
-        </w:rPr>
-        <w:t xml:space="preserve">2. Документ об уплате государственной пошлины.</w:t>
-      </w:r>
-    </w:p>
-    <w:p>
-      <w:pPr>
-        <w:spacing w:after="40" w:line="276"/>
-      </w:pPr>
-      <w:r>
-        <w:rPr>
-          <w:rFonts w:ascii="Times New Roman" w:cs="Times New Roman" w:eastAsia="Times New Roman" w:hAnsi="Times New Roman"/>
-          <w:sz w:val="24"/>
-          <w:szCs w:val="24"/>
-        </w:rPr>
-        <w:t xml:space="preserve">3. Копия Договора № </w:t>
-      </w:r>
-      <w:r>
-        <w:rPr>
-          <w:rFonts w:ascii="Times New Roman" w:cs="Times New Roman" w:eastAsia="Times New Roman" w:hAnsi="Times New Roman"/>
-          <w:b/>
-          <w:bCs/>
-          <w:i w:val="false"/>
-          <w:iCs w:val="false"/>
-          <w:color w:val="000000"/>
-          <w:sz w:val="24"/>
-          <w:szCs w:val="24"/>
-        </w:rPr>
-        <w:t xml:space="preserve">{{НОМЕР_ДОГОВОРА}}</w:t>
-      </w:r>
-      <w:r>
-        <w:rPr>
-          <w:rFonts w:ascii="Times New Roman" w:cs="Times New Roman" w:eastAsia="Times New Roman" w:hAnsi="Times New Roman"/>
-          <w:sz w:val="24"/>
-          <w:szCs w:val="24"/>
-        </w:rPr>
-        <w:t xml:space="preserve"> от </w:t>
-      </w:r>
-      <w:r>
-        <w:rPr>
-          <w:rFonts w:ascii="Times New Roman" w:cs="Times New Roman" w:eastAsia="Times New Roman" w:hAnsi="Times New Roman"/>
-          <w:b/>
-          <w:bCs/>
-          <w:i w:val="false"/>
-          <w:iCs w:val="false"/>
-          <w:color w:val="000000"/>
-          <w:sz w:val="24"/>
-          <w:szCs w:val="24"/>
-        </w:rPr>
-        <w:t xml:space="preserve">{{ДАТА_ДОГОВОРА}}</w:t>
-      </w:r>
-      <w:r>
-        <w:rPr>
-          <w:rFonts w:ascii="Times New Roman" w:cs="Times New Roman" w:eastAsia="Times New Roman" w:hAnsi="Times New Roman"/>
-          <w:sz w:val="24"/>
-          <w:szCs w:val="24"/>
-        </w:rPr>
-        <w:t xml:space="preserve"> с приложениями.</w:t>
-      </w:r>
-    </w:p>
-    <w:p>
-      <w:pPr>
-        <w:spacing w:after="40" w:line="276"/>
-      </w:pPr>
-      <w:r>
-        <w:rPr>
-          <w:rFonts w:ascii="Times New Roman" w:cs="Times New Roman" w:eastAsia="Times New Roman" w:hAnsi="Times New Roman"/>
-          <w:sz w:val="24"/>
-          <w:szCs w:val="24"/>
-        </w:rPr>
-        <w:t xml:space="preserve">4. Копии акта КС-2 и справки КС-3 </w:t>
+        <w:t xml:space="preserve">На основании изложенного, руководствуясь ст. 309, 310, 395, 711, 746, 753 ГК РФ, ст. 4, 27, 35 </w:t>
       </w:r>
       <w:r>
         <w:rPr>
@@ -1925,7 +1674,57 @@
           <w:sz w:val="24"/>
           <w:szCs w:val="24"/>
         </w:rPr>
-        <w:t xml:space="preserve">[реестр актов при множественности]</w:t>
+        <w:t xml:space="preserve">[/37]</w:t>
+      </w:r>
+      <w:r>
+        <w:rPr>
+          <w:rFonts w:ascii="Times New Roman" w:cs="Times New Roman" w:eastAsia="Times New Roman" w:hAnsi="Times New Roman"/>
+          <w:sz w:val="24"/>
+          <w:szCs w:val="24"/>
+        </w:rPr>
+        <w:t xml:space="preserve">, 110, 125, 126 АПК РФ,</w:t>
+      </w:r>
+    </w:p>
+    <w:p>
+      <w:pPr>
+        <w:spacing w:after="200" w:line="276"/>
+        <w:jc w:val="center"/>
+      </w:pPr>
+      <w:r>
+        <w:rPr>
+          <w:rFonts w:ascii="Times New Roman" w:cs="Times New Roman" w:eastAsia="Times New Roman" w:hAnsi="Times New Roman"/>
+          <w:b/>
+          <w:bCs/>
+          <w:sz w:val="24"/>
+          <w:szCs w:val="24"/>
+        </w:rPr>
+        <w:t xml:space="preserve">ПРОШУ:</w:t>
+      </w:r>
+    </w:p>
+    <w:p>
+      <w:pPr>
+        <w:spacing w:after="40" w:line="276"/>
+      </w:pPr>
+      <w:r>
+        <w:rPr>
+          <w:rFonts w:ascii="Times New Roman" w:cs="Times New Roman" w:eastAsia="Times New Roman" w:hAnsi="Times New Roman"/>
+          <w:sz w:val="24"/>
+          <w:szCs w:val="24"/>
+        </w:rPr>
+        <w:t xml:space="preserve">1. Взыскать с Ответчика в пользу Истца задолженность по Договору в размере </w:t>
+      </w:r>
+      <w:r>
+        <w:rPr>
+          <w:rFonts w:ascii="Times New Roman" w:cs="Times New Roman" w:eastAsia="Times New Roman" w:hAnsi="Times New Roman"/>
+          <w:b/>
+          <w:bCs/>
+          <w:i w:val="false"/>
+          <w:iCs w:val="false"/>
+          <w:color w:val="000000"/>
+          <w:sz w:val="24"/>
+          <w:szCs w:val="24"/>
+        </w:rPr>
+        <w:t xml:space="preserve">{{СУММА_ДОЛГА}}</w:t>
       </w:r>
       <w:r>
         <w:rPr>
@@ -1946,7 +1745,98 @@
           <w:sz w:val="24"/>
           <w:szCs w:val="24"/>
         </w:rPr>
-        <w:t xml:space="preserve">5. Расчёт взыскиваемой суммы (долг и проценты), подписанный Истцом.</w:t>
+        <w:t xml:space="preserve">2. Взыскать с Ответчика проценты по ст. 395 ГК РФ в размере </w:t>
+      </w:r>
+      <w:r>
+        <w:rPr>
+          <w:rFonts w:ascii="Times New Roman" w:cs="Times New Roman" w:eastAsia="Times New Roman" w:hAnsi="Times New Roman"/>
+          <w:b/>
+          <w:bCs/>
+          <w:i w:val="false"/>
+          <w:iCs w:val="false"/>
+          <w:color w:val="000000"/>
+          <w:sz w:val="24"/>
+          <w:szCs w:val="24"/>
+        </w:rPr>
+        <w:t xml:space="preserve">{{СУММА_ПРОЦЕНТОВ}}</w:t>
+      </w:r>
+      <w:r>
+        <w:rPr>
+          <w:rFonts w:ascii="Times New Roman" w:cs="Times New Roman" w:eastAsia="Times New Roman" w:hAnsi="Times New Roman"/>
+          <w:sz w:val="24"/>
+          <w:szCs w:val="24"/>
+        </w:rPr>
+        <w:t xml:space="preserve"> по состоянию на </w:t>
+      </w:r>
+      <w:r>
+        <w:rPr>
+          <w:rFonts w:ascii="Times New Roman" w:cs="Times New Roman" w:eastAsia="Times New Roman" w:hAnsi="Times New Roman"/>
+          <w:b/>
+          <w:bCs/>
+          <w:i w:val="false"/>
+          <w:iCs w:val="false"/>
+          <w:color w:val="000000"/>
+          <w:sz w:val="24"/>
+          <w:szCs w:val="24"/>
+        </w:rPr>
+        <w:t xml:space="preserve">{{ДАТА_ДОКУМЕНТА}}</w:t>
+      </w:r>
+      <w:r>
+        <w:rPr>
+          <w:rFonts w:ascii="Times New Roman" w:cs="Times New Roman" w:eastAsia="Times New Roman" w:hAnsi="Times New Roman"/>
+          <w:sz w:val="24"/>
+          <w:szCs w:val="24"/>
+        </w:rPr>
+        <w:t xml:space="preserve">, с последующим начислением по день фактической уплаты долга.</w:t>
+      </w:r>
+    </w:p>
+    <w:p>
+      <w:pPr>
+        <w:spacing w:after="140" w:line="276"/>
+      </w:pPr>
+      <w:r>
+        <w:rPr>
+          <w:rFonts w:ascii="Times New Roman" w:cs="Times New Roman" w:eastAsia="Times New Roman" w:hAnsi="Times New Roman"/>
+          <w:sz w:val="24"/>
+          <w:szCs w:val="24"/>
+        </w:rPr>
+        <w:t xml:space="preserve">3. Взыскать с Ответчика расходы по уплате государственной пошлины в размере </w:t>
+      </w:r>
+      <w:r>
+        <w:rPr>
+          <w:rFonts w:ascii="Times New Roman" w:cs="Times New Roman" w:eastAsia="Times New Roman" w:hAnsi="Times New Roman"/>
+          <w:b/>
+          <w:bCs/>
+          <w:i w:val="false"/>
+          <w:iCs w:val="false"/>
+          <w:color w:val="000000"/>
+          <w:sz w:val="24"/>
+          <w:szCs w:val="24"/>
+        </w:rPr>
+        <w:t xml:space="preserve">{{РАЗМЕР_ГОСПОШЛИНЫ}}</w:t>
+      </w:r>
+      <w:r>
+        <w:rPr>
+          <w:rFonts w:ascii="Times New Roman" w:cs="Times New Roman" w:eastAsia="Times New Roman" w:hAnsi="Times New Roman"/>
+          <w:sz w:val="24"/>
+          <w:szCs w:val="24"/>
+        </w:rPr>
+        <w:t xml:space="preserve"> (ст. 110 АПК РФ).</w:t>
+      </w:r>
+    </w:p>
+    <w:p>
+      <w:pPr>
+        <w:spacing w:after="140" w:line="276"/>
+      </w:pPr>
+      <w:r>
+        <w:rPr>
+          <w:rFonts w:ascii="Times New Roman" w:cs="Times New Roman" w:eastAsia="Times New Roman" w:hAnsi="Times New Roman"/>
+          <w:b/>
+          <w:bCs/>
+          <w:sz w:val="24"/>
+          <w:szCs w:val="24"/>
+        </w:rPr>
+        <w:t xml:space="preserve">Приложения (состав — по ст. 126 АПК РФ, сверить с действующей редакцией):</w:t>
       </w:r>
     </w:p>
     <w:p>
@@ -1959,7 +1849,7 @@
           <w:sz w:val="24"/>
           <w:szCs w:val="24"/>
         </w:rPr>
-        <w:t xml:space="preserve">6. Копия претензии и доказательства её направления.</w:t>
+        <w:t xml:space="preserve">1. Уведомление о вручении или иные документы, подтверждающие направление копии искового заявления Ответчику.</w:t>
       </w:r>
     </w:p>
     <w:p>
@@ -1972,7 +1862,7 @@
           <w:sz w:val="24"/>
           <w:szCs w:val="24"/>
         </w:rPr>
-        <w:t xml:space="preserve">7. Выписка из ЕГРЮЛ в отношении Истца и Ответчика, полученная не ранее срока, установленного п. 9 ч. 1 ст. 126 АПК РФ до дня подачи иска.</w:t>
+        <w:t xml:space="preserve">2. Документ об уплате государственной пошлины.</w:t>
       </w:r>
     </w:p>
     <w:p>
@@ -1985,7 +1875,49 @@
           <w:sz w:val="24"/>
           <w:szCs w:val="24"/>
         </w:rPr>
-        <w:t xml:space="preserve">8. Копия свидетельства о государственной регистрации Истца либо лист записи ЕГРЮЛ.</w:t>
+        <w:t xml:space="preserve">3. Копия Договора № </w:t>
+      </w:r>
+      <w:r>
+        <w:rPr>
+          <w:rFonts w:ascii="Times New Roman" w:cs="Times New Roman" w:eastAsia="Times New Roman" w:hAnsi="Times New Roman"/>
+          <w:b/>
+          <w:bCs/>
+          <w:i w:val="false"/>
+          <w:iCs w:val="false"/>
+          <w:color w:val="000000"/>
+          <w:sz w:val="24"/>
+          <w:szCs w:val="24"/>
+        </w:rPr>
+        <w:t xml:space="preserve">{{НОМЕР_ДОГОВОРА}}</w:t>
+      </w:r>
+      <w:r>
+        <w:rPr>
+          <w:rFonts w:ascii="Times New Roman" w:cs="Times New Roman" w:eastAsia="Times New Roman" w:hAnsi="Times New Roman"/>
+          <w:sz w:val="24"/>
+          <w:szCs w:val="24"/>
+        </w:rPr>
+        <w:t xml:space="preserve"> от </w:t>
+      </w:r>
+      <w:r>
+        <w:rPr>
+          <w:rFonts w:ascii="Times New Roman" w:cs="Times New Roman" w:eastAsia="Times New Roman" w:hAnsi="Times New Roman"/>
+          <w:b/>
+          <w:bCs/>
+          <w:i w:val="false"/>
+          <w:iCs w:val="false"/>
+          <w:color w:val="000000"/>
+          <w:sz w:val="24"/>
+          <w:szCs w:val="24"/>
+        </w:rPr>
+        <w:t xml:space="preserve">{{ДАТА_ДОГОВОРА}}</w:t>
+      </w:r>
+      <w:r>
+        <w:rPr>
+          <w:rFonts w:ascii="Times New Roman" w:cs="Times New Roman" w:eastAsia="Times New Roman" w:hAnsi="Times New Roman"/>
+          <w:sz w:val="24"/>
+          <w:szCs w:val="24"/>
+        </w:rPr>
+        <w:t xml:space="preserve"> с приложениями.</w:t>
       </w:r>
     </w:p>
     <w:p>
@@ -1998,20 +1930,7 @@
           <w:sz w:val="24"/>
           <w:szCs w:val="24"/>
         </w:rPr>
-        <w:t xml:space="preserve">9. Доверенность или иные документы, подтверждающие полномочия подписанта.</w:t>
-      </w:r>
-    </w:p>
-    <w:p>
-      <w:pPr>
-        <w:spacing w:after="300" w:line="276"/>
-      </w:pPr>
-      <w:r>
-        <w:rPr>
-          <w:rFonts w:ascii="Times New Roman" w:cs="Times New Roman" w:eastAsia="Times New Roman" w:hAnsi="Times New Roman"/>
-          <w:sz w:val="24"/>
-          <w:szCs w:val="24"/>
-        </w:rPr>
-        <w:t xml:space="preserve">10. </w:t>
+        <w:t xml:space="preserve">4. Копии акта КС-2 и справки КС-3 </w:t>
       </w:r>
       <w:r>
         <w:rPr>
@@ -2024,7 +1943,119 @@
           <w:sz w:val="24"/>
           <w:szCs w:val="24"/>
         </w:rPr>
+        <w:t xml:space="preserve">[реестр актов при множественности]</w:t>
+      </w:r>
+      <w:r>
+        <w:rPr>
+          <w:rFonts w:ascii="Times New Roman" w:cs="Times New Roman" w:eastAsia="Times New Roman" w:hAnsi="Times New Roman"/>
+          <w:sz w:val="24"/>
+          <w:szCs w:val="24"/>
+        </w:rPr>
+        <w:t xml:space="preserve">.</w:t>
+      </w:r>
+    </w:p>
+    <w:p>
+      <w:pPr>
+        <w:spacing w:after="40" w:line="276"/>
+      </w:pPr>
+      <w:r>
+        <w:rPr>
+          <w:rFonts w:ascii="Times New Roman" w:cs="Times New Roman" w:eastAsia="Times New Roman" w:hAnsi="Times New Roman"/>
+          <w:sz w:val="24"/>
+          <w:szCs w:val="24"/>
+        </w:rPr>
+        <w:t xml:space="preserve">5. Расчёт взыскиваемой суммы (долг и проценты), подписанный Истцом.</w:t>
+      </w:r>
+    </w:p>
+    <w:p>
+      <w:pPr>
+        <w:spacing w:after="40" w:line="276"/>
+      </w:pPr>
+      <w:r>
+        <w:rPr>
+          <w:rFonts w:ascii="Times New Roman" w:cs="Times New Roman" w:eastAsia="Times New Roman" w:hAnsi="Times New Roman"/>
+          <w:sz w:val="24"/>
+          <w:szCs w:val="24"/>
+        </w:rPr>
+        <w:t xml:space="preserve">6. Копия претензии и доказательства её направления.</w:t>
+      </w:r>
+    </w:p>
+    <w:p>
+      <w:pPr>
+        <w:spacing w:after="40" w:line="276"/>
+      </w:pPr>
+      <w:r>
+        <w:rPr>
+          <w:rFonts w:ascii="Times New Roman" w:cs="Times New Roman" w:eastAsia="Times New Roman" w:hAnsi="Times New Roman"/>
+          <w:sz w:val="24"/>
+          <w:szCs w:val="24"/>
+        </w:rPr>
+        <w:t xml:space="preserve">7. Выписка из ЕГРЮЛ или ЕГРИП в отношении Истца и Ответчика, полученная не ранее срока, установленного п. 9 ч. 1 ст. 126 АПК РФ до дня подачи иска.</w:t>
+      </w:r>
+    </w:p>
+    <w:p>
+      <w:pPr>
+        <w:spacing w:after="40" w:line="276"/>
+      </w:pPr>
+      <w:r>
+        <w:rPr>
+          <w:rFonts w:ascii="Times New Roman" w:cs="Times New Roman" w:eastAsia="Times New Roman" w:hAnsi="Times New Roman"/>
+          <w:sz w:val="24"/>
+          <w:szCs w:val="24"/>
+        </w:rPr>
+        <w:t xml:space="preserve">8. Доверенность или иные документы, подтверждающие полномочия на подписание искового заявления, а также копия документа о высшем юридическом образовании (учёной степени по юридической специальности) представителя, подписавшего заявление, либо документа, удостоверяющего его статус адвоката, патентного поверенного, арбитражного управляющего; при подписании единоличным органом управления — документ, удостоверяющий его статус (п. 5 ч. 1 ст. 126 АПК РФ).</w:t>
+      </w:r>
+    </w:p>
+    <w:p>
+      <w:pPr>
+        <w:spacing w:after="40" w:line="276"/>
+      </w:pPr>
+      <w:r>
+        <w:rPr>
+          <w:rFonts w:ascii="Times New Roman" w:cs="Times New Roman" w:eastAsia="Times New Roman" w:hAnsi="Times New Roman"/>
+          <w:sz w:val="24"/>
+          <w:szCs w:val="24"/>
+        </w:rPr>
+        <w:t xml:space="preserve">9. </w:t>
+      </w:r>
+      <w:r>
+        <w:rPr>
+          <w:rFonts w:ascii="Times New Roman" w:cs="Times New Roman" w:eastAsia="Times New Roman" w:hAnsi="Times New Roman"/>
+          <w:b w:val="false"/>
+          <w:bCs w:val="false"/>
+          <w:i/>
+          <w:iCs/>
+          <w:color w:val="595959"/>
+          <w:sz w:val="24"/>
+          <w:szCs w:val="24"/>
+        </w:rPr>
         <w:t xml:space="preserve">[Акт сверки, платёжные поручения о частичной оплате — при наличии.]</w:t>
+      </w:r>
+    </w:p>
+    <w:p>
+      <w:pPr>
+        <w:spacing w:after="300" w:line="276"/>
+      </w:pPr>
+      <w:r>
+        <w:rPr>
+          <w:rFonts w:ascii="Times New Roman" w:cs="Times New Roman" w:eastAsia="Times New Roman" w:hAnsi="Times New Roman"/>
+          <w:sz w:val="24"/>
+          <w:szCs w:val="24"/>
+        </w:rPr>
+        <w:t xml:space="preserve">10. </w:t>
+      </w:r>
+      <w:r>
+        <w:rPr>
+          <w:rFonts w:ascii="Times New Roman" w:cs="Times New Roman" w:eastAsia="Times New Roman" w:hAnsi="Times New Roman"/>
+          <w:b w:val="false"/>
+          <w:bCs w:val="false"/>
+          <w:i/>
+          <w:iCs/>
+          <w:color w:val="595959"/>
+          <w:sz w:val="24"/>
+          <w:szCs w:val="24"/>
+        </w:rPr>
+        <w:t xml:space="preserve">[Копия свидетельства о государственной регистрации Истца либо лист записи ЕГРЮЛ — по желанию. Пункт 4 ч. 1 ст. 126 АПК РФ, который требовал этот документ, утратил силу: в обязательный перечень он больше не входит.]</w:t>
       </w:r>
     </w:p>
     <w:p>
@@ -2315,7 +2346,7 @@
           <w:sz w:val="24"/>
           <w:szCs w:val="24"/>
         </w:rPr>
-        <w:t xml:space="preserve">Выписки ЕГРЮЛ получены в срок, установленный п. 9 ч. 1 ст. 126 АПК РФ.</w:t>
+        <w:t xml:space="preserve">Выписки ЕГРЮЛ или ЕГРИП получены в срок, установленный п. 9 ч. 1 ст. 126 АПК РФ.</w:t>
       </w:r>
     </w:p>
     <w:sectPr>

--- a/products-storage/01-zakrytie-rabot/16-iskovoe-zayavlenie-o-vzyskanii.docx
+++ b/products-storage/01-zakrytie-rabot/16-iskovoe-zayavlenie-o-vzyskanii.docx
@@ -99,7 +99,7 @@
                 <w:sz w:val="24"/>
                 <w:szCs w:val="24"/>
               </w:rPr>
-              <w:t xml:space="preserve">Типовая редакция сверена с текстом действующих норм 15.08.2026. Нормативная сверка — это сопоставление формулировок, сроков и порядка со статьями закона; юридической консультацией и вычиткой юристом она не является. Шаблон не заменяет консультацию по конкретной ситуации: выводы зависят от условий вашего договора, состава подписанных документов и обстоятельств спора, и приоритет всегда у договора. Если заказчик оспаривает объёмы или качество, заявляет зачёт, если акты подписаны неуполномоченным лицом или в картотеке арбитражных дел появилось дело о банкротстве должника — типовой текст создаёт ложную уверенность. В этих случаях обращайтесь к юристу до отправки.</w:t>
+              <w:t xml:space="preserve">Типовая редакция сверена с текстом действующих норм 16.08.2026. Нормативная сверка — это сопоставление формулировок, сроков и порядка со статьями закона; юридической консультацией и вычиткой юристом она не является. Шаблон не заменяет консультацию по конкретной ситуации: выводы зависят от условий вашего договора, состава подписанных документов и обстоятельств спора, и приоритет всегда у договора. Если заказчик оспаривает объёмы или качество, заявляет зачёт, если акты подписаны неуполномоченным лицом или в картотеке арбитражных дел появилось дело о банкротстве должника — типовой текст создаёт ложную уверенность. В этих случаях обращайтесь к юристу до отправки.</w:t>
             </w:r>
           </w:p>
           <w:p>
@@ -376,7 +376,7 @@
           <w:sz w:val="24"/>
           <w:szCs w:val="24"/>
         </w:rPr>
-        <w:t xml:space="preserve">Не заменяет проверку требований АПК на дату подачи. Состав документов и реквизитов установлен ст. 125 и 126 АПК РФ — сверьте с действующей редакцией перед подачей.</w:t>
+        <w:t xml:space="preserve">Не заменяет проверку требований АПК на дату подачи. Состав документов и реквизитов установлен ст. 125 и 126 АПК РФ — сверьте с действующей редакцией перед подачей. Несоблюдение этих требований влечёт оставление искового заявления без движения (ч. 1 ст. 128 АПК РФ), а несоблюдение досудебного порядка — оставление заявления без рассмотрения (п. 2 ч. 1 ст. 148 АПК РФ).</w:t>
       </w:r>
     </w:p>
     <w:p>
@@ -676,7 +676,7 @@
     </w:p>
     <w:p>
       <w:pPr>
-        <w:spacing w:after="140" w:line="276"/>
+        <w:spacing w:after="40" w:line="276"/>
       </w:pPr>
       <w:r>
         <w:rPr>
@@ -689,334 +689,13 @@
           <w:sz w:val="24"/>
           <w:szCs w:val="24"/>
         </w:rPr>
-        <w:t xml:space="preserve">[Вариант, если сторона — индивидуальный предприниматель: вместо наименования, ИНН и ОГРН указываются фамилия, имя и отчество, дата и место рождения, место жительства или место пребывания, дата и место государственной регистрации в качестве индивидуального предпринимателя и один из идентификаторов — по п. 2 и 3 ч. 2 ст. 125 АПК РФ. Вариант применяется к той стороне, которая является ИП: к истцу, к ответчику или к обоим.]</w:t>
-      </w:r>
-    </w:p>
-    <w:p>
-      <w:pPr>
-        <w:spacing w:after="0" w:line="276"/>
-      </w:pPr>
-      <w:r>
-        <w:rPr>
-          <w:rFonts w:ascii="Times New Roman" w:cs="Times New Roman" w:eastAsia="Times New Roman" w:hAnsi="Times New Roman"/>
-          <w:sz w:val="24"/>
-          <w:szCs w:val="24"/>
-        </w:rPr>
-        <w:t xml:space="preserve">Цена иска: </w:t>
-      </w:r>
-      <w:r>
-        <w:rPr>
-          <w:rFonts w:ascii="Times New Roman" w:cs="Times New Roman" w:eastAsia="Times New Roman" w:hAnsi="Times New Roman"/>
-          <w:b/>
-          <w:bCs/>
-          <w:i w:val="false"/>
-          <w:iCs w:val="false"/>
-          <w:color w:val="000000"/>
-          <w:sz w:val="24"/>
-          <w:szCs w:val="24"/>
-        </w:rPr>
-        <w:t xml:space="preserve">{{ЦЕНА_ИСКА}}</w:t>
-      </w:r>
-    </w:p>
-    <w:p>
-      <w:pPr>
-        <w:spacing w:after="300" w:line="276"/>
-      </w:pPr>
-      <w:r>
-        <w:rPr>
-          <w:rFonts w:ascii="Times New Roman" w:cs="Times New Roman" w:eastAsia="Times New Roman" w:hAnsi="Times New Roman"/>
-          <w:sz w:val="24"/>
-          <w:szCs w:val="24"/>
-        </w:rPr>
-        <w:t xml:space="preserve">Государственная пошлина: </w:t>
-      </w:r>
-      <w:r>
-        <w:rPr>
-          <w:rFonts w:ascii="Times New Roman" w:cs="Times New Roman" w:eastAsia="Times New Roman" w:hAnsi="Times New Roman"/>
-          <w:b/>
-          <w:bCs/>
-          <w:i w:val="false"/>
-          <w:iCs w:val="false"/>
-          <w:color w:val="000000"/>
-          <w:sz w:val="24"/>
-          <w:szCs w:val="24"/>
-        </w:rPr>
-        <w:t xml:space="preserve">{{РАЗМЕР_ГОСПОШЛИНЫ}}</w:t>
-      </w:r>
-    </w:p>
-    <w:p>
-      <w:pPr>
-        <w:spacing w:after="60" w:line="276"/>
-        <w:jc w:val="center"/>
-      </w:pPr>
-      <w:r>
-        <w:rPr>
-          <w:rFonts w:ascii="Times New Roman" w:cs="Times New Roman" w:eastAsia="Times New Roman" w:hAnsi="Times New Roman"/>
-          <w:b/>
-          <w:bCs/>
-          <w:sz w:val="24"/>
-          <w:szCs w:val="24"/>
-        </w:rPr>
-        <w:t xml:space="preserve">ИСКОВОЕ ЗАЯВЛЕНИЕ</w:t>
-      </w:r>
-    </w:p>
-    <w:p>
-      <w:pPr>
-        <w:spacing w:after="0" w:line="276"/>
-        <w:jc w:val="center"/>
-      </w:pPr>
-      <w:r>
-        <w:rPr>
-          <w:rFonts w:ascii="Times New Roman" w:cs="Times New Roman" w:eastAsia="Times New Roman" w:hAnsi="Times New Roman"/>
-          <w:sz w:val="24"/>
-          <w:szCs w:val="24"/>
-        </w:rPr>
-        <w:t xml:space="preserve">о взыскании задолженности по договору подряда и процентов</w:t>
-      </w:r>
-    </w:p>
-    <w:p>
-      <w:pPr>
-        <w:spacing w:after="300" w:line="276"/>
-        <w:jc w:val="center"/>
-      </w:pPr>
-      <w:r>
-        <w:rPr>
-          <w:rFonts w:ascii="Times New Roman" w:cs="Times New Roman" w:eastAsia="Times New Roman" w:hAnsi="Times New Roman"/>
-          <w:sz w:val="24"/>
-          <w:szCs w:val="24"/>
-        </w:rPr>
-        <w:t xml:space="preserve">за пользование чужими денежными средствами</w:t>
+        <w:t xml:space="preserve">[Если Истец — индивидуальный предприниматель, вместо наименования и адреса указываются фамилия, имя, отчество (при наличии), дата и место рождения, место жительства или место пребывания, дата и место государственной регистрации в качестве индивидуального предпринимателя, один из идентификаторов (СНИЛС, ИНН, серия и номер документа, удостоверяющего личность, серия и номер водительского удостоверения), а также номера телефонов, факсов, адреса электронной почты — п. 2 ч. 2 ст. 125 АПК РФ.]</w:t>
       </w:r>
     </w:p>
     <w:p>
       <w:pPr>
         <w:spacing w:after="140" w:line="276"/>
       </w:pPr>
-      <w:r>
-        <w:rPr>
-          <w:rFonts w:ascii="Times New Roman" w:cs="Times New Roman" w:eastAsia="Times New Roman" w:hAnsi="Times New Roman"/>
-          <w:b/>
-          <w:bCs/>
-          <w:sz w:val="24"/>
-          <w:szCs w:val="24"/>
-        </w:rPr>
-        <w:t xml:space="preserve">1. Обстоятельства дела.</w:t>
-      </w:r>
-    </w:p>
-    <w:p>
-      <w:pPr>
-        <w:spacing w:after="140" w:line="276"/>
-      </w:pPr>
-      <w:r>
-        <w:rPr>
-          <w:rFonts w:ascii="Times New Roman" w:cs="Times New Roman" w:eastAsia="Times New Roman" w:hAnsi="Times New Roman"/>
-          <w:sz w:val="24"/>
-          <w:szCs w:val="24"/>
-        </w:rPr>
-        <w:t xml:space="preserve">Между Истцом (Подрядчик) и Ответчиком (Заказчик) заключён договор № </w:t>
-      </w:r>
-      <w:r>
-        <w:rPr>
-          <w:rFonts w:ascii="Times New Roman" w:cs="Times New Roman" w:eastAsia="Times New Roman" w:hAnsi="Times New Roman"/>
-          <w:b/>
-          <w:bCs/>
-          <w:i w:val="false"/>
-          <w:iCs w:val="false"/>
-          <w:color w:val="000000"/>
-          <w:sz w:val="24"/>
-          <w:szCs w:val="24"/>
-        </w:rPr>
-        <w:t xml:space="preserve">{{НОМЕР_ДОГОВОРА}}</w:t>
-      </w:r>
-      <w:r>
-        <w:rPr>
-          <w:rFonts w:ascii="Times New Roman" w:cs="Times New Roman" w:eastAsia="Times New Roman" w:hAnsi="Times New Roman"/>
-          <w:sz w:val="24"/>
-          <w:szCs w:val="24"/>
-        </w:rPr>
-        <w:t xml:space="preserve"> от </w:t>
-      </w:r>
-      <w:r>
-        <w:rPr>
-          <w:rFonts w:ascii="Times New Roman" w:cs="Times New Roman" w:eastAsia="Times New Roman" w:hAnsi="Times New Roman"/>
-          <w:b/>
-          <w:bCs/>
-          <w:i w:val="false"/>
-          <w:iCs w:val="false"/>
-          <w:color w:val="000000"/>
-          <w:sz w:val="24"/>
-          <w:szCs w:val="24"/>
-        </w:rPr>
-        <w:t xml:space="preserve">{{ДАТА_ДОГОВОРА}}</w:t>
-      </w:r>
-      <w:r>
-        <w:rPr>
-          <w:rFonts w:ascii="Times New Roman" w:cs="Times New Roman" w:eastAsia="Times New Roman" w:hAnsi="Times New Roman"/>
-          <w:sz w:val="24"/>
-          <w:szCs w:val="24"/>
-        </w:rPr>
-        <w:t xml:space="preserve"> (далее — Договор) на выполнение </w:t>
-      </w:r>
-      <w:r>
-        <w:rPr>
-          <w:rFonts w:ascii="Times New Roman" w:cs="Times New Roman" w:eastAsia="Times New Roman" w:hAnsi="Times New Roman"/>
-          <w:b/>
-          <w:bCs/>
-          <w:i w:val="false"/>
-          <w:iCs w:val="false"/>
-          <w:color w:val="000000"/>
-          <w:sz w:val="24"/>
-          <w:szCs w:val="24"/>
-        </w:rPr>
-        <w:t xml:space="preserve">{{ПРЕДМЕТ_ДОГОВОРА}}</w:t>
-      </w:r>
-      <w:r>
-        <w:rPr>
-          <w:rFonts w:ascii="Times New Roman" w:cs="Times New Roman" w:eastAsia="Times New Roman" w:hAnsi="Times New Roman"/>
-          <w:sz w:val="24"/>
-          <w:szCs w:val="24"/>
-        </w:rPr>
-        <w:t xml:space="preserve"> на объекте </w:t>
-      </w:r>
-      <w:r>
-        <w:rPr>
-          <w:rFonts w:ascii="Times New Roman" w:cs="Times New Roman" w:eastAsia="Times New Roman" w:hAnsi="Times New Roman"/>
-          <w:b/>
-          <w:bCs/>
-          <w:i w:val="false"/>
-          <w:iCs w:val="false"/>
-          <w:color w:val="000000"/>
-          <w:sz w:val="24"/>
-          <w:szCs w:val="24"/>
-        </w:rPr>
-        <w:t xml:space="preserve">{{ОБЪЕКТ}}</w:t>
-      </w:r>
-      <w:r>
-        <w:rPr>
-          <w:rFonts w:ascii="Times New Roman" w:cs="Times New Roman" w:eastAsia="Times New Roman" w:hAnsi="Times New Roman"/>
-          <w:sz w:val="24"/>
-          <w:szCs w:val="24"/>
-        </w:rPr>
-        <w:t xml:space="preserve">.</w:t>
-      </w:r>
-    </w:p>
-    <w:p>
-      <w:pPr>
-        <w:spacing w:after="140" w:line="276"/>
-      </w:pPr>
-      <w:r>
-        <w:rPr>
-          <w:rFonts w:ascii="Times New Roman" w:cs="Times New Roman" w:eastAsia="Times New Roman" w:hAnsi="Times New Roman"/>
-          <w:sz w:val="24"/>
-          <w:szCs w:val="24"/>
-        </w:rPr>
-        <w:t xml:space="preserve">Истец выполнил работы, Ответчик принял их без замечаний, что подтверждается актом о приёмке выполненных работ (форма КС-2) № </w:t>
-      </w:r>
-      <w:r>
-        <w:rPr>
-          <w:rFonts w:ascii="Times New Roman" w:cs="Times New Roman" w:eastAsia="Times New Roman" w:hAnsi="Times New Roman"/>
-          <w:b/>
-          <w:bCs/>
-          <w:i w:val="false"/>
-          <w:iCs w:val="false"/>
-          <w:color w:val="000000"/>
-          <w:sz w:val="24"/>
-          <w:szCs w:val="24"/>
-        </w:rPr>
-        <w:t xml:space="preserve">{{НОМЕР_КС2}}</w:t>
-      </w:r>
-      <w:r>
-        <w:rPr>
-          <w:rFonts w:ascii="Times New Roman" w:cs="Times New Roman" w:eastAsia="Times New Roman" w:hAnsi="Times New Roman"/>
-          <w:sz w:val="24"/>
-          <w:szCs w:val="24"/>
-        </w:rPr>
-        <w:t xml:space="preserve"> от </w:t>
-      </w:r>
-      <w:r>
-        <w:rPr>
-          <w:rFonts w:ascii="Times New Roman" w:cs="Times New Roman" w:eastAsia="Times New Roman" w:hAnsi="Times New Roman"/>
-          <w:b/>
-          <w:bCs/>
-          <w:i w:val="false"/>
-          <w:iCs w:val="false"/>
-          <w:color w:val="000000"/>
-          <w:sz w:val="24"/>
-          <w:szCs w:val="24"/>
-        </w:rPr>
-        <w:t xml:space="preserve">{{ДАТА_КС2}}</w:t>
-      </w:r>
-      <w:r>
-        <w:rPr>
-          <w:rFonts w:ascii="Times New Roman" w:cs="Times New Roman" w:eastAsia="Times New Roman" w:hAnsi="Times New Roman"/>
-          <w:sz w:val="24"/>
-          <w:szCs w:val="24"/>
-        </w:rPr>
-        <w:t xml:space="preserve"> и справкой о стоимости выполненных работ и затрат (форма КС-3) № </w:t>
-      </w:r>
-      <w:r>
-        <w:rPr>
-          <w:rFonts w:ascii="Times New Roman" w:cs="Times New Roman" w:eastAsia="Times New Roman" w:hAnsi="Times New Roman"/>
-          <w:b/>
-          <w:bCs/>
-          <w:i w:val="false"/>
-          <w:iCs w:val="false"/>
-          <w:color w:val="000000"/>
-          <w:sz w:val="24"/>
-          <w:szCs w:val="24"/>
-        </w:rPr>
-        <w:t xml:space="preserve">{{НОМЕР_КС3}}</w:t>
-      </w:r>
-      <w:r>
-        <w:rPr>
-          <w:rFonts w:ascii="Times New Roman" w:cs="Times New Roman" w:eastAsia="Times New Roman" w:hAnsi="Times New Roman"/>
-          <w:sz w:val="24"/>
-          <w:szCs w:val="24"/>
-        </w:rPr>
-        <w:t xml:space="preserve"> от </w:t>
-      </w:r>
-      <w:r>
-        <w:rPr>
-          <w:rFonts w:ascii="Times New Roman" w:cs="Times New Roman" w:eastAsia="Times New Roman" w:hAnsi="Times New Roman"/>
-          <w:b/>
-          <w:bCs/>
-          <w:i w:val="false"/>
-          <w:iCs w:val="false"/>
-          <w:color w:val="000000"/>
-          <w:sz w:val="24"/>
-          <w:szCs w:val="24"/>
-        </w:rPr>
-        <w:t xml:space="preserve">{{ДАТА_КС3}}</w:t>
-      </w:r>
-      <w:r>
-        <w:rPr>
-          <w:rFonts w:ascii="Times New Roman" w:cs="Times New Roman" w:eastAsia="Times New Roman" w:hAnsi="Times New Roman"/>
-          <w:sz w:val="24"/>
-          <w:szCs w:val="24"/>
-        </w:rPr>
-        <w:t xml:space="preserve"> на сумму </w:t>
-      </w:r>
-      <w:r>
-        <w:rPr>
-          <w:rFonts w:ascii="Times New Roman" w:cs="Times New Roman" w:eastAsia="Times New Roman" w:hAnsi="Times New Roman"/>
-          <w:b/>
-          <w:bCs/>
-          <w:i w:val="false"/>
-          <w:iCs w:val="false"/>
-          <w:color w:val="000000"/>
-          <w:sz w:val="24"/>
-          <w:szCs w:val="24"/>
-        </w:rPr>
-        <w:t xml:space="preserve">{{СУММА_ПО_АКТУ}}</w:t>
-      </w:r>
-      <w:r>
-        <w:rPr>
-          <w:rFonts w:ascii="Times New Roman" w:cs="Times New Roman" w:eastAsia="Times New Roman" w:hAnsi="Times New Roman"/>
-          <w:sz w:val="24"/>
-          <w:szCs w:val="24"/>
-        </w:rPr>
-        <w:t xml:space="preserve">. </w:t>
-      </w:r>
       <w:r>
         <w:rPr>
           <w:rFonts w:ascii="Times New Roman" w:cs="Times New Roman" w:eastAsia="Times New Roman" w:hAnsi="Times New Roman"/>
@@ -1028,7 +707,103 @@
           <w:sz w:val="24"/>
           <w:szCs w:val="24"/>
         </w:rPr>
-        <w:t xml:space="preserve">[Если актов несколько — реестр актов в приложении.]</w:t>
+        <w:t xml:space="preserve">[Если Ответчик — индивидуальный предприниматель: фамилия, имя, отчество (при наличии), дата и место рождения, место жительства или место пребывания, место работы (если известно) и один из идентификаторов (СНИЛС, ИНН, серия и номер документа, удостоверяющего личность, ОГРНИП, серия и номер водительского удостоверения) — п. 3 ч. 2 ст. 125 АПК РФ.]</w:t>
+      </w:r>
+    </w:p>
+    <w:p>
+      <w:pPr>
+        <w:spacing w:after="0" w:line="276"/>
+      </w:pPr>
+      <w:r>
+        <w:rPr>
+          <w:rFonts w:ascii="Times New Roman" w:cs="Times New Roman" w:eastAsia="Times New Roman" w:hAnsi="Times New Roman"/>
+          <w:sz w:val="24"/>
+          <w:szCs w:val="24"/>
+        </w:rPr>
+        <w:t xml:space="preserve">Цена иска: </w:t>
+      </w:r>
+      <w:r>
+        <w:rPr>
+          <w:rFonts w:ascii="Times New Roman" w:cs="Times New Roman" w:eastAsia="Times New Roman" w:hAnsi="Times New Roman"/>
+          <w:b/>
+          <w:bCs/>
+          <w:i w:val="false"/>
+          <w:iCs w:val="false"/>
+          <w:color w:val="000000"/>
+          <w:sz w:val="24"/>
+          <w:szCs w:val="24"/>
+        </w:rPr>
+        <w:t xml:space="preserve">{{ЦЕНА_ИСКА}}</w:t>
+      </w:r>
+    </w:p>
+    <w:p>
+      <w:pPr>
+        <w:spacing w:after="300" w:line="276"/>
+      </w:pPr>
+      <w:r>
+        <w:rPr>
+          <w:rFonts w:ascii="Times New Roman" w:cs="Times New Roman" w:eastAsia="Times New Roman" w:hAnsi="Times New Roman"/>
+          <w:sz w:val="24"/>
+          <w:szCs w:val="24"/>
+        </w:rPr>
+        <w:t xml:space="preserve">Государственная пошлина: </w:t>
+      </w:r>
+      <w:r>
+        <w:rPr>
+          <w:rFonts w:ascii="Times New Roman" w:cs="Times New Roman" w:eastAsia="Times New Roman" w:hAnsi="Times New Roman"/>
+          <w:b/>
+          <w:bCs/>
+          <w:i w:val="false"/>
+          <w:iCs w:val="false"/>
+          <w:color w:val="000000"/>
+          <w:sz w:val="24"/>
+          <w:szCs w:val="24"/>
+        </w:rPr>
+        <w:t xml:space="preserve">{{РАЗМЕР_ГОСПОШЛИНЫ}}</w:t>
+      </w:r>
+    </w:p>
+    <w:p>
+      <w:pPr>
+        <w:spacing w:after="60" w:line="276"/>
+        <w:jc w:val="center"/>
+      </w:pPr>
+      <w:r>
+        <w:rPr>
+          <w:rFonts w:ascii="Times New Roman" w:cs="Times New Roman" w:eastAsia="Times New Roman" w:hAnsi="Times New Roman"/>
+          <w:b/>
+          <w:bCs/>
+          <w:sz w:val="24"/>
+          <w:szCs w:val="24"/>
+        </w:rPr>
+        <w:t xml:space="preserve">ИСКОВОЕ ЗАЯВЛЕНИЕ</w:t>
+      </w:r>
+    </w:p>
+    <w:p>
+      <w:pPr>
+        <w:spacing w:after="0" w:line="276"/>
+        <w:jc w:val="center"/>
+      </w:pPr>
+      <w:r>
+        <w:rPr>
+          <w:rFonts w:ascii="Times New Roman" w:cs="Times New Roman" w:eastAsia="Times New Roman" w:hAnsi="Times New Roman"/>
+          <w:sz w:val="24"/>
+          <w:szCs w:val="24"/>
+        </w:rPr>
+        <w:t xml:space="preserve">о взыскании задолженности по договору подряда и процентов</w:t>
+      </w:r>
+    </w:p>
+    <w:p>
+      <w:pPr>
+        <w:spacing w:after="300" w:line="276"/>
+        <w:jc w:val="center"/>
+      </w:pPr>
+      <w:r>
+        <w:rPr>
+          <w:rFonts w:ascii="Times New Roman" w:cs="Times New Roman" w:eastAsia="Times New Roman" w:hAnsi="Times New Roman"/>
+          <w:sz w:val="24"/>
+          <w:szCs w:val="24"/>
+        </w:rPr>
+        <w:t xml:space="preserve">за пользование чужими денежными средствами</w:t>
       </w:r>
     </w:p>
     <w:p>
@@ -1038,73 +813,227 @@
       <w:r>
         <w:rPr>
           <w:rFonts w:ascii="Times New Roman" w:cs="Times New Roman" w:eastAsia="Times New Roman" w:hAnsi="Times New Roman"/>
-          <w:sz w:val="24"/>
-          <w:szCs w:val="24"/>
-        </w:rPr>
-        <w:t xml:space="preserve">Согласно п. </w:t>
-      </w:r>
-      <w:r>
-        <w:rPr>
-          <w:rFonts w:ascii="Times New Roman" w:cs="Times New Roman" w:eastAsia="Times New Roman" w:hAnsi="Times New Roman"/>
-          <w:b/>
-          <w:bCs/>
-          <w:i w:val="false"/>
-          <w:iCs w:val="false"/>
-          <w:color w:val="000000"/>
-          <w:sz w:val="24"/>
-          <w:szCs w:val="24"/>
-        </w:rPr>
-        <w:t xml:space="preserve">{{ПУНКТ_ДОГОВОРА_ОБ_ОПЛАТЕ}}</w:t>
-      </w:r>
-      <w:r>
-        <w:rPr>
-          <w:rFonts w:ascii="Times New Roman" w:cs="Times New Roman" w:eastAsia="Times New Roman" w:hAnsi="Times New Roman"/>
-          <w:sz w:val="24"/>
-          <w:szCs w:val="24"/>
-        </w:rPr>
-        <w:t xml:space="preserve"> Договора оплата производится в срок </w:t>
-      </w:r>
-      <w:r>
-        <w:rPr>
-          <w:rFonts w:ascii="Times New Roman" w:cs="Times New Roman" w:eastAsia="Times New Roman" w:hAnsi="Times New Roman"/>
-          <w:b/>
-          <w:bCs/>
-          <w:i w:val="false"/>
-          <w:iCs w:val="false"/>
-          <w:color w:val="000000"/>
-          <w:sz w:val="24"/>
-          <w:szCs w:val="24"/>
-        </w:rPr>
-        <w:t xml:space="preserve">{{СРОК_ОПЛАТЫ_ПО_ДОГОВОРУ}}</w:t>
-      </w:r>
-      <w:r>
-        <w:rPr>
-          <w:rFonts w:ascii="Times New Roman" w:cs="Times New Roman" w:eastAsia="Times New Roman" w:hAnsi="Times New Roman"/>
-          <w:sz w:val="24"/>
-          <w:szCs w:val="24"/>
-        </w:rPr>
-        <w:t xml:space="preserve">. Срок истёк; с </w:t>
-      </w:r>
-      <w:r>
-        <w:rPr>
-          <w:rFonts w:ascii="Times New Roman" w:cs="Times New Roman" w:eastAsia="Times New Roman" w:hAnsi="Times New Roman"/>
-          <w:b/>
-          <w:bCs/>
-          <w:i w:val="false"/>
-          <w:iCs w:val="false"/>
-          <w:color w:val="000000"/>
-          <w:sz w:val="24"/>
-          <w:szCs w:val="24"/>
-        </w:rPr>
-        <w:t xml:space="preserve">{{ДАТА_НАЧАЛА_ПРОСРОЧКИ}}</w:t>
-      </w:r>
-      <w:r>
-        <w:rPr>
-          <w:rFonts w:ascii="Times New Roman" w:cs="Times New Roman" w:eastAsia="Times New Roman" w:hAnsi="Times New Roman"/>
-          <w:sz w:val="24"/>
-          <w:szCs w:val="24"/>
-        </w:rPr>
-        <w:t xml:space="preserve"> Ответчик находится в просрочке. С учётом частичных оплат </w:t>
+          <w:b/>
+          <w:bCs/>
+          <w:sz w:val="24"/>
+          <w:szCs w:val="24"/>
+        </w:rPr>
+        <w:t xml:space="preserve">1. Обстоятельства дела.</w:t>
+      </w:r>
+    </w:p>
+    <w:p>
+      <w:pPr>
+        <w:spacing w:after="140" w:line="276"/>
+      </w:pPr>
+      <w:r>
+        <w:rPr>
+          <w:rFonts w:ascii="Times New Roman" w:cs="Times New Roman" w:eastAsia="Times New Roman" w:hAnsi="Times New Roman"/>
+          <w:sz w:val="24"/>
+          <w:szCs w:val="24"/>
+        </w:rPr>
+        <w:t xml:space="preserve">Между Истцом (Подрядчик) и Ответчиком (Заказчик) заключён договор № </w:t>
+      </w:r>
+      <w:r>
+        <w:rPr>
+          <w:rFonts w:ascii="Times New Roman" w:cs="Times New Roman" w:eastAsia="Times New Roman" w:hAnsi="Times New Roman"/>
+          <w:b/>
+          <w:bCs/>
+          <w:i w:val="false"/>
+          <w:iCs w:val="false"/>
+          <w:color w:val="000000"/>
+          <w:sz w:val="24"/>
+          <w:szCs w:val="24"/>
+        </w:rPr>
+        <w:t xml:space="preserve">{{НОМЕР_ДОГОВОРА}}</w:t>
+      </w:r>
+      <w:r>
+        <w:rPr>
+          <w:rFonts w:ascii="Times New Roman" w:cs="Times New Roman" w:eastAsia="Times New Roman" w:hAnsi="Times New Roman"/>
+          <w:sz w:val="24"/>
+          <w:szCs w:val="24"/>
+        </w:rPr>
+        <w:t xml:space="preserve"> от </w:t>
+      </w:r>
+      <w:r>
+        <w:rPr>
+          <w:rFonts w:ascii="Times New Roman" w:cs="Times New Roman" w:eastAsia="Times New Roman" w:hAnsi="Times New Roman"/>
+          <w:b/>
+          <w:bCs/>
+          <w:i w:val="false"/>
+          <w:iCs w:val="false"/>
+          <w:color w:val="000000"/>
+          <w:sz w:val="24"/>
+          <w:szCs w:val="24"/>
+        </w:rPr>
+        <w:t xml:space="preserve">{{ДАТА_ДОГОВОРА}}</w:t>
+      </w:r>
+      <w:r>
+        <w:rPr>
+          <w:rFonts w:ascii="Times New Roman" w:cs="Times New Roman" w:eastAsia="Times New Roman" w:hAnsi="Times New Roman"/>
+          <w:sz w:val="24"/>
+          <w:szCs w:val="24"/>
+        </w:rPr>
+        <w:t xml:space="preserve"> (далее — Договор) на выполнение </w:t>
+      </w:r>
+      <w:r>
+        <w:rPr>
+          <w:rFonts w:ascii="Times New Roman" w:cs="Times New Roman" w:eastAsia="Times New Roman" w:hAnsi="Times New Roman"/>
+          <w:b/>
+          <w:bCs/>
+          <w:i w:val="false"/>
+          <w:iCs w:val="false"/>
+          <w:color w:val="000000"/>
+          <w:sz w:val="24"/>
+          <w:szCs w:val="24"/>
+        </w:rPr>
+        <w:t xml:space="preserve">{{ПРЕДМЕТ_ДОГОВОРА}}</w:t>
+      </w:r>
+      <w:r>
+        <w:rPr>
+          <w:rFonts w:ascii="Times New Roman" w:cs="Times New Roman" w:eastAsia="Times New Roman" w:hAnsi="Times New Roman"/>
+          <w:sz w:val="24"/>
+          <w:szCs w:val="24"/>
+        </w:rPr>
+        <w:t xml:space="preserve"> на объекте </w:t>
+      </w:r>
+      <w:r>
+        <w:rPr>
+          <w:rFonts w:ascii="Times New Roman" w:cs="Times New Roman" w:eastAsia="Times New Roman" w:hAnsi="Times New Roman"/>
+          <w:b/>
+          <w:bCs/>
+          <w:i w:val="false"/>
+          <w:iCs w:val="false"/>
+          <w:color w:val="000000"/>
+          <w:sz w:val="24"/>
+          <w:szCs w:val="24"/>
+        </w:rPr>
+        <w:t xml:space="preserve">{{ОБЪЕКТ}}</w:t>
+      </w:r>
+      <w:r>
+        <w:rPr>
+          <w:rFonts w:ascii="Times New Roman" w:cs="Times New Roman" w:eastAsia="Times New Roman" w:hAnsi="Times New Roman"/>
+          <w:sz w:val="24"/>
+          <w:szCs w:val="24"/>
+        </w:rPr>
+        <w:t xml:space="preserve">.</w:t>
+      </w:r>
+    </w:p>
+    <w:p>
+      <w:pPr>
+        <w:spacing w:after="140" w:line="276"/>
+      </w:pPr>
+      <w:r>
+        <w:rPr>
+          <w:rFonts w:ascii="Times New Roman" w:cs="Times New Roman" w:eastAsia="Times New Roman" w:hAnsi="Times New Roman"/>
+          <w:sz w:val="24"/>
+          <w:szCs w:val="24"/>
+        </w:rPr>
+        <w:t xml:space="preserve">Истец выполнил работы, Ответчик принял их без замечаний, что подтверждается актом о приёмке выполненных работ (форма КС-2) № </w:t>
+      </w:r>
+      <w:r>
+        <w:rPr>
+          <w:rFonts w:ascii="Times New Roman" w:cs="Times New Roman" w:eastAsia="Times New Roman" w:hAnsi="Times New Roman"/>
+          <w:b/>
+          <w:bCs/>
+          <w:i w:val="false"/>
+          <w:iCs w:val="false"/>
+          <w:color w:val="000000"/>
+          <w:sz w:val="24"/>
+          <w:szCs w:val="24"/>
+        </w:rPr>
+        <w:t xml:space="preserve">{{НОМЕР_КС2}}</w:t>
+      </w:r>
+      <w:r>
+        <w:rPr>
+          <w:rFonts w:ascii="Times New Roman" w:cs="Times New Roman" w:eastAsia="Times New Roman" w:hAnsi="Times New Roman"/>
+          <w:sz w:val="24"/>
+          <w:szCs w:val="24"/>
+        </w:rPr>
+        <w:t xml:space="preserve"> от </w:t>
+      </w:r>
+      <w:r>
+        <w:rPr>
+          <w:rFonts w:ascii="Times New Roman" w:cs="Times New Roman" w:eastAsia="Times New Roman" w:hAnsi="Times New Roman"/>
+          <w:b/>
+          <w:bCs/>
+          <w:i w:val="false"/>
+          <w:iCs w:val="false"/>
+          <w:color w:val="000000"/>
+          <w:sz w:val="24"/>
+          <w:szCs w:val="24"/>
+        </w:rPr>
+        <w:t xml:space="preserve">{{ДАТА_КС2}}</w:t>
+      </w:r>
+      <w:r>
+        <w:rPr>
+          <w:rFonts w:ascii="Times New Roman" w:cs="Times New Roman" w:eastAsia="Times New Roman" w:hAnsi="Times New Roman"/>
+          <w:sz w:val="24"/>
+          <w:szCs w:val="24"/>
+        </w:rPr>
+        <w:t xml:space="preserve"> и справкой о стоимости выполненных работ и затрат (форма КС-3) № </w:t>
+      </w:r>
+      <w:r>
+        <w:rPr>
+          <w:rFonts w:ascii="Times New Roman" w:cs="Times New Roman" w:eastAsia="Times New Roman" w:hAnsi="Times New Roman"/>
+          <w:b/>
+          <w:bCs/>
+          <w:i w:val="false"/>
+          <w:iCs w:val="false"/>
+          <w:color w:val="000000"/>
+          <w:sz w:val="24"/>
+          <w:szCs w:val="24"/>
+        </w:rPr>
+        <w:t xml:space="preserve">{{НОМЕР_КС3}}</w:t>
+      </w:r>
+      <w:r>
+        <w:rPr>
+          <w:rFonts w:ascii="Times New Roman" w:cs="Times New Roman" w:eastAsia="Times New Roman" w:hAnsi="Times New Roman"/>
+          <w:sz w:val="24"/>
+          <w:szCs w:val="24"/>
+        </w:rPr>
+        <w:t xml:space="preserve"> от </w:t>
+      </w:r>
+      <w:r>
+        <w:rPr>
+          <w:rFonts w:ascii="Times New Roman" w:cs="Times New Roman" w:eastAsia="Times New Roman" w:hAnsi="Times New Roman"/>
+          <w:b/>
+          <w:bCs/>
+          <w:i w:val="false"/>
+          <w:iCs w:val="false"/>
+          <w:color w:val="000000"/>
+          <w:sz w:val="24"/>
+          <w:szCs w:val="24"/>
+        </w:rPr>
+        <w:t xml:space="preserve">{{ДАТА_КС3}}</w:t>
+      </w:r>
+      <w:r>
+        <w:rPr>
+          <w:rFonts w:ascii="Times New Roman" w:cs="Times New Roman" w:eastAsia="Times New Roman" w:hAnsi="Times New Roman"/>
+          <w:sz w:val="24"/>
+          <w:szCs w:val="24"/>
+        </w:rPr>
+        <w:t xml:space="preserve"> на сумму </w:t>
+      </w:r>
+      <w:r>
+        <w:rPr>
+          <w:rFonts w:ascii="Times New Roman" w:cs="Times New Roman" w:eastAsia="Times New Roman" w:hAnsi="Times New Roman"/>
+          <w:b/>
+          <w:bCs/>
+          <w:i w:val="false"/>
+          <w:iCs w:val="false"/>
+          <w:color w:val="000000"/>
+          <w:sz w:val="24"/>
+          <w:szCs w:val="24"/>
+        </w:rPr>
+        <w:t xml:space="preserve">{{СУММА_ПО_АКТУ}}</w:t>
+      </w:r>
+      <w:r>
+        <w:rPr>
+          <w:rFonts w:ascii="Times New Roman" w:cs="Times New Roman" w:eastAsia="Times New Roman" w:hAnsi="Times New Roman"/>
+          <w:sz w:val="24"/>
+          <w:szCs w:val="24"/>
+        </w:rPr>
+        <w:t xml:space="preserve">. </w:t>
       </w:r>
       <w:r>
         <w:rPr>
@@ -1117,36 +1046,7 @@
           <w:sz w:val="24"/>
           <w:szCs w:val="24"/>
         </w:rPr>
-        <w:t xml:space="preserve">[перечислить либо удалить]</w:t>
-      </w:r>
-      <w:r>
-        <w:rPr>
-          <w:rFonts w:ascii="Times New Roman" w:cs="Times New Roman" w:eastAsia="Times New Roman" w:hAnsi="Times New Roman"/>
-          <w:sz w:val="24"/>
-          <w:szCs w:val="24"/>
-        </w:rPr>
-        <w:t xml:space="preserve"> задолженность составляет </w:t>
-      </w:r>
-      <w:r>
-        <w:rPr>
-          <w:rFonts w:ascii="Times New Roman" w:cs="Times New Roman" w:eastAsia="Times New Roman" w:hAnsi="Times New Roman"/>
-          <w:b/>
-          <w:bCs/>
-          <w:i w:val="false"/>
-          <w:iCs w:val="false"/>
-          <w:color w:val="000000"/>
-          <w:sz w:val="24"/>
-          <w:szCs w:val="24"/>
-        </w:rPr>
-        <w:t xml:space="preserve">{{СУММА_ДОЛГА}}</w:t>
-      </w:r>
-      <w:r>
-        <w:rPr>
-          <w:rFonts w:ascii="Times New Roman" w:cs="Times New Roman" w:eastAsia="Times New Roman" w:hAnsi="Times New Roman"/>
-          <w:sz w:val="24"/>
-          <w:szCs w:val="24"/>
-        </w:rPr>
-        <w:t xml:space="preserve">.</w:t>
+        <w:t xml:space="preserve">[Если актов несколько — реестр актов в приложении.]</w:t>
       </w:r>
     </w:p>
     <w:p>
@@ -1156,86 +1056,74 @@
       <w:r>
         <w:rPr>
           <w:rFonts w:ascii="Times New Roman" w:cs="Times New Roman" w:eastAsia="Times New Roman" w:hAnsi="Times New Roman"/>
-          <w:b/>
-          <w:bCs/>
-          <w:sz w:val="24"/>
-          <w:szCs w:val="24"/>
-        </w:rPr>
-        <w:t xml:space="preserve">2. Правовое обоснование.</w:t>
-      </w:r>
-    </w:p>
-    <w:p>
-      <w:pPr>
-        <w:spacing w:after="140" w:line="276"/>
-      </w:pPr>
-      <w:r>
-        <w:rPr>
-          <w:rFonts w:ascii="Times New Roman" w:cs="Times New Roman" w:eastAsia="Times New Roman" w:hAnsi="Times New Roman"/>
-          <w:sz w:val="24"/>
-          <w:szCs w:val="24"/>
-        </w:rPr>
-        <w:t xml:space="preserve">Обязательства должны исполняться надлежащим образом; односторонний отказ от исполнения не допускается (ст. 309, 310 ГК РФ). Заказчик обязан оплатить выполненные работы после сдачи результата (ст. 711 ГК РФ), оплата работ по договору строительного подряда производится в размере и порядке, установленных договором (ст. 746 ГК РФ). Сдача и приёмка работ оформлены актами в порядке ст. 753 ГК РФ.</w:t>
-      </w:r>
-    </w:p>
-    <w:p>
-      <w:pPr>
-        <w:spacing w:after="140" w:line="276"/>
-      </w:pPr>
-      <w:r>
-        <w:rPr>
-          <w:rFonts w:ascii="Times New Roman" w:cs="Times New Roman" w:eastAsia="Times New Roman" w:hAnsi="Times New Roman"/>
-          <w:sz w:val="24"/>
-          <w:szCs w:val="24"/>
-        </w:rPr>
-        <w:t xml:space="preserve">За пользование чужими денежными средствами вследствие просрочки их уплаты подлежат уплате проценты в размере, определяемом ключевой ставкой Банка России, действовавшей в соответствующие периоды (п. 1 ст. 395 ГК РФ). По состоянию на </w:t>
-      </w:r>
-      <w:r>
-        <w:rPr>
-          <w:rFonts w:ascii="Times New Roman" w:cs="Times New Roman" w:eastAsia="Times New Roman" w:hAnsi="Times New Roman"/>
-          <w:b/>
-          <w:bCs/>
-          <w:i w:val="false"/>
-          <w:iCs w:val="false"/>
-          <w:color w:val="000000"/>
-          <w:sz w:val="24"/>
-          <w:szCs w:val="24"/>
-        </w:rPr>
-        <w:t xml:space="preserve">{{ДАТА_ДОКУМЕНТА}}</w:t>
-      </w:r>
-      <w:r>
-        <w:rPr>
-          <w:rFonts w:ascii="Times New Roman" w:cs="Times New Roman" w:eastAsia="Times New Roman" w:hAnsi="Times New Roman"/>
-          <w:sz w:val="24"/>
-          <w:szCs w:val="24"/>
-        </w:rPr>
-        <w:t xml:space="preserve"> проценты составляют </w:t>
-      </w:r>
-      <w:r>
-        <w:rPr>
-          <w:rFonts w:ascii="Times New Roman" w:cs="Times New Roman" w:eastAsia="Times New Roman" w:hAnsi="Times New Roman"/>
-          <w:b/>
-          <w:bCs/>
-          <w:i w:val="false"/>
-          <w:iCs w:val="false"/>
-          <w:color w:val="000000"/>
-          <w:sz w:val="24"/>
-          <w:szCs w:val="24"/>
-        </w:rPr>
-        <w:t xml:space="preserve">{{СУММА_ПРОЦЕНТОВ}}</w:t>
-      </w:r>
-      <w:r>
-        <w:rPr>
-          <w:rFonts w:ascii="Times New Roman" w:cs="Times New Roman" w:eastAsia="Times New Roman" w:hAnsi="Times New Roman"/>
-          <w:sz w:val="24"/>
-          <w:szCs w:val="24"/>
-        </w:rPr>
-        <w:t xml:space="preserve"> (расчёт — Приложение № 5). Проценты подлежат начислению по день фактической уплаты долга (п. 3 ст. 395 ГК РФ).</w:t>
-      </w:r>
-    </w:p>
-    <w:p>
-      <w:pPr>
-        <w:spacing w:after="140" w:line="276"/>
-      </w:pPr>
+          <w:sz w:val="24"/>
+          <w:szCs w:val="24"/>
+        </w:rPr>
+        <w:t xml:space="preserve">Согласно п. </w:t>
+      </w:r>
+      <w:r>
+        <w:rPr>
+          <w:rFonts w:ascii="Times New Roman" w:cs="Times New Roman" w:eastAsia="Times New Roman" w:hAnsi="Times New Roman"/>
+          <w:b/>
+          <w:bCs/>
+          <w:i w:val="false"/>
+          <w:iCs w:val="false"/>
+          <w:color w:val="000000"/>
+          <w:sz w:val="24"/>
+          <w:szCs w:val="24"/>
+        </w:rPr>
+        <w:t xml:space="preserve">{{ПУНКТ_ДОГОВОРА_ОБ_ОПЛАТЕ}}</w:t>
+      </w:r>
+      <w:r>
+        <w:rPr>
+          <w:rFonts w:ascii="Times New Roman" w:cs="Times New Roman" w:eastAsia="Times New Roman" w:hAnsi="Times New Roman"/>
+          <w:sz w:val="24"/>
+          <w:szCs w:val="24"/>
+        </w:rPr>
+        <w:t xml:space="preserve"> Договора оплата производится в срок </w:t>
+      </w:r>
+      <w:r>
+        <w:rPr>
+          <w:rFonts w:ascii="Times New Roman" w:cs="Times New Roman" w:eastAsia="Times New Roman" w:hAnsi="Times New Roman"/>
+          <w:b/>
+          <w:bCs/>
+          <w:i w:val="false"/>
+          <w:iCs w:val="false"/>
+          <w:color w:val="000000"/>
+          <w:sz w:val="24"/>
+          <w:szCs w:val="24"/>
+        </w:rPr>
+        <w:t xml:space="preserve">{{СРОК_ОПЛАТЫ_ПО_ДОГОВОРУ}}</w:t>
+      </w:r>
+      <w:r>
+        <w:rPr>
+          <w:rFonts w:ascii="Times New Roman" w:cs="Times New Roman" w:eastAsia="Times New Roman" w:hAnsi="Times New Roman"/>
+          <w:sz w:val="24"/>
+          <w:szCs w:val="24"/>
+        </w:rPr>
+        <w:t xml:space="preserve">. Срок истёк; с </w:t>
+      </w:r>
+      <w:r>
+        <w:rPr>
+          <w:rFonts w:ascii="Times New Roman" w:cs="Times New Roman" w:eastAsia="Times New Roman" w:hAnsi="Times New Roman"/>
+          <w:b/>
+          <w:bCs/>
+          <w:i w:val="false"/>
+          <w:iCs w:val="false"/>
+          <w:color w:val="000000"/>
+          <w:sz w:val="24"/>
+          <w:szCs w:val="24"/>
+        </w:rPr>
+        <w:t xml:space="preserve">{{ДАТА_НАЧАЛА_ПРОСРОЧКИ}}</w:t>
+      </w:r>
+      <w:r>
+        <w:rPr>
+          <w:rFonts w:ascii="Times New Roman" w:cs="Times New Roman" w:eastAsia="Times New Roman" w:hAnsi="Times New Roman"/>
+          <w:sz w:val="24"/>
+          <w:szCs w:val="24"/>
+        </w:rPr>
+        <w:t xml:space="preserve"> Ответчик находится в просрочке. С учётом частичных оплат </w:t>
+      </w:r>
       <w:r>
         <w:rPr>
           <w:rFonts w:ascii="Times New Roman" w:cs="Times New Roman" w:eastAsia="Times New Roman" w:hAnsi="Times New Roman"/>
@@ -1247,7 +1135,36 @@
           <w:sz w:val="24"/>
           <w:szCs w:val="24"/>
         </w:rPr>
-        <w:t xml:space="preserve">[Вариант при договорной неустойке: заменить абзац о ст. 395 на требование неустойки по п. {{ПУНКТ_ДОГОВОРА_О_НЕУСТОЙКЕ}} Договора со ссылкой на ст. 330 ГК РФ и приложить расчёт неустойки. Одновременное заявление неустойки и процентов за одно нарушение — п. 4 ст. 395 ГК РФ, согласовать с юристом.]</w:t>
+        <w:t xml:space="preserve">[перечислить либо удалить]</w:t>
+      </w:r>
+      <w:r>
+        <w:rPr>
+          <w:rFonts w:ascii="Times New Roman" w:cs="Times New Roman" w:eastAsia="Times New Roman" w:hAnsi="Times New Roman"/>
+          <w:sz w:val="24"/>
+          <w:szCs w:val="24"/>
+        </w:rPr>
+        <w:t xml:space="preserve"> задолженность составляет </w:t>
+      </w:r>
+      <w:r>
+        <w:rPr>
+          <w:rFonts w:ascii="Times New Roman" w:cs="Times New Roman" w:eastAsia="Times New Roman" w:hAnsi="Times New Roman"/>
+          <w:b/>
+          <w:bCs/>
+          <w:i w:val="false"/>
+          <w:iCs w:val="false"/>
+          <w:color w:val="000000"/>
+          <w:sz w:val="24"/>
+          <w:szCs w:val="24"/>
+        </w:rPr>
+        <w:t xml:space="preserve">{{СУММА_ДОЛГА}}</w:t>
+      </w:r>
+      <w:r>
+        <w:rPr>
+          <w:rFonts w:ascii="Times New Roman" w:cs="Times New Roman" w:eastAsia="Times New Roman" w:hAnsi="Times New Roman"/>
+          <w:sz w:val="24"/>
+          <w:szCs w:val="24"/>
+        </w:rPr>
+        <w:t xml:space="preserve">.</w:t>
       </w:r>
     </w:p>
     <w:p>
@@ -1262,7 +1179,7 @@
           <w:sz w:val="24"/>
           <w:szCs w:val="24"/>
         </w:rPr>
-        <w:t xml:space="preserve">3. Соблюдение досудебного порядка.</w:t>
+        <w:t xml:space="preserve">2. Правовое обоснование.</w:t>
       </w:r>
     </w:p>
     <w:p>
@@ -1275,92 +1192,68 @@
           <w:sz w:val="24"/>
           <w:szCs w:val="24"/>
         </w:rPr>
-        <w:t xml:space="preserve">Претензия исх. № </w:t>
-      </w:r>
-      <w:r>
-        <w:rPr>
-          <w:rFonts w:ascii="Times New Roman" w:cs="Times New Roman" w:eastAsia="Times New Roman" w:hAnsi="Times New Roman"/>
-          <w:b/>
-          <w:bCs/>
-          <w:i w:val="false"/>
-          <w:iCs w:val="false"/>
-          <w:color w:val="000000"/>
-          <w:sz w:val="24"/>
-          <w:szCs w:val="24"/>
-        </w:rPr>
-        <w:t xml:space="preserve">{{ИСХОДЯЩИЙ_НОМЕР}}</w:t>
-      </w:r>
-      <w:r>
-        <w:rPr>
-          <w:rFonts w:ascii="Times New Roman" w:cs="Times New Roman" w:eastAsia="Times New Roman" w:hAnsi="Times New Roman"/>
-          <w:sz w:val="24"/>
-          <w:szCs w:val="24"/>
-        </w:rPr>
-        <w:t xml:space="preserve"> от </w:t>
-      </w:r>
-      <w:r>
-        <w:rPr>
-          <w:rFonts w:ascii="Times New Roman" w:cs="Times New Roman" w:eastAsia="Times New Roman" w:hAnsi="Times New Roman"/>
-          <w:b/>
-          <w:bCs/>
-          <w:i w:val="false"/>
-          <w:iCs w:val="false"/>
-          <w:color w:val="000000"/>
-          <w:sz w:val="24"/>
-          <w:szCs w:val="24"/>
-        </w:rPr>
-        <w:t xml:space="preserve">{{ДАТА_ПРЕТЕНЗИИ}}</w:t>
-      </w:r>
-      <w:r>
-        <w:rPr>
-          <w:rFonts w:ascii="Times New Roman" w:cs="Times New Roman" w:eastAsia="Times New Roman" w:hAnsi="Times New Roman"/>
-          <w:sz w:val="24"/>
-          <w:szCs w:val="24"/>
-        </w:rPr>
-        <w:t xml:space="preserve"> направлена Ответчику </w:t>
-      </w:r>
-      <w:r>
-        <w:rPr>
-          <w:rFonts w:ascii="Times New Roman" w:cs="Times New Roman" w:eastAsia="Times New Roman" w:hAnsi="Times New Roman"/>
-          <w:b/>
-          <w:bCs/>
-          <w:i w:val="false"/>
-          <w:iCs w:val="false"/>
-          <w:color w:val="000000"/>
-          <w:sz w:val="24"/>
-          <w:szCs w:val="24"/>
-        </w:rPr>
-        <w:t xml:space="preserve">{{ДАТА_ОТПРАВКИ_ПРЕТЕНЗИИ}}</w:t>
-      </w:r>
-      <w:r>
-        <w:rPr>
-          <w:rFonts w:ascii="Times New Roman" w:cs="Times New Roman" w:eastAsia="Times New Roman" w:hAnsi="Times New Roman"/>
-          <w:sz w:val="24"/>
-          <w:szCs w:val="24"/>
-        </w:rPr>
-        <w:t xml:space="preserve"> (опись вложения, почтовый идентификатор — Приложение № 6). Срок ответа (</w:t>
-      </w:r>
-      <w:r>
-        <w:rPr>
-          <w:rFonts w:ascii="Times New Roman" w:cs="Times New Roman" w:eastAsia="Times New Roman" w:hAnsi="Times New Roman"/>
-          <w:b/>
-          <w:bCs/>
-          <w:i w:val="false"/>
-          <w:iCs w:val="false"/>
-          <w:color w:val="000000"/>
-          <w:sz w:val="24"/>
-          <w:szCs w:val="24"/>
-        </w:rPr>
-        <w:t xml:space="preserve">{{СРОК_ОТВЕТА_НА_ПРЕТЕНЗИЮ}}</w:t>
-      </w:r>
-      <w:r>
-        <w:rPr>
-          <w:rFonts w:ascii="Times New Roman" w:cs="Times New Roman" w:eastAsia="Times New Roman" w:hAnsi="Times New Roman"/>
-          <w:sz w:val="24"/>
-          <w:szCs w:val="24"/>
-        </w:rPr>
-        <w:t xml:space="preserve">) истёк, требования не удовлетворены </w:t>
-      </w:r>
+        <w:t xml:space="preserve">Обязательства должны исполняться надлежащим образом; односторонний отказ от исполнения не допускается (ст. 309, 310 ГК РФ). Заказчик обязан оплатить выполненные работы после сдачи результата (ст. 711 ГК РФ), оплата выполненных работ производится в размере, предусмотренном сметой, в сроки и в порядке, которые установлены законом или договором строительного подряда (ст. 746 ГК РФ). Сдача и приёмка работ оформлены актами в порядке ст. 753 ГК РФ.</w:t>
+      </w:r>
+    </w:p>
+    <w:p>
+      <w:pPr>
+        <w:spacing w:after="140" w:line="276"/>
+      </w:pPr>
+      <w:r>
+        <w:rPr>
+          <w:rFonts w:ascii="Times New Roman" w:cs="Times New Roman" w:eastAsia="Times New Roman" w:hAnsi="Times New Roman"/>
+          <w:sz w:val="24"/>
+          <w:szCs w:val="24"/>
+        </w:rPr>
+        <w:t xml:space="preserve">За пользование чужими денежными средствами вследствие просрочки их уплаты подлежат уплате проценты в размере, определяемом ключевой ставкой Банка России, действовавшей в соответствующие периоды (п. 1 ст. 395 ГК РФ). По состоянию на </w:t>
+      </w:r>
+      <w:r>
+        <w:rPr>
+          <w:rFonts w:ascii="Times New Roman" w:cs="Times New Roman" w:eastAsia="Times New Roman" w:hAnsi="Times New Roman"/>
+          <w:b/>
+          <w:bCs/>
+          <w:i w:val="false"/>
+          <w:iCs w:val="false"/>
+          <w:color w:val="000000"/>
+          <w:sz w:val="24"/>
+          <w:szCs w:val="24"/>
+        </w:rPr>
+        <w:t xml:space="preserve">{{ДАТА_ДОКУМЕНТА}}</w:t>
+      </w:r>
+      <w:r>
+        <w:rPr>
+          <w:rFonts w:ascii="Times New Roman" w:cs="Times New Roman" w:eastAsia="Times New Roman" w:hAnsi="Times New Roman"/>
+          <w:sz w:val="24"/>
+          <w:szCs w:val="24"/>
+        </w:rPr>
+        <w:t xml:space="preserve"> проценты составляют </w:t>
+      </w:r>
+      <w:r>
+        <w:rPr>
+          <w:rFonts w:ascii="Times New Roman" w:cs="Times New Roman" w:eastAsia="Times New Roman" w:hAnsi="Times New Roman"/>
+          <w:b/>
+          <w:bCs/>
+          <w:i w:val="false"/>
+          <w:iCs w:val="false"/>
+          <w:color w:val="000000"/>
+          <w:sz w:val="24"/>
+          <w:szCs w:val="24"/>
+        </w:rPr>
+        <w:t xml:space="preserve">{{СУММА_ПРОЦЕНТОВ}}</w:t>
+      </w:r>
+      <w:r>
+        <w:rPr>
+          <w:rFonts w:ascii="Times New Roman" w:cs="Times New Roman" w:eastAsia="Times New Roman" w:hAnsi="Times New Roman"/>
+          <w:sz w:val="24"/>
+          <w:szCs w:val="24"/>
+        </w:rPr>
+        <w:t xml:space="preserve"> (расчёт — Приложение № 5). Проценты подлежат начислению по день фактической уплаты долга (п. 3 ст. 395 ГК РФ).</w:t>
+      </w:r>
+    </w:p>
+    <w:p>
+      <w:pPr>
+        <w:spacing w:after="140" w:line="276"/>
+      </w:pPr>
       <w:r>
         <w:rPr>
           <w:rFonts w:ascii="Times New Roman" w:cs="Times New Roman" w:eastAsia="Times New Roman" w:hAnsi="Times New Roman"/>
@@ -1372,15 +1265,7 @@
           <w:sz w:val="24"/>
           <w:szCs w:val="24"/>
         </w:rPr>
-        <w:t xml:space="preserve">[/оставлены без ответа]</w:t>
-      </w:r>
-      <w:r>
-        <w:rPr>
-          <w:rFonts w:ascii="Times New Roman" w:cs="Times New Roman" w:eastAsia="Times New Roman" w:hAnsi="Times New Roman"/>
-          <w:sz w:val="24"/>
-          <w:szCs w:val="24"/>
-        </w:rPr>
-        <w:t xml:space="preserve">. Досудебный порядок, установленный ч. 5 ст. 4 АПК РФ, соблюдён.</w:t>
+        <w:t xml:space="preserve">[Вариант при договорной неустойке. При договорной неустойке за нарушение денежного обязательства проценты по ст. 395 ГК РФ взысканию не подлежат, если иное не предусмотрено законом или договором (п. 4 ст. 395 ГК РФ): заменить абзац о процентах на требование неустойки по п. {{ПУНКТ_ДОГОВОРА_О_НЕУСТОЙКЕ}} Договора (ст. 330 ГК РФ) и приложить её расчёт.]</w:t>
       </w:r>
     </w:p>
     <w:p>
@@ -1395,7 +1280,7 @@
           <w:sz w:val="24"/>
           <w:szCs w:val="24"/>
         </w:rPr>
-        <w:t xml:space="preserve">4. Подсудность.</w:t>
+        <w:t xml:space="preserve">3. Соблюдение досудебного порядка.</w:t>
       </w:r>
     </w:p>
     <w:p>
@@ -1408,34 +1293,92 @@
           <w:sz w:val="24"/>
           <w:szCs w:val="24"/>
         </w:rPr>
-        <w:t xml:space="preserve">Спор подсуден </w:t>
-      </w:r>
-      <w:r>
-        <w:rPr>
-          <w:rFonts w:ascii="Times New Roman" w:cs="Times New Roman" w:eastAsia="Times New Roman" w:hAnsi="Times New Roman"/>
-          <w:b/>
-          <w:bCs/>
-          <w:i w:val="false"/>
-          <w:iCs w:val="false"/>
-          <w:color w:val="000000"/>
-          <w:sz w:val="24"/>
-          <w:szCs w:val="24"/>
-        </w:rPr>
-        <w:t xml:space="preserve">{{НАИМЕНОВАНИЕ_АРБИТРАЖНОГО_СУДА}}</w:t>
-      </w:r>
-      <w:r>
-        <w:rPr>
-          <w:rFonts w:ascii="Times New Roman" w:cs="Times New Roman" w:eastAsia="Times New Roman" w:hAnsi="Times New Roman"/>
-          <w:sz w:val="24"/>
-          <w:szCs w:val="24"/>
-        </w:rPr>
-        <w:t xml:space="preserve">:</w:t>
-      </w:r>
-    </w:p>
-    <w:p>
-      <w:pPr>
-        <w:spacing w:after="40" w:line="276"/>
-      </w:pPr>
+        <w:t xml:space="preserve">Претензия исх. № </w:t>
+      </w:r>
+      <w:r>
+        <w:rPr>
+          <w:rFonts w:ascii="Times New Roman" w:cs="Times New Roman" w:eastAsia="Times New Roman" w:hAnsi="Times New Roman"/>
+          <w:b/>
+          <w:bCs/>
+          <w:i w:val="false"/>
+          <w:iCs w:val="false"/>
+          <w:color w:val="000000"/>
+          <w:sz w:val="24"/>
+          <w:szCs w:val="24"/>
+        </w:rPr>
+        <w:t xml:space="preserve">{{ИСХОДЯЩИЙ_НОМЕР}}</w:t>
+      </w:r>
+      <w:r>
+        <w:rPr>
+          <w:rFonts w:ascii="Times New Roman" w:cs="Times New Roman" w:eastAsia="Times New Roman" w:hAnsi="Times New Roman"/>
+          <w:sz w:val="24"/>
+          <w:szCs w:val="24"/>
+        </w:rPr>
+        <w:t xml:space="preserve"> от </w:t>
+      </w:r>
+      <w:r>
+        <w:rPr>
+          <w:rFonts w:ascii="Times New Roman" w:cs="Times New Roman" w:eastAsia="Times New Roman" w:hAnsi="Times New Roman"/>
+          <w:b/>
+          <w:bCs/>
+          <w:i w:val="false"/>
+          <w:iCs w:val="false"/>
+          <w:color w:val="000000"/>
+          <w:sz w:val="24"/>
+          <w:szCs w:val="24"/>
+        </w:rPr>
+        <w:t xml:space="preserve">{{ДАТА_ПРЕТЕНЗИИ}}</w:t>
+      </w:r>
+      <w:r>
+        <w:rPr>
+          <w:rFonts w:ascii="Times New Roman" w:cs="Times New Roman" w:eastAsia="Times New Roman" w:hAnsi="Times New Roman"/>
+          <w:sz w:val="24"/>
+          <w:szCs w:val="24"/>
+        </w:rPr>
+        <w:t xml:space="preserve"> направлена Ответчику </w:t>
+      </w:r>
+      <w:r>
+        <w:rPr>
+          <w:rFonts w:ascii="Times New Roman" w:cs="Times New Roman" w:eastAsia="Times New Roman" w:hAnsi="Times New Roman"/>
+          <w:b/>
+          <w:bCs/>
+          <w:i w:val="false"/>
+          <w:iCs w:val="false"/>
+          <w:color w:val="000000"/>
+          <w:sz w:val="24"/>
+          <w:szCs w:val="24"/>
+        </w:rPr>
+        <w:t xml:space="preserve">{{ДАТА_ОТПРАВКИ_ПРЕТЕНЗИИ}}</w:t>
+      </w:r>
+      <w:r>
+        <w:rPr>
+          <w:rFonts w:ascii="Times New Roman" w:cs="Times New Roman" w:eastAsia="Times New Roman" w:hAnsi="Times New Roman"/>
+          <w:sz w:val="24"/>
+          <w:szCs w:val="24"/>
+        </w:rPr>
+        <w:t xml:space="preserve"> (опись вложения, почтовый идентификатор — Приложение № 6). Срок ответа (</w:t>
+      </w:r>
+      <w:r>
+        <w:rPr>
+          <w:rFonts w:ascii="Times New Roman" w:cs="Times New Roman" w:eastAsia="Times New Roman" w:hAnsi="Times New Roman"/>
+          <w:b/>
+          <w:bCs/>
+          <w:i w:val="false"/>
+          <w:iCs w:val="false"/>
+          <w:color w:val="000000"/>
+          <w:sz w:val="24"/>
+          <w:szCs w:val="24"/>
+        </w:rPr>
+        <w:t xml:space="preserve">{{СРОК_ОТВЕТА_НА_ПРЕТЕНЗИЮ}}</w:t>
+      </w:r>
+      <w:r>
+        <w:rPr>
+          <w:rFonts w:ascii="Times New Roman" w:cs="Times New Roman" w:eastAsia="Times New Roman" w:hAnsi="Times New Roman"/>
+          <w:sz w:val="24"/>
+          <w:szCs w:val="24"/>
+        </w:rPr>
+        <w:t xml:space="preserve">) истёк, требования не удовлетворены </w:t>
+      </w:r>
       <w:r>
         <w:rPr>
           <w:rFonts w:ascii="Times New Roman" w:cs="Times New Roman" w:eastAsia="Times New Roman" w:hAnsi="Times New Roman"/>
@@ -1447,20 +1390,69 @@
           <w:sz w:val="24"/>
           <w:szCs w:val="24"/>
         </w:rPr>
-        <w:t xml:space="preserve">[вариант 1]</w:t>
-      </w:r>
-      <w:r>
-        <w:rPr>
-          <w:rFonts w:ascii="Times New Roman" w:cs="Times New Roman" w:eastAsia="Times New Roman" w:hAnsi="Times New Roman"/>
-          <w:sz w:val="24"/>
-          <w:szCs w:val="24"/>
-        </w:rPr>
-        <w:t xml:space="preserve"> по месту нахождения Ответчика (ст. 35 АПК РФ);</w:t>
+        <w:t xml:space="preserve">[/оставлены без ответа]</w:t>
+      </w:r>
+      <w:r>
+        <w:rPr>
+          <w:rFonts w:ascii="Times New Roman" w:cs="Times New Roman" w:eastAsia="Times New Roman" w:hAnsi="Times New Roman"/>
+          <w:sz w:val="24"/>
+          <w:szCs w:val="24"/>
+        </w:rPr>
+        <w:t xml:space="preserve">. Досудебный порядок, установленный ч. 5 ст. 4 АПК РФ, соблюдён.</w:t>
       </w:r>
     </w:p>
     <w:p>
       <w:pPr>
         <w:spacing w:after="140" w:line="276"/>
+      </w:pPr>
+      <w:r>
+        <w:rPr>
+          <w:rFonts w:ascii="Times New Roman" w:cs="Times New Roman" w:eastAsia="Times New Roman" w:hAnsi="Times New Roman"/>
+          <w:b/>
+          <w:bCs/>
+          <w:sz w:val="24"/>
+          <w:szCs w:val="24"/>
+        </w:rPr>
+        <w:t xml:space="preserve">4. Подсудность.</w:t>
+      </w:r>
+    </w:p>
+    <w:p>
+      <w:pPr>
+        <w:spacing w:after="140" w:line="276"/>
+      </w:pPr>
+      <w:r>
+        <w:rPr>
+          <w:rFonts w:ascii="Times New Roman" w:cs="Times New Roman" w:eastAsia="Times New Roman" w:hAnsi="Times New Roman"/>
+          <w:sz w:val="24"/>
+          <w:szCs w:val="24"/>
+        </w:rPr>
+        <w:t xml:space="preserve">Спор подсуден </w:t>
+      </w:r>
+      <w:r>
+        <w:rPr>
+          <w:rFonts w:ascii="Times New Roman" w:cs="Times New Roman" w:eastAsia="Times New Roman" w:hAnsi="Times New Roman"/>
+          <w:b/>
+          <w:bCs/>
+          <w:i w:val="false"/>
+          <w:iCs w:val="false"/>
+          <w:color w:val="000000"/>
+          <w:sz w:val="24"/>
+          <w:szCs w:val="24"/>
+        </w:rPr>
+        <w:t xml:space="preserve">{{НАИМЕНОВАНИЕ_АРБИТРАЖНОГО_СУДА}}</w:t>
+      </w:r>
+      <w:r>
+        <w:rPr>
+          <w:rFonts w:ascii="Times New Roman" w:cs="Times New Roman" w:eastAsia="Times New Roman" w:hAnsi="Times New Roman"/>
+          <w:sz w:val="24"/>
+          <w:szCs w:val="24"/>
+        </w:rPr>
+        <w:t xml:space="preserve">:</w:t>
+      </w:r>
+    </w:p>
+    <w:p>
+      <w:pPr>
+        <w:spacing w:after="40" w:line="276"/>
       </w:pPr>
       <w:r>
         <w:rPr>
@@ -1473,65 +1465,21 @@
           <w:sz w:val="24"/>
           <w:szCs w:val="24"/>
         </w:rPr>
-        <w:t xml:space="preserve">[вариант 2]</w:t>
-      </w:r>
-      <w:r>
-        <w:rPr>
-          <w:rFonts w:ascii="Times New Roman" w:cs="Times New Roman" w:eastAsia="Times New Roman" w:hAnsi="Times New Roman"/>
-          <w:sz w:val="24"/>
-          <w:szCs w:val="24"/>
-        </w:rPr>
-        <w:t xml:space="preserve"> в соответствии с п. </w:t>
-      </w:r>
-      <w:r>
-        <w:rPr>
-          <w:rFonts w:ascii="Times New Roman" w:cs="Times New Roman" w:eastAsia="Times New Roman" w:hAnsi="Times New Roman"/>
-          <w:b/>
-          <w:bCs/>
-          <w:i w:val="false"/>
-          <w:iCs w:val="false"/>
-          <w:color w:val="000000"/>
-          <w:sz w:val="24"/>
-          <w:szCs w:val="24"/>
-        </w:rPr>
-        <w:t xml:space="preserve">{{ПУНКТ_ДОГОВОРА_О_ПОДСУДНОСТИ}}</w:t>
-      </w:r>
-      <w:r>
-        <w:rPr>
-          <w:rFonts w:ascii="Times New Roman" w:cs="Times New Roman" w:eastAsia="Times New Roman" w:hAnsi="Times New Roman"/>
-          <w:sz w:val="24"/>
-          <w:szCs w:val="24"/>
-        </w:rPr>
-        <w:t xml:space="preserve"> Договора (ст. 37 АПК РФ).</w:t>
+        <w:t xml:space="preserve">[вариант 1]</w:t>
+      </w:r>
+      <w:r>
+        <w:rPr>
+          <w:rFonts w:ascii="Times New Roman" w:cs="Times New Roman" w:eastAsia="Times New Roman" w:hAnsi="Times New Roman"/>
+          <w:sz w:val="24"/>
+          <w:szCs w:val="24"/>
+        </w:rPr>
+        <w:t xml:space="preserve"> по адресу Ответчика (ст. 35 АПК РФ);</w:t>
       </w:r>
     </w:p>
     <w:p>
       <w:pPr>
         <w:spacing w:after="140" w:line="276"/>
       </w:pPr>
-      <w:r>
-        <w:rPr>
-          <w:rFonts w:ascii="Times New Roman" w:cs="Times New Roman" w:eastAsia="Times New Roman" w:hAnsi="Times New Roman"/>
-          <w:b/>
-          <w:bCs/>
-          <w:sz w:val="24"/>
-          <w:szCs w:val="24"/>
-        </w:rPr>
-        <w:t xml:space="preserve">5. Примирение и обеспечительные меры.</w:t>
-      </w:r>
-    </w:p>
-    <w:p>
-      <w:pPr>
-        <w:spacing w:after="140" w:line="276"/>
-      </w:pPr>
-      <w:r>
-        <w:rPr>
-          <w:rFonts w:ascii="Times New Roman" w:cs="Times New Roman" w:eastAsia="Times New Roman" w:hAnsi="Times New Roman"/>
-          <w:sz w:val="24"/>
-          <w:szCs w:val="24"/>
-        </w:rPr>
-        <w:t xml:space="preserve">Действия, направленные на примирение: </w:t>
-      </w:r>
       <w:r>
         <w:rPr>
           <w:rFonts w:ascii="Times New Roman" w:cs="Times New Roman" w:eastAsia="Times New Roman" w:hAnsi="Times New Roman"/>
@@ -1543,15 +1491,64 @@
           <w:sz w:val="24"/>
           <w:szCs w:val="24"/>
         </w:rPr>
-        <w:t xml:space="preserve">[вариант 1]</w:t>
-      </w:r>
-      <w:r>
-        <w:rPr>
-          <w:rFonts w:ascii="Times New Roman" w:cs="Times New Roman" w:eastAsia="Times New Roman" w:hAnsi="Times New Roman"/>
-          <w:sz w:val="24"/>
-          <w:szCs w:val="24"/>
-        </w:rPr>
-        <w:t xml:space="preserve"> сторонами предпринимались — </w:t>
+        <w:t xml:space="preserve">[вариант 2]</w:t>
+      </w:r>
+      <w:r>
+        <w:rPr>
+          <w:rFonts w:ascii="Times New Roman" w:cs="Times New Roman" w:eastAsia="Times New Roman" w:hAnsi="Times New Roman"/>
+          <w:sz w:val="24"/>
+          <w:szCs w:val="24"/>
+        </w:rPr>
+        <w:t xml:space="preserve"> в соответствии с п. </w:t>
+      </w:r>
+      <w:r>
+        <w:rPr>
+          <w:rFonts w:ascii="Times New Roman" w:cs="Times New Roman" w:eastAsia="Times New Roman" w:hAnsi="Times New Roman"/>
+          <w:b/>
+          <w:bCs/>
+          <w:i w:val="false"/>
+          <w:iCs w:val="false"/>
+          <w:color w:val="000000"/>
+          <w:sz w:val="24"/>
+          <w:szCs w:val="24"/>
+        </w:rPr>
+        <w:t xml:space="preserve">{{ПУНКТ_ДОГОВОРА_О_ПОДСУДНОСТИ}}</w:t>
+      </w:r>
+      <w:r>
+        <w:rPr>
+          <w:rFonts w:ascii="Times New Roman" w:cs="Times New Roman" w:eastAsia="Times New Roman" w:hAnsi="Times New Roman"/>
+          <w:sz w:val="24"/>
+          <w:szCs w:val="24"/>
+        </w:rPr>
+        <w:t xml:space="preserve"> Договора (ст. 37 АПК РФ).</w:t>
+      </w:r>
+    </w:p>
+    <w:p>
+      <w:pPr>
+        <w:spacing w:after="140" w:line="276"/>
+      </w:pPr>
+      <w:r>
+        <w:rPr>
+          <w:rFonts w:ascii="Times New Roman" w:cs="Times New Roman" w:eastAsia="Times New Roman" w:hAnsi="Times New Roman"/>
+          <w:b/>
+          <w:bCs/>
+          <w:sz w:val="24"/>
+          <w:szCs w:val="24"/>
+        </w:rPr>
+        <w:t xml:space="preserve">5. Примирение и обеспечительные меры.</w:t>
+      </w:r>
+    </w:p>
+    <w:p>
+      <w:pPr>
+        <w:spacing w:after="140" w:line="276"/>
+      </w:pPr>
+      <w:r>
+        <w:rPr>
+          <w:rFonts w:ascii="Times New Roman" w:cs="Times New Roman" w:eastAsia="Times New Roman" w:hAnsi="Times New Roman"/>
+          <w:sz w:val="24"/>
+          <w:szCs w:val="24"/>
+        </w:rPr>
+        <w:t xml:space="preserve">Действия, направленные на примирение: </w:t>
       </w:r>
       <w:r>
         <w:rPr>
@@ -1564,15 +1561,15 @@
           <w:sz w:val="24"/>
           <w:szCs w:val="24"/>
         </w:rPr>
-        <w:t xml:space="preserve">[указать какие и когда]</w:t>
-      </w:r>
-      <w:r>
-        <w:rPr>
-          <w:rFonts w:ascii="Times New Roman" w:cs="Times New Roman" w:eastAsia="Times New Roman" w:hAnsi="Times New Roman"/>
-          <w:sz w:val="24"/>
-          <w:szCs w:val="24"/>
-        </w:rPr>
-        <w:t xml:space="preserve">; </w:t>
+        <w:t xml:space="preserve">[вариант 1]</w:t>
+      </w:r>
+      <w:r>
+        <w:rPr>
+          <w:rFonts w:ascii="Times New Roman" w:cs="Times New Roman" w:eastAsia="Times New Roman" w:hAnsi="Times New Roman"/>
+          <w:sz w:val="24"/>
+          <w:szCs w:val="24"/>
+        </w:rPr>
+        <w:t xml:space="preserve"> сторонами предпринимались — </w:t>
       </w:r>
       <w:r>
         <w:rPr>
@@ -1585,28 +1582,15 @@
           <w:sz w:val="24"/>
           <w:szCs w:val="24"/>
         </w:rPr>
-        <w:t xml:space="preserve">[вариант 2]</w:t>
-      </w:r>
-      <w:r>
-        <w:rPr>
-          <w:rFonts w:ascii="Times New Roman" w:cs="Times New Roman" w:eastAsia="Times New Roman" w:hAnsi="Times New Roman"/>
-          <w:sz w:val="24"/>
-          <w:szCs w:val="24"/>
-        </w:rPr>
-        <w:t xml:space="preserve"> сторонами не предпринимались. (По п. 8.1 ч. 2 ст. 125 АПК РФ сведения указываются, если такие действия предпринимались; вариант 2 оставляют, чтобы у суда не осталось вопроса. Оставьте один вариант.)</w:t>
-      </w:r>
-    </w:p>
-    <w:p>
-      <w:pPr>
-        <w:spacing w:after="140" w:line="276"/>
-      </w:pPr>
-      <w:r>
-        <w:rPr>
-          <w:rFonts w:ascii="Times New Roman" w:cs="Times New Roman" w:eastAsia="Times New Roman" w:hAnsi="Times New Roman"/>
-          <w:sz w:val="24"/>
-          <w:szCs w:val="24"/>
-        </w:rPr>
-        <w:t xml:space="preserve">Меры по обеспечению имущественных интересов до предъявления иска: </w:t>
+        <w:t xml:space="preserve">[указать какие и когда]</w:t>
+      </w:r>
+      <w:r>
+        <w:rPr>
+          <w:rFonts w:ascii="Times New Roman" w:cs="Times New Roman" w:eastAsia="Times New Roman" w:hAnsi="Times New Roman"/>
+          <w:sz w:val="24"/>
+          <w:szCs w:val="24"/>
+        </w:rPr>
+        <w:t xml:space="preserve">; </w:t>
       </w:r>
       <w:r>
         <w:rPr>
@@ -1619,15 +1603,28 @@
           <w:sz w:val="24"/>
           <w:szCs w:val="24"/>
         </w:rPr>
-        <w:t xml:space="preserve">[вариант 1]</w:t>
-      </w:r>
-      <w:r>
-        <w:rPr>
-          <w:rFonts w:ascii="Times New Roman" w:cs="Times New Roman" w:eastAsia="Times New Roman" w:hAnsi="Times New Roman"/>
-          <w:sz w:val="24"/>
-          <w:szCs w:val="24"/>
-        </w:rPr>
-        <w:t xml:space="preserve"> принимались — определение суда прилагается; </w:t>
+        <w:t xml:space="preserve">[вариант 2]</w:t>
+      </w:r>
+      <w:r>
+        <w:rPr>
+          <w:rFonts w:ascii="Times New Roman" w:cs="Times New Roman" w:eastAsia="Times New Roman" w:hAnsi="Times New Roman"/>
+          <w:sz w:val="24"/>
+          <w:szCs w:val="24"/>
+        </w:rPr>
+        <w:t xml:space="preserve"> сторонами не предпринимались. (По п. 8.1 ч. 2 ст. 125 АПК РФ сведения указываются, если такие действия предпринимались; вариант 2 оставляют, чтобы у суда не осталось вопроса. Оставьте один вариант.)</w:t>
+      </w:r>
+    </w:p>
+    <w:p>
+      <w:pPr>
+        <w:spacing w:after="140" w:line="276"/>
+      </w:pPr>
+      <w:r>
+        <w:rPr>
+          <w:rFonts w:ascii="Times New Roman" w:cs="Times New Roman" w:eastAsia="Times New Roman" w:hAnsi="Times New Roman"/>
+          <w:sz w:val="24"/>
+          <w:szCs w:val="24"/>
+        </w:rPr>
+        <w:t xml:space="preserve">Меры по обеспечению имущественных интересов до предъявления иска: </w:t>
       </w:r>
       <w:r>
         <w:rPr>
@@ -1640,28 +1637,15 @@
           <w:sz w:val="24"/>
           <w:szCs w:val="24"/>
         </w:rPr>
-        <w:t xml:space="preserve">[вариант 2]</w:t>
-      </w:r>
-      <w:r>
-        <w:rPr>
-          <w:rFonts w:ascii="Times New Roman" w:cs="Times New Roman" w:eastAsia="Times New Roman" w:hAnsi="Times New Roman"/>
-          <w:sz w:val="24"/>
-          <w:szCs w:val="24"/>
-        </w:rPr>
-        <w:t xml:space="preserve"> не принимались (п. 9 ч. 2 ст. 125 АПК РФ). Оставьте один вариант.</w:t>
-      </w:r>
-    </w:p>
-    <w:p>
-      <w:pPr>
-        <w:spacing w:after="140" w:line="276"/>
-      </w:pPr>
-      <w:r>
-        <w:rPr>
-          <w:rFonts w:ascii="Times New Roman" w:cs="Times New Roman" w:eastAsia="Times New Roman" w:hAnsi="Times New Roman"/>
-          <w:sz w:val="24"/>
-          <w:szCs w:val="24"/>
-        </w:rPr>
-        <w:t xml:space="preserve">На основании изложенного, руководствуясь ст. 309, 310, 395, 711, 746, 753 ГК РФ, ст. 4, 27, 35 </w:t>
+        <w:t xml:space="preserve">[вариант 1]</w:t>
+      </w:r>
+      <w:r>
+        <w:rPr>
+          <w:rFonts w:ascii="Times New Roman" w:cs="Times New Roman" w:eastAsia="Times New Roman" w:hAnsi="Times New Roman"/>
+          <w:sz w:val="24"/>
+          <w:szCs w:val="24"/>
+        </w:rPr>
+        <w:t xml:space="preserve"> принимались — определение суда прилагается; </w:t>
       </w:r>
       <w:r>
         <w:rPr>
@@ -1674,120 +1658,15 @@
           <w:sz w:val="24"/>
           <w:szCs w:val="24"/>
         </w:rPr>
-        <w:t xml:space="preserve">[/37]</w:t>
-      </w:r>
-      <w:r>
-        <w:rPr>
-          <w:rFonts w:ascii="Times New Roman" w:cs="Times New Roman" w:eastAsia="Times New Roman" w:hAnsi="Times New Roman"/>
-          <w:sz w:val="24"/>
-          <w:szCs w:val="24"/>
-        </w:rPr>
-        <w:t xml:space="preserve">, 110, 125, 126 АПК РФ,</w:t>
-      </w:r>
-    </w:p>
-    <w:p>
-      <w:pPr>
-        <w:spacing w:after="200" w:line="276"/>
-        <w:jc w:val="center"/>
-      </w:pPr>
-      <w:r>
-        <w:rPr>
-          <w:rFonts w:ascii="Times New Roman" w:cs="Times New Roman" w:eastAsia="Times New Roman" w:hAnsi="Times New Roman"/>
-          <w:b/>
-          <w:bCs/>
-          <w:sz w:val="24"/>
-          <w:szCs w:val="24"/>
-        </w:rPr>
-        <w:t xml:space="preserve">ПРОШУ:</w:t>
-      </w:r>
-    </w:p>
-    <w:p>
-      <w:pPr>
-        <w:spacing w:after="40" w:line="276"/>
-      </w:pPr>
-      <w:r>
-        <w:rPr>
-          <w:rFonts w:ascii="Times New Roman" w:cs="Times New Roman" w:eastAsia="Times New Roman" w:hAnsi="Times New Roman"/>
-          <w:sz w:val="24"/>
-          <w:szCs w:val="24"/>
-        </w:rPr>
-        <w:t xml:space="preserve">1. Взыскать с Ответчика в пользу Истца задолженность по Договору в размере </w:t>
-      </w:r>
-      <w:r>
-        <w:rPr>
-          <w:rFonts w:ascii="Times New Roman" w:cs="Times New Roman" w:eastAsia="Times New Roman" w:hAnsi="Times New Roman"/>
-          <w:b/>
-          <w:bCs/>
-          <w:i w:val="false"/>
-          <w:iCs w:val="false"/>
-          <w:color w:val="000000"/>
-          <w:sz w:val="24"/>
-          <w:szCs w:val="24"/>
-        </w:rPr>
-        <w:t xml:space="preserve">{{СУММА_ДОЛГА}}</w:t>
-      </w:r>
-      <w:r>
-        <w:rPr>
-          <w:rFonts w:ascii="Times New Roman" w:cs="Times New Roman" w:eastAsia="Times New Roman" w:hAnsi="Times New Roman"/>
-          <w:sz w:val="24"/>
-          <w:szCs w:val="24"/>
-        </w:rPr>
-        <w:t xml:space="preserve">.</w:t>
-      </w:r>
-    </w:p>
-    <w:p>
-      <w:pPr>
-        <w:spacing w:after="40" w:line="276"/>
-      </w:pPr>
-      <w:r>
-        <w:rPr>
-          <w:rFonts w:ascii="Times New Roman" w:cs="Times New Roman" w:eastAsia="Times New Roman" w:hAnsi="Times New Roman"/>
-          <w:sz w:val="24"/>
-          <w:szCs w:val="24"/>
-        </w:rPr>
-        <w:t xml:space="preserve">2. Взыскать с Ответчика проценты по ст. 395 ГК РФ в размере </w:t>
-      </w:r>
-      <w:r>
-        <w:rPr>
-          <w:rFonts w:ascii="Times New Roman" w:cs="Times New Roman" w:eastAsia="Times New Roman" w:hAnsi="Times New Roman"/>
-          <w:b/>
-          <w:bCs/>
-          <w:i w:val="false"/>
-          <w:iCs w:val="false"/>
-          <w:color w:val="000000"/>
-          <w:sz w:val="24"/>
-          <w:szCs w:val="24"/>
-        </w:rPr>
-        <w:t xml:space="preserve">{{СУММА_ПРОЦЕНТОВ}}</w:t>
-      </w:r>
-      <w:r>
-        <w:rPr>
-          <w:rFonts w:ascii="Times New Roman" w:cs="Times New Roman" w:eastAsia="Times New Roman" w:hAnsi="Times New Roman"/>
-          <w:sz w:val="24"/>
-          <w:szCs w:val="24"/>
-        </w:rPr>
-        <w:t xml:space="preserve"> по состоянию на </w:t>
-      </w:r>
-      <w:r>
-        <w:rPr>
-          <w:rFonts w:ascii="Times New Roman" w:cs="Times New Roman" w:eastAsia="Times New Roman" w:hAnsi="Times New Roman"/>
-          <w:b/>
-          <w:bCs/>
-          <w:i w:val="false"/>
-          <w:iCs w:val="false"/>
-          <w:color w:val="000000"/>
-          <w:sz w:val="24"/>
-          <w:szCs w:val="24"/>
-        </w:rPr>
-        <w:t xml:space="preserve">{{ДАТА_ДОКУМЕНТА}}</w:t>
-      </w:r>
-      <w:r>
-        <w:rPr>
-          <w:rFonts w:ascii="Times New Roman" w:cs="Times New Roman" w:eastAsia="Times New Roman" w:hAnsi="Times New Roman"/>
-          <w:sz w:val="24"/>
-          <w:szCs w:val="24"/>
-        </w:rPr>
-        <w:t xml:space="preserve">, с последующим начислением по день фактической уплаты долга.</w:t>
+        <w:t xml:space="preserve">[вариант 2]</w:t>
+      </w:r>
+      <w:r>
+        <w:rPr>
+          <w:rFonts w:ascii="Times New Roman" w:cs="Times New Roman" w:eastAsia="Times New Roman" w:hAnsi="Times New Roman"/>
+          <w:sz w:val="24"/>
+          <w:szCs w:val="24"/>
+        </w:rPr>
+        <w:t xml:space="preserve"> не принимались (п. 9 ч. 2 ст. 125 АПК РФ). Оставьте один вариант.</w:t>
       </w:r>
     </w:p>
     <w:p>
@@ -1800,137 +1679,7 @@
           <w:sz w:val="24"/>
           <w:szCs w:val="24"/>
         </w:rPr>
-        <w:t xml:space="preserve">3. Взыскать с Ответчика расходы по уплате государственной пошлины в размере </w:t>
-      </w:r>
-      <w:r>
-        <w:rPr>
-          <w:rFonts w:ascii="Times New Roman" w:cs="Times New Roman" w:eastAsia="Times New Roman" w:hAnsi="Times New Roman"/>
-          <w:b/>
-          <w:bCs/>
-          <w:i w:val="false"/>
-          <w:iCs w:val="false"/>
-          <w:color w:val="000000"/>
-          <w:sz w:val="24"/>
-          <w:szCs w:val="24"/>
-        </w:rPr>
-        <w:t xml:space="preserve">{{РАЗМЕР_ГОСПОШЛИНЫ}}</w:t>
-      </w:r>
-      <w:r>
-        <w:rPr>
-          <w:rFonts w:ascii="Times New Roman" w:cs="Times New Roman" w:eastAsia="Times New Roman" w:hAnsi="Times New Roman"/>
-          <w:sz w:val="24"/>
-          <w:szCs w:val="24"/>
-        </w:rPr>
-        <w:t xml:space="preserve"> (ст. 110 АПК РФ).</w:t>
-      </w:r>
-    </w:p>
-    <w:p>
-      <w:pPr>
-        <w:spacing w:after="140" w:line="276"/>
-      </w:pPr>
-      <w:r>
-        <w:rPr>
-          <w:rFonts w:ascii="Times New Roman" w:cs="Times New Roman" w:eastAsia="Times New Roman" w:hAnsi="Times New Roman"/>
-          <w:b/>
-          <w:bCs/>
-          <w:sz w:val="24"/>
-          <w:szCs w:val="24"/>
-        </w:rPr>
-        <w:t xml:space="preserve">Приложения (состав — по ст. 126 АПК РФ, сверить с действующей редакцией):</w:t>
-      </w:r>
-    </w:p>
-    <w:p>
-      <w:pPr>
-        <w:spacing w:after="40" w:line="276"/>
-      </w:pPr>
-      <w:r>
-        <w:rPr>
-          <w:rFonts w:ascii="Times New Roman" w:cs="Times New Roman" w:eastAsia="Times New Roman" w:hAnsi="Times New Roman"/>
-          <w:sz w:val="24"/>
-          <w:szCs w:val="24"/>
-        </w:rPr>
-        <w:t xml:space="preserve">1. Уведомление о вручении или иные документы, подтверждающие направление копии искового заявления Ответчику.</w:t>
-      </w:r>
-    </w:p>
-    <w:p>
-      <w:pPr>
-        <w:spacing w:after="40" w:line="276"/>
-      </w:pPr>
-      <w:r>
-        <w:rPr>
-          <w:rFonts w:ascii="Times New Roman" w:cs="Times New Roman" w:eastAsia="Times New Roman" w:hAnsi="Times New Roman"/>
-          <w:sz w:val="24"/>
-          <w:szCs w:val="24"/>
-        </w:rPr>
-        <w:t xml:space="preserve">2. Документ об уплате государственной пошлины.</w:t>
-      </w:r>
-    </w:p>
-    <w:p>
-      <w:pPr>
-        <w:spacing w:after="40" w:line="276"/>
-      </w:pPr>
-      <w:r>
-        <w:rPr>
-          <w:rFonts w:ascii="Times New Roman" w:cs="Times New Roman" w:eastAsia="Times New Roman" w:hAnsi="Times New Roman"/>
-          <w:sz w:val="24"/>
-          <w:szCs w:val="24"/>
-        </w:rPr>
-        <w:t xml:space="preserve">3. Копия Договора № </w:t>
-      </w:r>
-      <w:r>
-        <w:rPr>
-          <w:rFonts w:ascii="Times New Roman" w:cs="Times New Roman" w:eastAsia="Times New Roman" w:hAnsi="Times New Roman"/>
-          <w:b/>
-          <w:bCs/>
-          <w:i w:val="false"/>
-          <w:iCs w:val="false"/>
-          <w:color w:val="000000"/>
-          <w:sz w:val="24"/>
-          <w:szCs w:val="24"/>
-        </w:rPr>
-        <w:t xml:space="preserve">{{НОМЕР_ДОГОВОРА}}</w:t>
-      </w:r>
-      <w:r>
-        <w:rPr>
-          <w:rFonts w:ascii="Times New Roman" w:cs="Times New Roman" w:eastAsia="Times New Roman" w:hAnsi="Times New Roman"/>
-          <w:sz w:val="24"/>
-          <w:szCs w:val="24"/>
-        </w:rPr>
-        <w:t xml:space="preserve"> от </w:t>
-      </w:r>
-      <w:r>
-        <w:rPr>
-          <w:rFonts w:ascii="Times New Roman" w:cs="Times New Roman" w:eastAsia="Times New Roman" w:hAnsi="Times New Roman"/>
-          <w:b/>
-          <w:bCs/>
-          <w:i w:val="false"/>
-          <w:iCs w:val="false"/>
-          <w:color w:val="000000"/>
-          <w:sz w:val="24"/>
-          <w:szCs w:val="24"/>
-        </w:rPr>
-        <w:t xml:space="preserve">{{ДАТА_ДОГОВОРА}}</w:t>
-      </w:r>
-      <w:r>
-        <w:rPr>
-          <w:rFonts w:ascii="Times New Roman" w:cs="Times New Roman" w:eastAsia="Times New Roman" w:hAnsi="Times New Roman"/>
-          <w:sz w:val="24"/>
-          <w:szCs w:val="24"/>
-        </w:rPr>
-        <w:t xml:space="preserve"> с приложениями.</w:t>
-      </w:r>
-    </w:p>
-    <w:p>
-      <w:pPr>
-        <w:spacing w:after="40" w:line="276"/>
-      </w:pPr>
-      <w:r>
-        <w:rPr>
-          <w:rFonts w:ascii="Times New Roman" w:cs="Times New Roman" w:eastAsia="Times New Roman" w:hAnsi="Times New Roman"/>
-          <w:sz w:val="24"/>
-          <w:szCs w:val="24"/>
-        </w:rPr>
-        <w:t xml:space="preserve">4. Копии акта КС-2 и справки КС-3 </w:t>
+        <w:t xml:space="preserve">На основании изложенного, руководствуясь ст. 309, 310, 395, 711, 746, 753 ГК РФ, ст. 4, 27, 28, 35 </w:t>
       </w:r>
       <w:r>
         <w:rPr>
@@ -1943,7 +1692,57 @@
           <w:sz w:val="24"/>
           <w:szCs w:val="24"/>
         </w:rPr>
-        <w:t xml:space="preserve">[реестр актов при множественности]</w:t>
+        <w:t xml:space="preserve">[/37]</w:t>
+      </w:r>
+      <w:r>
+        <w:rPr>
+          <w:rFonts w:ascii="Times New Roman" w:cs="Times New Roman" w:eastAsia="Times New Roman" w:hAnsi="Times New Roman"/>
+          <w:sz w:val="24"/>
+          <w:szCs w:val="24"/>
+        </w:rPr>
+        <w:t xml:space="preserve">, 110, 125, 126 АПК РФ,</w:t>
+      </w:r>
+    </w:p>
+    <w:p>
+      <w:pPr>
+        <w:spacing w:after="200" w:line="276"/>
+        <w:jc w:val="center"/>
+      </w:pPr>
+      <w:r>
+        <w:rPr>
+          <w:rFonts w:ascii="Times New Roman" w:cs="Times New Roman" w:eastAsia="Times New Roman" w:hAnsi="Times New Roman"/>
+          <w:b/>
+          <w:bCs/>
+          <w:sz w:val="24"/>
+          <w:szCs w:val="24"/>
+        </w:rPr>
+        <w:t xml:space="preserve">ПРОШУ:</w:t>
+      </w:r>
+    </w:p>
+    <w:p>
+      <w:pPr>
+        <w:spacing w:after="40" w:line="276"/>
+      </w:pPr>
+      <w:r>
+        <w:rPr>
+          <w:rFonts w:ascii="Times New Roman" w:cs="Times New Roman" w:eastAsia="Times New Roman" w:hAnsi="Times New Roman"/>
+          <w:sz w:val="24"/>
+          <w:szCs w:val="24"/>
+        </w:rPr>
+        <w:t xml:space="preserve">1. Взыскать с Ответчика в пользу Истца задолженность по Договору в размере </w:t>
+      </w:r>
+      <w:r>
+        <w:rPr>
+          <w:rFonts w:ascii="Times New Roman" w:cs="Times New Roman" w:eastAsia="Times New Roman" w:hAnsi="Times New Roman"/>
+          <w:b/>
+          <w:bCs/>
+          <w:i w:val="false"/>
+          <w:iCs w:val="false"/>
+          <w:color w:val="000000"/>
+          <w:sz w:val="24"/>
+          <w:szCs w:val="24"/>
+        </w:rPr>
+        <w:t xml:space="preserve">{{СУММА_ДОЛГА}}</w:t>
       </w:r>
       <w:r>
         <w:rPr>
@@ -1964,7 +1763,98 @@
           <w:sz w:val="24"/>
           <w:szCs w:val="24"/>
         </w:rPr>
-        <w:t xml:space="preserve">5. Расчёт взыскиваемой суммы (долг и проценты), подписанный Истцом.</w:t>
+        <w:t xml:space="preserve">2. Взыскать с Ответчика проценты по ст. 395 ГК РФ в размере </w:t>
+      </w:r>
+      <w:r>
+        <w:rPr>
+          <w:rFonts w:ascii="Times New Roman" w:cs="Times New Roman" w:eastAsia="Times New Roman" w:hAnsi="Times New Roman"/>
+          <w:b/>
+          <w:bCs/>
+          <w:i w:val="false"/>
+          <w:iCs w:val="false"/>
+          <w:color w:val="000000"/>
+          <w:sz w:val="24"/>
+          <w:szCs w:val="24"/>
+        </w:rPr>
+        <w:t xml:space="preserve">{{СУММА_ПРОЦЕНТОВ}}</w:t>
+      </w:r>
+      <w:r>
+        <w:rPr>
+          <w:rFonts w:ascii="Times New Roman" w:cs="Times New Roman" w:eastAsia="Times New Roman" w:hAnsi="Times New Roman"/>
+          <w:sz w:val="24"/>
+          <w:szCs w:val="24"/>
+        </w:rPr>
+        <w:t xml:space="preserve"> по состоянию на </w:t>
+      </w:r>
+      <w:r>
+        <w:rPr>
+          <w:rFonts w:ascii="Times New Roman" w:cs="Times New Roman" w:eastAsia="Times New Roman" w:hAnsi="Times New Roman"/>
+          <w:b/>
+          <w:bCs/>
+          <w:i w:val="false"/>
+          <w:iCs w:val="false"/>
+          <w:color w:val="000000"/>
+          <w:sz w:val="24"/>
+          <w:szCs w:val="24"/>
+        </w:rPr>
+        <w:t xml:space="preserve">{{ДАТА_ДОКУМЕНТА}}</w:t>
+      </w:r>
+      <w:r>
+        <w:rPr>
+          <w:rFonts w:ascii="Times New Roman" w:cs="Times New Roman" w:eastAsia="Times New Roman" w:hAnsi="Times New Roman"/>
+          <w:sz w:val="24"/>
+          <w:szCs w:val="24"/>
+        </w:rPr>
+        <w:t xml:space="preserve">, с последующим начислением по день фактической уплаты долга.</w:t>
+      </w:r>
+    </w:p>
+    <w:p>
+      <w:pPr>
+        <w:spacing w:after="140" w:line="276"/>
+      </w:pPr>
+      <w:r>
+        <w:rPr>
+          <w:rFonts w:ascii="Times New Roman" w:cs="Times New Roman" w:eastAsia="Times New Roman" w:hAnsi="Times New Roman"/>
+          <w:sz w:val="24"/>
+          <w:szCs w:val="24"/>
+        </w:rPr>
+        <w:t xml:space="preserve">3. Взыскать с Ответчика расходы по уплате государственной пошлины в размере </w:t>
+      </w:r>
+      <w:r>
+        <w:rPr>
+          <w:rFonts w:ascii="Times New Roman" w:cs="Times New Roman" w:eastAsia="Times New Roman" w:hAnsi="Times New Roman"/>
+          <w:b/>
+          <w:bCs/>
+          <w:i w:val="false"/>
+          <w:iCs w:val="false"/>
+          <w:color w:val="000000"/>
+          <w:sz w:val="24"/>
+          <w:szCs w:val="24"/>
+        </w:rPr>
+        <w:t xml:space="preserve">{{РАЗМЕР_ГОСПОШЛИНЫ}}</w:t>
+      </w:r>
+      <w:r>
+        <w:rPr>
+          <w:rFonts w:ascii="Times New Roman" w:cs="Times New Roman" w:eastAsia="Times New Roman" w:hAnsi="Times New Roman"/>
+          <w:sz w:val="24"/>
+          <w:szCs w:val="24"/>
+        </w:rPr>
+        <w:t xml:space="preserve"> (ст. 110 АПК РФ).</w:t>
+      </w:r>
+    </w:p>
+    <w:p>
+      <w:pPr>
+        <w:spacing w:after="140" w:line="276"/>
+      </w:pPr>
+      <w:r>
+        <w:rPr>
+          <w:rFonts w:ascii="Times New Roman" w:cs="Times New Roman" w:eastAsia="Times New Roman" w:hAnsi="Times New Roman"/>
+          <w:b/>
+          <w:bCs/>
+          <w:sz w:val="24"/>
+          <w:szCs w:val="24"/>
+        </w:rPr>
+        <w:t xml:space="preserve">Приложения (состав — по ст. 126 АПК РФ, сверить с действующей редакцией):</w:t>
       </w:r>
     </w:p>
     <w:p>
@@ -1977,7 +1867,7 @@
           <w:sz w:val="24"/>
           <w:szCs w:val="24"/>
         </w:rPr>
-        <w:t xml:space="preserve">6. Копия претензии и доказательства её направления.</w:t>
+        <w:t xml:space="preserve">1. Уведомление о вручении или иные документы, подтверждающие направление копии искового заявления Ответчику.</w:t>
       </w:r>
     </w:p>
     <w:p>
@@ -1990,7 +1880,7 @@
           <w:sz w:val="24"/>
           <w:szCs w:val="24"/>
         </w:rPr>
-        <w:t xml:space="preserve">7. Выписка из ЕГРЮЛ или ЕГРИП в отношении Истца и Ответчика, полученная не ранее срока, установленного п. 9 ч. 1 ст. 126 АПК РФ до дня подачи иска.</w:t>
+        <w:t xml:space="preserve">2. Документ об уплате государственной пошлины.</w:t>
       </w:r>
     </w:p>
     <w:p>
@@ -2003,7 +1893,49 @@
           <w:sz w:val="24"/>
           <w:szCs w:val="24"/>
         </w:rPr>
-        <w:t xml:space="preserve">8. Доверенность или иные документы, подтверждающие полномочия на подписание искового заявления, а также копия документа о высшем юридическом образовании (учёной степени по юридической специальности) представителя, подписавшего заявление, либо документа, удостоверяющего его статус адвоката, патентного поверенного, арбитражного управляющего; при подписании единоличным органом управления — документ, удостоверяющий его статус (п. 5 ч. 1 ст. 126 АПК РФ).</w:t>
+        <w:t xml:space="preserve">3. Копия Договора № </w:t>
+      </w:r>
+      <w:r>
+        <w:rPr>
+          <w:rFonts w:ascii="Times New Roman" w:cs="Times New Roman" w:eastAsia="Times New Roman" w:hAnsi="Times New Roman"/>
+          <w:b/>
+          <w:bCs/>
+          <w:i w:val="false"/>
+          <w:iCs w:val="false"/>
+          <w:color w:val="000000"/>
+          <w:sz w:val="24"/>
+          <w:szCs w:val="24"/>
+        </w:rPr>
+        <w:t xml:space="preserve">{{НОМЕР_ДОГОВОРА}}</w:t>
+      </w:r>
+      <w:r>
+        <w:rPr>
+          <w:rFonts w:ascii="Times New Roman" w:cs="Times New Roman" w:eastAsia="Times New Roman" w:hAnsi="Times New Roman"/>
+          <w:sz w:val="24"/>
+          <w:szCs w:val="24"/>
+        </w:rPr>
+        <w:t xml:space="preserve"> от </w:t>
+      </w:r>
+      <w:r>
+        <w:rPr>
+          <w:rFonts w:ascii="Times New Roman" w:cs="Times New Roman" w:eastAsia="Times New Roman" w:hAnsi="Times New Roman"/>
+          <w:b/>
+          <w:bCs/>
+          <w:i w:val="false"/>
+          <w:iCs w:val="false"/>
+          <w:color w:val="000000"/>
+          <w:sz w:val="24"/>
+          <w:szCs w:val="24"/>
+        </w:rPr>
+        <w:t xml:space="preserve">{{ДАТА_ДОГОВОРА}}</w:t>
+      </w:r>
+      <w:r>
+        <w:rPr>
+          <w:rFonts w:ascii="Times New Roman" w:cs="Times New Roman" w:eastAsia="Times New Roman" w:hAnsi="Times New Roman"/>
+          <w:sz w:val="24"/>
+          <w:szCs w:val="24"/>
+        </w:rPr>
+        <w:t xml:space="preserve"> с приложениями.</w:t>
       </w:r>
     </w:p>
     <w:p>
@@ -2016,7 +1948,7 @@
           <w:sz w:val="24"/>
           <w:szCs w:val="24"/>
         </w:rPr>
-        <w:t xml:space="preserve">9. </w:t>
+        <w:t xml:space="preserve">4. Копии акта КС-2 и справки КС-3 </w:t>
       </w:r>
       <w:r>
         <w:rPr>
@@ -2029,20 +1961,80 @@
           <w:sz w:val="24"/>
           <w:szCs w:val="24"/>
         </w:rPr>
-        <w:t xml:space="preserve">[Акт сверки, платёжные поручения о частичной оплате — при наличии.]</w:t>
-      </w:r>
-    </w:p>
-    <w:p>
-      <w:pPr>
-        <w:spacing w:after="300" w:line="276"/>
-      </w:pPr>
-      <w:r>
-        <w:rPr>
-          <w:rFonts w:ascii="Times New Roman" w:cs="Times New Roman" w:eastAsia="Times New Roman" w:hAnsi="Times New Roman"/>
-          <w:sz w:val="24"/>
-          <w:szCs w:val="24"/>
-        </w:rPr>
-        <w:t xml:space="preserve">10. </w:t>
+        <w:t xml:space="preserve">[реестр актов при множественности]</w:t>
+      </w:r>
+      <w:r>
+        <w:rPr>
+          <w:rFonts w:ascii="Times New Roman" w:cs="Times New Roman" w:eastAsia="Times New Roman" w:hAnsi="Times New Roman"/>
+          <w:sz w:val="24"/>
+          <w:szCs w:val="24"/>
+        </w:rPr>
+        <w:t xml:space="preserve">.</w:t>
+      </w:r>
+    </w:p>
+    <w:p>
+      <w:pPr>
+        <w:spacing w:after="40" w:line="276"/>
+      </w:pPr>
+      <w:r>
+        <w:rPr>
+          <w:rFonts w:ascii="Times New Roman" w:cs="Times New Roman" w:eastAsia="Times New Roman" w:hAnsi="Times New Roman"/>
+          <w:sz w:val="24"/>
+          <w:szCs w:val="24"/>
+        </w:rPr>
+        <w:t xml:space="preserve">5. Расчёт взыскиваемой суммы (долг и проценты), подписанный Истцом.</w:t>
+      </w:r>
+    </w:p>
+    <w:p>
+      <w:pPr>
+        <w:spacing w:after="40" w:line="276"/>
+      </w:pPr>
+      <w:r>
+        <w:rPr>
+          <w:rFonts w:ascii="Times New Roman" w:cs="Times New Roman" w:eastAsia="Times New Roman" w:hAnsi="Times New Roman"/>
+          <w:sz w:val="24"/>
+          <w:szCs w:val="24"/>
+        </w:rPr>
+        <w:t xml:space="preserve">6. Копия претензии и доказательства её направления.</w:t>
+      </w:r>
+    </w:p>
+    <w:p>
+      <w:pPr>
+        <w:spacing w:after="40" w:line="276"/>
+      </w:pPr>
+      <w:r>
+        <w:rPr>
+          <w:rFonts w:ascii="Times New Roman" w:cs="Times New Roman" w:eastAsia="Times New Roman" w:hAnsi="Times New Roman"/>
+          <w:sz w:val="24"/>
+          <w:szCs w:val="24"/>
+        </w:rPr>
+        <w:t xml:space="preserve">7. Выписка из ЕГРЮЛ или ЕГРИП в отношении Истца и Ответчика, полученная не ранее чем за срок, установленный п. 9 ч. 1 ст. 126 АПК РФ, до дня обращения в арбитражный суд.</w:t>
+      </w:r>
+    </w:p>
+    <w:p>
+      <w:pPr>
+        <w:spacing w:after="40" w:line="276"/>
+      </w:pPr>
+      <w:r>
+        <w:rPr>
+          <w:rFonts w:ascii="Times New Roman" w:cs="Times New Roman" w:eastAsia="Times New Roman" w:hAnsi="Times New Roman"/>
+          <w:sz w:val="24"/>
+          <w:szCs w:val="24"/>
+        </w:rPr>
+        <w:t xml:space="preserve">8. Доверенность или иные документы, подтверждающие полномочия на подписание искового заявления, а также копия документа о высшем юридическом образовании (учёной степени по юридической специальности) представителя, подписавшего заявление, либо документа, удостоверяющего его статус адвоката, патентного поверенного, арбитражного управляющего; при подписании единоличным органом управления — документ, удостоверяющий его статус (п. 5 ч. 1 ст. 126 АПК РФ).</w:t>
+      </w:r>
+    </w:p>
+    <w:p>
+      <w:pPr>
+        <w:spacing w:after="40" w:line="276"/>
+      </w:pPr>
+      <w:r>
+        <w:rPr>
+          <w:rFonts w:ascii="Times New Roman" w:cs="Times New Roman" w:eastAsia="Times New Roman" w:hAnsi="Times New Roman"/>
+          <w:sz w:val="24"/>
+          <w:szCs w:val="24"/>
+        </w:rPr>
+        <w:t xml:space="preserve">9. </w:t>
       </w:r>
       <w:r>
         <w:rPr>
@@ -2055,6 +2047,84 @@
           <w:sz w:val="24"/>
           <w:szCs w:val="24"/>
         </w:rPr>
+        <w:t xml:space="preserve">[Копия определения арбитражного суда об обеспечении имущественных интересов до предъявления иска — если такие меры принимались (п. 6 ч. 1 ст. 126 АПК РФ).]</w:t>
+      </w:r>
+    </w:p>
+    <w:p>
+      <w:pPr>
+        <w:spacing w:after="40" w:line="276"/>
+      </w:pPr>
+      <w:r>
+        <w:rPr>
+          <w:rFonts w:ascii="Times New Roman" w:cs="Times New Roman" w:eastAsia="Times New Roman" w:hAnsi="Times New Roman"/>
+          <w:sz w:val="24"/>
+          <w:szCs w:val="24"/>
+        </w:rPr>
+        <w:t xml:space="preserve">10. </w:t>
+      </w:r>
+      <w:r>
+        <w:rPr>
+          <w:rFonts w:ascii="Times New Roman" w:cs="Times New Roman" w:eastAsia="Times New Roman" w:hAnsi="Times New Roman"/>
+          <w:b w:val="false"/>
+          <w:bCs w:val="false"/>
+          <w:i/>
+          <w:iCs/>
+          <w:color w:val="595959"/>
+          <w:sz w:val="24"/>
+          <w:szCs w:val="24"/>
+        </w:rPr>
+        <w:t xml:space="preserve">[Документы, подтверждающие действия, направленные на примирение, — если такие действия предпринимались и документы имеются (п. 7.1 ч. 1 ст. 126 АПК РФ).]</w:t>
+      </w:r>
+    </w:p>
+    <w:p>
+      <w:pPr>
+        <w:spacing w:after="40" w:line="276"/>
+      </w:pPr>
+      <w:r>
+        <w:rPr>
+          <w:rFonts w:ascii="Times New Roman" w:cs="Times New Roman" w:eastAsia="Times New Roman" w:hAnsi="Times New Roman"/>
+          <w:sz w:val="24"/>
+          <w:szCs w:val="24"/>
+        </w:rPr>
+        <w:t xml:space="preserve">11. </w:t>
+      </w:r>
+      <w:r>
+        <w:rPr>
+          <w:rFonts w:ascii="Times New Roman" w:cs="Times New Roman" w:eastAsia="Times New Roman" w:hAnsi="Times New Roman"/>
+          <w:b w:val="false"/>
+          <w:bCs w:val="false"/>
+          <w:i/>
+          <w:iCs/>
+          <w:color w:val="595959"/>
+          <w:sz w:val="24"/>
+          <w:szCs w:val="24"/>
+        </w:rPr>
+        <w:t xml:space="preserve">[Акт сверки, платёжные поручения о частичной оплате — при наличии.]</w:t>
+      </w:r>
+    </w:p>
+    <w:p>
+      <w:pPr>
+        <w:spacing w:after="300" w:line="276"/>
+      </w:pPr>
+      <w:r>
+        <w:rPr>
+          <w:rFonts w:ascii="Times New Roman" w:cs="Times New Roman" w:eastAsia="Times New Roman" w:hAnsi="Times New Roman"/>
+          <w:sz w:val="24"/>
+          <w:szCs w:val="24"/>
+        </w:rPr>
+        <w:t xml:space="preserve">12. </w:t>
+      </w:r>
+      <w:r>
+        <w:rPr>
+          <w:rFonts w:ascii="Times New Roman" w:cs="Times New Roman" w:eastAsia="Times New Roman" w:hAnsi="Times New Roman"/>
+          <w:b w:val="false"/>
+          <w:bCs w:val="false"/>
+          <w:i/>
+          <w:iCs/>
+          <w:color w:val="595959"/>
+          <w:sz w:val="24"/>
+          <w:szCs w:val="24"/>
+        </w:rPr>
         <w:t xml:space="preserve">[Копия свидетельства о государственной регистрации Истца либо лист записи ЕГРЮЛ — по желанию. Пункт 4 ч. 1 ст. 126 АПК РФ, который требовал этот документ, утратил силу: в обязательный перечень он больше не входит.]</w:t>
       </w:r>
     </w:p>
@@ -2227,7 +2297,7 @@
           <w:sz w:val="24"/>
           <w:szCs w:val="24"/>
         </w:rPr>
-        <w:t xml:space="preserve">Цена иска — это долг плюс проценты (или неустойка) на дату подачи. Требование о начислении «по день фактической уплаты» цену иска на дату подачи не увеличивает, но проценты на дату подачи пересчитать обязательно: расчёт, сделанный к претензии месяц назад, уже неверен.</w:t>
+        <w:t xml:space="preserve">Цена иска — это долг плюс проценты (или неустойка) на дату подачи: проценты и неустойка, указанные в исковом заявлении, включаются в цену иска (ч. 1 ст. 103 АПК РФ). Требование о начислении «по день фактической уплаты» цену иска на дату подачи не увеличивает, но проценты на дату подачи пересчитать обязательно: расчёт, сделанный к претензии месяц назад, уже неверен.</w:t>
       </w:r>
     </w:p>
     <w:p>
@@ -2346,7 +2416,7 @@
           <w:sz w:val="24"/>
           <w:szCs w:val="24"/>
         </w:rPr>
-        <w:t xml:space="preserve">Выписки ЕГРЮЛ или ЕГРИП получены в срок, установленный п. 9 ч. 1 ст. 126 АПК РФ.</w:t>
+        <w:t xml:space="preserve">Выписки ЕГРЮЛ или ЕГРИП получены не ранее чем за срок, установленный п. 9 ч. 1 ст. 126 АПК РФ, до дня обращения в арбитражный суд.</w:t>
       </w:r>
     </w:p>
     <w:sectPr>
